--- a/ind/docx/011.content.docx
+++ b/ind/docx/011.content.docx
@@ -2824,6 +2824,530 @@
         <w:rPr>
           <w:lang w:val="id_ID" w:bidi="id_ID"/>
         </w:rPr>
+        <w:t>Janji</w:t>
+      </w:r>
+      <w:r>
+        <w:rPr>
+          <w:lang w:val="id_ID" w:bidi="id_ID"/>
+        </w:rPr>
+      </w:r>
+    </w:p>
+    <w:p>
+      <w:pPr>
+        <w:pStyle w:val="Heading3"/>
+      </w:pPr>
+      <w:r>
+        <w:rPr>
+          <w:lang w:val="id_ID" w:bidi="id_ID"/>
+        </w:rPr>
+        <w:t>Pengertian:</w:t>
+      </w:r>
+    </w:p>
+    <w:p>
+      <w:pPr/>
+      <w:r>
+        <w:rPr>
+          <w:lang w:val="id_ID" w:bidi="id_ID"/>
+        </w:rPr>
+      </w:r>
+      <w:r>
+        <w:rPr>
+          <w:lang w:val="id_ID" w:bidi="id_ID"/>
+        </w:rPr>
+        <w:t>Istilah "janji" merujuk pada komitmen resmi dan serius untuk melakukan atau memberikan sesuatu.</w:t>
+      </w:r>
+    </w:p>
+    <w:p>
+      <w:pPr>
+        <w:pStyle w:val="ListBullet"/>
+        <w:spacing w:line="240" w:lineRule="auto"/>
+        <w:ind w:left="720"/>
+      </w:pPr>
+      <w:r>
+        <w:rPr>
+          <w:lang w:val="id_ID" w:bidi="id_ID"/>
+        </w:rPr>
+      </w:r>
+      <w:r>
+        <w:rPr>
+          <w:lang w:val="id_ID" w:bidi="id_ID"/>
+        </w:rPr>
+        <w:t>Dalam Perjanjian Lama, para pejabat Israel berjanji setia kepada Raja Daud.</w:t>
+      </w:r>
+    </w:p>
+    <w:p>
+      <w:pPr>
+        <w:pStyle w:val="ListBullet"/>
+        <w:spacing w:line="240" w:lineRule="auto"/>
+        <w:ind w:left="720"/>
+      </w:pPr>
+      <w:r>
+        <w:rPr>
+          <w:lang w:val="id_ID" w:bidi="id_ID"/>
+        </w:rPr>
+      </w:r>
+      <w:r>
+        <w:rPr>
+          <w:lang w:val="id_ID" w:bidi="id_ID"/>
+        </w:rPr>
+        <w:t>“Janji” atau perjanjian dapat diterjemahkan sebagai “berkomitmen secara resmi” atau “bersumpah dengan tegas.”</w:t>
+      </w:r>
+    </w:p>
+    <w:p>
+      <w:pPr>
+        <w:pStyle w:val="ListBullet"/>
+        <w:spacing w:line="240" w:lineRule="auto"/>
+        <w:ind w:left="720"/>
+      </w:pPr>
+      <w:r>
+        <w:rPr>
+          <w:lang w:val="id_ID" w:bidi="id_ID"/>
+        </w:rPr>
+      </w:r>
+      <w:r>
+        <w:rPr>
+          <w:lang w:val="id_ID" w:bidi="id_ID"/>
+        </w:rPr>
+        <w:t>Istilah "jaminan" juga dapat merujuk pada objek yang diberikan sebagai penjamin bahwa utang akan dibayar.</w:t>
+      </w:r>
+    </w:p>
+    <w:p>
+      <w:pPr>
+        <w:pStyle w:val="ListBullet"/>
+        <w:spacing w:line="240" w:lineRule="auto"/>
+        <w:ind w:left="720"/>
+      </w:pPr>
+      <w:r>
+        <w:rPr>
+          <w:lang w:val="id_ID" w:bidi="id_ID"/>
+        </w:rPr>
+      </w:r>
+      <w:r>
+        <w:rPr>
+          <w:lang w:val="id_ID" w:bidi="id_ID"/>
+        </w:rPr>
+        <w:t>Barang yang dijadikan jaminan akan dikembalikan kepada pemiliknya setelah janji dipenuhi.</w:t>
+      </w:r>
+    </w:p>
+    <w:p>
+      <w:pPr>
+        <w:pStyle w:val="ListBullet"/>
+        <w:spacing w:line="240" w:lineRule="auto"/>
+        <w:ind w:left="720"/>
+      </w:pPr>
+      <w:r>
+        <w:rPr>
+          <w:lang w:val="id_ID" w:bidi="id_ID"/>
+        </w:rPr>
+      </w:r>
+      <w:r>
+        <w:rPr>
+          <w:lang w:val="id_ID" w:bidi="id_ID"/>
+        </w:rPr>
+        <w:t>Cara menerjemahkan "sebuah janji" dapat mencakup "janji yang sungguh-sungguh," "komitmen formal," "jaminan," atau "kepastian formal," tergantung pada konteksnya.</w:t>
+      </w:r>
+    </w:p>
+    <w:p>
+      <w:pPr/>
+      <w:r>
+        <w:rPr>
+          <w:lang w:val="id_ID" w:bidi="id_ID"/>
+        </w:rPr>
+      </w:r>
+      <w:r>
+        <w:rPr>
+          <w:lang w:val="id_ID" w:bidi="id_ID"/>
+        </w:rPr>
+        <w:t xml:space="preserve">(Lihat juga: </w:t>
+      </w:r>
+      <w:r>
+        <w:rPr>
+          <w:lang w:val="id_ID" w:bidi="id_ID"/>
+        </w:rPr>
+        <w:t>janji</w:t>
+      </w:r>
+      <w:r>
+        <w:rPr>
+          <w:lang w:val="id_ID" w:bidi="id_ID"/>
+        </w:rPr>
+        <w:t xml:space="preserve">, </w:t>
+      </w:r>
+      <w:r>
+        <w:rPr>
+          <w:lang w:val="id_ID" w:bidi="id_ID"/>
+        </w:rPr>
+        <w:t>sumpah</w:t>
+      </w:r>
+      <w:r>
+        <w:rPr>
+          <w:lang w:val="id_ID" w:bidi="id_ID"/>
+        </w:rPr>
+        <w:t xml:space="preserve">, </w:t>
+      </w:r>
+      <w:r>
+        <w:rPr>
+          <w:lang w:val="id_ID" w:bidi="id_ID"/>
+        </w:rPr>
+        <w:t>nazar</w:t>
+      </w:r>
+      <w:r>
+        <w:rPr>
+          <w:lang w:val="id_ID" w:bidi="id_ID"/>
+        </w:rPr>
+        <w:t>)</w:t>
+      </w:r>
+    </w:p>
+    <w:p>
+      <w:pPr>
+        <w:pStyle w:val="Heading3"/>
+      </w:pPr>
+      <w:r>
+        <w:rPr>
+          <w:lang w:val="id_ID" w:bidi="id_ID"/>
+        </w:rPr>
+        <w:t>Referensi Alkitab:</w:t>
+      </w:r>
+    </w:p>
+    <w:p>
+      <w:pPr>
+        <w:pStyle w:val="ListBullet"/>
+        <w:spacing w:line="240" w:lineRule="auto"/>
+        <w:ind w:left="720"/>
+      </w:pPr>
+      <w:r>
+        <w:rPr>
+          <w:lang w:val="id_ID" w:bidi="id_ID"/>
+        </w:rPr>
+      </w:r>
+      <w:hyperlink r:id="rId40">
+        <w:r>
+          <w:rPr>
+            <w:lang w:val="id_ID" w:bidi="id_ID"/>
+          </w:rPr>
+          <w:rPr>
+            <w:color w:val="0000EE"/>
+            <w:u w:val="single"/>
+          </w:rPr>
+          <w:t>2 Korintus 5:4–5</w:t>
+        </w:r>
+      </w:hyperlink>
+    </w:p>
+    <w:p>
+      <w:pPr>
+        <w:pStyle w:val="ListBullet"/>
+        <w:spacing w:line="240" w:lineRule="auto"/>
+        <w:ind w:left="720"/>
+      </w:pPr>
+      <w:r>
+        <w:rPr>
+          <w:lang w:val="id_ID" w:bidi="id_ID"/>
+        </w:rPr>
+      </w:r>
+      <w:hyperlink r:id="rId41">
+        <w:r>
+          <w:rPr>
+            <w:lang w:val="id_ID" w:bidi="id_ID"/>
+          </w:rPr>
+          <w:rPr>
+            <w:color w:val="0000EE"/>
+            <w:u w:val="single"/>
+          </w:rPr>
+          <w:t>Keluaran 22:26</w:t>
+        </w:r>
+      </w:hyperlink>
+    </w:p>
+    <w:p>
+      <w:pPr>
+        <w:pStyle w:val="ListBullet"/>
+        <w:spacing w:line="240" w:lineRule="auto"/>
+        <w:ind w:left="720"/>
+      </w:pPr>
+      <w:r>
+        <w:rPr>
+          <w:lang w:val="id_ID" w:bidi="id_ID"/>
+        </w:rPr>
+      </w:r>
+      <w:hyperlink r:id="rId42">
+        <w:r>
+          <w:rPr>
+            <w:lang w:val="id_ID" w:bidi="id_ID"/>
+          </w:rPr>
+          <w:rPr>
+            <w:color w:val="0000EE"/>
+            <w:u w:val="single"/>
+          </w:rPr>
+          <w:t>Kejadian 38:17–18</w:t>
+        </w:r>
+      </w:hyperlink>
+    </w:p>
+    <w:p>
+      <w:pPr>
+        <w:pStyle w:val="ListBullet"/>
+        <w:spacing w:line="240" w:lineRule="auto"/>
+        <w:ind w:left="720"/>
+      </w:pPr>
+      <w:r>
+        <w:rPr>
+          <w:lang w:val="id_ID" w:bidi="id_ID"/>
+        </w:rPr>
+      </w:r>
+      <w:hyperlink r:id="rId43">
+        <w:r>
+          <w:rPr>
+            <w:lang w:val="id_ID" w:bidi="id_ID"/>
+          </w:rPr>
+          <w:rPr>
+            <w:color w:val="0000EE"/>
+            <w:u w:val="single"/>
+          </w:rPr>
+          <w:t>Nehemia 10:28–29</w:t>
+        </w:r>
+      </w:hyperlink>
+    </w:p>
+    <w:p>
+      <w:pPr>
+        <w:pStyle w:val="Heading3"/>
+      </w:pPr>
+      <w:r>
+        <w:rPr>
+          <w:lang w:val="id_ID" w:bidi="id_ID"/>
+        </w:rPr>
+        <w:t>Data Kata:</w:t>
+      </w:r>
+    </w:p>
+    <w:p>
+      <w:pPr>
+        <w:pStyle w:val="ListBullet"/>
+        <w:spacing w:line="240" w:lineRule="auto"/>
+        <w:ind w:left="720"/>
+      </w:pPr>
+      <w:r>
+        <w:rPr>
+          <w:lang w:val="id_ID" w:bidi="id_ID"/>
+        </w:rPr>
+      </w:r>
+      <w:r>
+        <w:rPr>
+          <w:lang w:val="id_ID" w:bidi="id_ID"/>
+        </w:rPr>
+        <w:t>Strong: H0781, H2254, H2258, H5667, H5671, H6148, H6161, H6162</w:t>
+      </w:r>
+      <w:r>
+        <w:rPr>
+          <w:lang w:val="id_ID" w:bidi="id_ID"/>
+        </w:rPr>
+      </w:r>
+      <w:r>
+        <w:rPr>
+          <w:lang w:val="id_ID" w:bidi="id_ID"/>
+        </w:rPr>
+      </w:r>
+    </w:p>
+    <w:p>
+      <w:pPr/>
+      <w:r>
+        <w:rPr>
+          <w:lang w:val="id_ID" w:bidi="id_ID"/>
+        </w:rPr>
+      </w:r>
+    </w:p>
+    <w:p>
+      <w:pPr>
+        <w:pStyle w:val="Heading2"/>
+      </w:pPr>
+      <w:r>
+        <w:rPr>
+          <w:lang w:val="id_ID" w:bidi="id_ID"/>
+        </w:rPr>
+        <w:t>Jarah</w:t>
+      </w:r>
+      <w:r>
+        <w:rPr>
+          <w:lang w:val="id_ID" w:bidi="id_ID"/>
+        </w:rPr>
+      </w:r>
+    </w:p>
+    <w:p>
+      <w:pPr>
+        <w:pStyle w:val="Heading3"/>
+      </w:pPr>
+      <w:r>
+        <w:rPr>
+          <w:lang w:val="id_ID" w:bidi="id_ID"/>
+        </w:rPr>
+        <w:t>Fakta:</w:t>
+      </w:r>
+    </w:p>
+    <w:p>
+      <w:pPr/>
+      <w:r>
+        <w:rPr>
+          <w:lang w:val="id_ID" w:bidi="id_ID"/>
+        </w:rPr>
+      </w:r>
+      <w:r>
+        <w:rPr>
+          <w:lang w:val="id_ID" w:bidi="id_ID"/>
+        </w:rPr>
+        <w:t>Istilah "rampasan" dan "jarahan," ketika digunakan sebagai kata benda, merujuk pada barang-barang yang diambil secara paksa dari seseorang atau tempat, biasanya selama masa perang. Kata kerja "menjarah" berarti mengambil barang dari seseorang atau tempat, biasanya dengan paksa dan selama masa perang.</w:t>
+      </w:r>
+    </w:p>
+    <w:p>
+      <w:pPr>
+        <w:pStyle w:val="ListBullet"/>
+        <w:spacing w:line="240" w:lineRule="auto"/>
+        <w:ind w:left="720"/>
+      </w:pPr>
+      <w:r>
+        <w:rPr>
+          <w:lang w:val="id_ID" w:bidi="id_ID"/>
+        </w:rPr>
+      </w:r>
+      <w:r>
+        <w:rPr>
+          <w:lang w:val="id_ID" w:bidi="id_ID"/>
+        </w:rPr>
+        <w:t>Ketika menerjemahkan kata kerja "rampasan" dalam konteks perang, sebaiknya Anda menggunakan kata yang berbeda dari "mencuri" karena "mencuri" biasanya menyiratkan tindakan yang salah atau berdosa, sedangkan "menjarah" dalam perang tidak selalu dianggap sebagai dosa.</w:t>
+      </w:r>
+    </w:p>
+    <w:p>
+      <w:pPr>
+        <w:pStyle w:val="ListBullet"/>
+        <w:spacing w:line="240" w:lineRule="auto"/>
+        <w:ind w:left="720"/>
+      </w:pPr>
+      <w:r>
+        <w:rPr>
+          <w:lang w:val="id_ID" w:bidi="id_ID"/>
+        </w:rPr>
+      </w:r>
+      <w:r>
+        <w:rPr>
+          <w:lang w:val="id_ID" w:bidi="id_ID"/>
+        </w:rPr>
+        <w:t>Anda dapat menerjemahkan kata kerja "rampasan" dengan kata seperti "menjarah" atau dengan frasa deskriptif "mengambil barang-barang dari."</w:t>
+      </w:r>
+    </w:p>
+    <w:p>
+      <w:pPr>
+        <w:pStyle w:val="ListBullet"/>
+        <w:spacing w:line="240" w:lineRule="auto"/>
+        <w:ind w:left="720"/>
+      </w:pPr>
+      <w:r>
+        <w:rPr>
+          <w:lang w:val="id_ID" w:bidi="id_ID"/>
+        </w:rPr>
+      </w:r>
+      <w:r>
+        <w:rPr>
+          <w:lang w:val="id_ID" w:bidi="id_ID"/>
+        </w:rPr>
+        <w:t>Anda dapat menerjemahkan istilah "jarahan" dengan frasa deskriptif seperti "barang rampasan" atau "benda hasil jarahan."</w:t>
+      </w:r>
+    </w:p>
+    <w:p>
+      <w:pPr>
+        <w:pStyle w:val="ListBullet"/>
+        <w:spacing w:line="240" w:lineRule="auto"/>
+        <w:ind w:left="720"/>
+      </w:pPr>
+      <w:r>
+        <w:rPr>
+          <w:lang w:val="id_ID" w:bidi="id_ID"/>
+        </w:rPr>
+      </w:r>
+      <w:r>
+        <w:rPr>
+          <w:lang w:val="id_ID" w:bidi="id_ID"/>
+        </w:rPr>
+        <w:t>Tergantung pada konteksnya, Anda dapat menerjemahkan istilah "rampasan" dengan frasa deskriptif seperti "barang yang diambil" atau dengan istilah lain seperti "rampasan" atau "harta rampasan."</w:t>
+      </w:r>
+    </w:p>
+    <w:p>
+      <w:pPr>
+        <w:pStyle w:val="ListBullet"/>
+        <w:spacing w:line="240" w:lineRule="auto"/>
+        <w:ind w:left="720"/>
+      </w:pPr>
+      <w:r>
+        <w:rPr>
+          <w:lang w:val="id_ID" w:bidi="id_ID"/>
+        </w:rPr>
+      </w:r>
+      <w:r>
+        <w:rPr>
+          <w:lang w:val="id_ID" w:bidi="id_ID"/>
+        </w:rPr>
+        <w:t>Bahasa Anda mungkin memiliki kata untuk benda-benda yang diambil secara paksa dan/atau selama masa perang.</w:t>
+      </w:r>
+    </w:p>
+    <w:p>
+      <w:pPr>
+        <w:pStyle w:val="Heading3"/>
+      </w:pPr>
+      <w:r>
+        <w:rPr>
+          <w:lang w:val="id_ID" w:bidi="id_ID"/>
+        </w:rPr>
+        <w:t>Referensi dari Alkitab:</w:t>
+      </w:r>
+    </w:p>
+    <w:p>
+      <w:pPr>
+        <w:pStyle w:val="Heading3"/>
+      </w:pPr>
+      <w:r>
+        <w:rPr>
+          <w:lang w:val="id_ID" w:bidi="id_ID"/>
+        </w:rPr>
+        <w:t>Data Kata:</w:t>
+      </w:r>
+    </w:p>
+    <w:p>
+      <w:pPr>
+        <w:pStyle w:val="ListBullet"/>
+        <w:spacing w:line="240" w:lineRule="auto"/>
+        <w:ind w:left="720"/>
+      </w:pPr>
+      <w:r>
+        <w:rPr>
+          <w:lang w:val="id_ID" w:bidi="id_ID"/>
+        </w:rPr>
+      </w:r>
+      <w:r>
+        <w:rPr>
+          <w:lang w:val="id_ID" w:bidi="id_ID"/>
+        </w:rPr>
+        <w:t>Strong:</w:t>
+      </w:r>
+      <w:r>
+        <w:rPr>
+          <w:lang w:val="id_ID" w:bidi="id_ID"/>
+        </w:rPr>
+      </w:r>
+      <w:r>
+        <w:rPr>
+          <w:lang w:val="id_ID" w:bidi="id_ID"/>
+        </w:rPr>
+      </w:r>
+    </w:p>
+    <w:p>
+      <w:pPr/>
+      <w:r>
+        <w:rPr>
+          <w:lang w:val="id_ID" w:bidi="id_ID"/>
+        </w:rPr>
+      </w:r>
+    </w:p>
+    <w:p>
+      <w:pPr>
+        <w:pStyle w:val="Heading2"/>
+      </w:pPr>
+      <w:r>
+        <w:rPr>
+          <w:lang w:val="id_ID" w:bidi="id_ID"/>
+        </w:rPr>
         <w:t>Jefta</w:t>
       </w:r>
       <w:r>
@@ -3021,7 +3545,7 @@
           <w:lang w:val="id_ID" w:bidi="id_ID"/>
         </w:rPr>
       </w:r>
-      <w:hyperlink r:id="rId40">
+      <w:hyperlink r:id="rId44">
         <w:r>
           <w:rPr>
             <w:lang w:val="id_ID" w:bidi="id_ID"/>
@@ -3045,7 +3569,7 @@
           <w:lang w:val="id_ID" w:bidi="id_ID"/>
         </w:rPr>
       </w:r>
-      <w:hyperlink r:id="rId41">
+      <w:hyperlink r:id="rId45">
         <w:r>
           <w:rPr>
             <w:lang w:val="id_ID" w:bidi="id_ID"/>
@@ -3069,7 +3593,7 @@
           <w:lang w:val="id_ID" w:bidi="id_ID"/>
         </w:rPr>
       </w:r>
-      <w:hyperlink r:id="rId42">
+      <w:hyperlink r:id="rId46">
         <w:r>
           <w:rPr>
             <w:lang w:val="id_ID" w:bidi="id_ID"/>
@@ -3093,7 +3617,7 @@
           <w:lang w:val="id_ID" w:bidi="id_ID"/>
         </w:rPr>
       </w:r>
-      <w:hyperlink r:id="rId43">
+      <w:hyperlink r:id="rId47">
         <w:r>
           <w:rPr>
             <w:lang w:val="id_ID" w:bidi="id_ID"/>
@@ -3394,7 +3918,7 @@
           <w:lang w:val="id_ID" w:bidi="id_ID"/>
         </w:rPr>
       </w:r>
-      <w:hyperlink r:id="rId44">
+      <w:hyperlink r:id="rId48">
         <w:r>
           <w:rPr>
             <w:lang w:val="id_ID" w:bidi="id_ID"/>
@@ -3418,7 +3942,7 @@
           <w:lang w:val="id_ID" w:bidi="id_ID"/>
         </w:rPr>
       </w:r>
-      <w:hyperlink r:id="rId45">
+      <w:hyperlink r:id="rId49">
         <w:r>
           <w:rPr>
             <w:lang w:val="id_ID" w:bidi="id_ID"/>
@@ -3442,7 +3966,7 @@
           <w:lang w:val="id_ID" w:bidi="id_ID"/>
         </w:rPr>
       </w:r>
-      <w:hyperlink r:id="rId46">
+      <w:hyperlink r:id="rId50">
         <w:r>
           <w:rPr>
             <w:lang w:val="id_ID" w:bidi="id_ID"/>
@@ -3466,7 +3990,7 @@
           <w:lang w:val="id_ID" w:bidi="id_ID"/>
         </w:rPr>
       </w:r>
-      <w:hyperlink r:id="rId47">
+      <w:hyperlink r:id="rId51">
         <w:r>
           <w:rPr>
             <w:lang w:val="id_ID" w:bidi="id_ID"/>
@@ -3818,7 +4342,7 @@
           <w:lang w:val="id_ID" w:bidi="id_ID"/>
         </w:rPr>
       </w:r>
-      <w:hyperlink r:id="rId48">
+      <w:hyperlink r:id="rId52">
         <w:r>
           <w:rPr>
             <w:lang w:val="id_ID" w:bidi="id_ID"/>
@@ -3938,7 +4462,7 @@
           <w:lang w:val="id_ID" w:bidi="id_ID"/>
         </w:rPr>
       </w:r>
-      <w:hyperlink r:id="rId49">
+      <w:hyperlink r:id="rId53">
         <w:r>
           <w:rPr>
             <w:lang w:val="id_ID" w:bidi="id_ID"/>
@@ -3962,7 +4486,7 @@
           <w:lang w:val="id_ID" w:bidi="id_ID"/>
         </w:rPr>
       </w:r>
-      <w:hyperlink r:id="rId50">
+      <w:hyperlink r:id="rId54">
         <w:r>
           <w:rPr>
             <w:lang w:val="id_ID" w:bidi="id_ID"/>
@@ -3986,7 +4510,7 @@
           <w:lang w:val="id_ID" w:bidi="id_ID"/>
         </w:rPr>
       </w:r>
-      <w:hyperlink r:id="rId51">
+      <w:hyperlink r:id="rId55">
         <w:r>
           <w:rPr>
             <w:lang w:val="id_ID" w:bidi="id_ID"/>
@@ -4010,7 +4534,7 @@
           <w:lang w:val="id_ID" w:bidi="id_ID"/>
         </w:rPr>
       </w:r>
-      <w:hyperlink r:id="rId52">
+      <w:hyperlink r:id="rId56">
         <w:r>
           <w:rPr>
             <w:lang w:val="id_ID" w:bidi="id_ID"/>
@@ -4522,7 +5046,7 @@
           <w:lang w:val="id_ID" w:bidi="id_ID"/>
         </w:rPr>
       </w:r>
-      <w:hyperlink r:id="rId53">
+      <w:hyperlink r:id="rId57">
         <w:r>
           <w:rPr>
             <w:lang w:val="id_ID" w:bidi="id_ID"/>
@@ -4546,7 +5070,7 @@
           <w:lang w:val="id_ID" w:bidi="id_ID"/>
         </w:rPr>
       </w:r>
-      <w:hyperlink r:id="rId54">
+      <w:hyperlink r:id="rId58">
         <w:r>
           <w:rPr>
             <w:lang w:val="id_ID" w:bidi="id_ID"/>
@@ -4570,7 +5094,7 @@
           <w:lang w:val="id_ID" w:bidi="id_ID"/>
         </w:rPr>
       </w:r>
-      <w:hyperlink r:id="rId55">
+      <w:hyperlink r:id="rId59">
         <w:r>
           <w:rPr>
             <w:lang w:val="id_ID" w:bidi="id_ID"/>
@@ -4910,7 +5434,7 @@
           <w:lang w:val="id_ID" w:bidi="id_ID"/>
         </w:rPr>
       </w:r>
-      <w:hyperlink r:id="rId56">
+      <w:hyperlink r:id="rId60">
         <w:r>
           <w:rPr>
             <w:lang w:val="id_ID" w:bidi="id_ID"/>
@@ -4982,7 +5506,7 @@
           <w:lang w:val="id_ID" w:bidi="id_ID"/>
         </w:rPr>
       </w:r>
-      <w:hyperlink r:id="rId57">
+      <w:hyperlink r:id="rId61">
         <w:r>
           <w:rPr>
             <w:lang w:val="id_ID" w:bidi="id_ID"/>
@@ -5006,7 +5530,7 @@
           <w:lang w:val="id_ID" w:bidi="id_ID"/>
         </w:rPr>
       </w:r>
-      <w:hyperlink r:id="rId58">
+      <w:hyperlink r:id="rId62">
         <w:r>
           <w:rPr>
             <w:lang w:val="id_ID" w:bidi="id_ID"/>
@@ -5030,7 +5554,7 @@
           <w:lang w:val="id_ID" w:bidi="id_ID"/>
         </w:rPr>
       </w:r>
-      <w:hyperlink r:id="rId59">
+      <w:hyperlink r:id="rId63">
         <w:r>
           <w:rPr>
             <w:lang w:val="id_ID" w:bidi="id_ID"/>
@@ -5054,7 +5578,7 @@
           <w:lang w:val="id_ID" w:bidi="id_ID"/>
         </w:rPr>
       </w:r>
-      <w:hyperlink r:id="rId60">
+      <w:hyperlink r:id="rId64">
         <w:r>
           <w:rPr>
             <w:lang w:val="id_ID" w:bidi="id_ID"/>
@@ -5078,7 +5602,7 @@
           <w:lang w:val="id_ID" w:bidi="id_ID"/>
         </w:rPr>
       </w:r>
-      <w:hyperlink r:id="rId61">
+      <w:hyperlink r:id="rId65">
         <w:r>
           <w:rPr>
             <w:lang w:val="id_ID" w:bidi="id_ID"/>
@@ -5102,7 +5626,7 @@
           <w:lang w:val="id_ID" w:bidi="id_ID"/>
         </w:rPr>
       </w:r>
-      <w:hyperlink r:id="rId62">
+      <w:hyperlink r:id="rId66">
         <w:r>
           <w:rPr>
             <w:lang w:val="id_ID" w:bidi="id_ID"/>
@@ -5126,7 +5650,7 @@
           <w:lang w:val="id_ID" w:bidi="id_ID"/>
         </w:rPr>
       </w:r>
-      <w:hyperlink r:id="rId63">
+      <w:hyperlink r:id="rId67">
         <w:r>
           <w:rPr>
             <w:lang w:val="id_ID" w:bidi="id_ID"/>
@@ -5168,7 +5692,7 @@
           <w:lang w:val="id_ID" w:bidi="id_ID"/>
         </w:rPr>
       </w:r>
-      <w:hyperlink r:id="rId64">
+      <w:hyperlink r:id="rId68">
         <w:r>
           <w:rPr>
             <w:lang w:val="id_ID" w:bidi="id_ID"/>
@@ -5425,7 +5949,7 @@
           <w:lang w:val="id_ID" w:bidi="id_ID"/>
         </w:rPr>
       </w:r>
-      <w:hyperlink r:id="rId65">
+      <w:hyperlink r:id="rId69">
         <w:r>
           <w:rPr>
             <w:lang w:val="id_ID" w:bidi="id_ID"/>
@@ -5449,7 +5973,7 @@
           <w:lang w:val="id_ID" w:bidi="id_ID"/>
         </w:rPr>
       </w:r>
-      <w:hyperlink r:id="rId66">
+      <w:hyperlink r:id="rId70">
         <w:r>
           <w:rPr>
             <w:lang w:val="id_ID" w:bidi="id_ID"/>
@@ -5473,7 +5997,7 @@
           <w:lang w:val="id_ID" w:bidi="id_ID"/>
         </w:rPr>
       </w:r>
-      <w:hyperlink r:id="rId67">
+      <w:hyperlink r:id="rId71">
         <w:r>
           <w:rPr>
             <w:lang w:val="id_ID" w:bidi="id_ID"/>
@@ -5497,7 +6021,7 @@
           <w:lang w:val="id_ID" w:bidi="id_ID"/>
         </w:rPr>
       </w:r>
-      <w:hyperlink r:id="rId68">
+      <w:hyperlink r:id="rId72">
         <w:r>
           <w:rPr>
             <w:lang w:val="id_ID" w:bidi="id_ID"/>
@@ -5565,6 +6089,361 @@
         <w:rPr>
           <w:lang w:val="id_ID" w:bidi="id_ID"/>
         </w:rPr>
+        <w:t>Jubah</w:t>
+      </w:r>
+      <w:r>
+        <w:rPr>
+          <w:lang w:val="id_ID" w:bidi="id_ID"/>
+        </w:rPr>
+      </w:r>
+    </w:p>
+    <w:p>
+      <w:pPr>
+        <w:pStyle w:val="Heading3"/>
+      </w:pPr>
+      <w:r>
+        <w:rPr>
+          <w:lang w:val="id_ID" w:bidi="id_ID"/>
+        </w:rPr>
+        <w:t>Pengertian:</w:t>
+      </w:r>
+    </w:p>
+    <w:p>
+      <w:pPr/>
+      <w:r>
+        <w:rPr>
+          <w:lang w:val="id_ID" w:bidi="id_ID"/>
+        </w:rPr>
+      </w:r>
+      <w:r>
+        <w:rPr>
+          <w:lang w:val="id_ID" w:bidi="id_ID"/>
+        </w:rPr>
+        <w:t>Dalam Alkitab, istilah "jubah" mengacu pada pakaian yang dikenakan paling dalam, melekat pada kulit, di bawah pakaian lainnya.</w:t>
+      </w:r>
+    </w:p>
+    <w:p>
+      <w:pPr>
+        <w:pStyle w:val="ListBullet"/>
+        <w:spacing w:line="240" w:lineRule="auto"/>
+        <w:ind w:left="720"/>
+      </w:pPr>
+      <w:r>
+        <w:rPr>
+          <w:lang w:val="id_ID" w:bidi="id_ID"/>
+        </w:rPr>
+      </w:r>
+      <w:r>
+        <w:rPr>
+          <w:lang w:val="id_ID" w:bidi="id_ID"/>
+        </w:rPr>
+        <w:t>Suatu jubah biasanya memanjang dari bahu hingga pinggang atau lutut dan sering dipadukan dengan sabuk. Jubah yang dikenakan oleh orang-orang kaya terkadang memiliki lengan dan panjangnya mencapai pergelangan kaki.</w:t>
+      </w:r>
+    </w:p>
+    <w:p>
+      <w:pPr>
+        <w:pStyle w:val="ListBullet"/>
+        <w:spacing w:line="240" w:lineRule="auto"/>
+        <w:ind w:left="720"/>
+      </w:pPr>
+      <w:r>
+        <w:rPr>
+          <w:lang w:val="id_ID" w:bidi="id_ID"/>
+        </w:rPr>
+      </w:r>
+      <w:r>
+        <w:rPr>
+          <w:lang w:val="id_ID" w:bidi="id_ID"/>
+        </w:rPr>
+        <w:t>Jubah dibuat dari kulit, kain berbulu, wol, atau kain lenan, dan dikenakan oleh pria maupun wanita.</w:t>
+      </w:r>
+    </w:p>
+    <w:p>
+      <w:pPr>
+        <w:pStyle w:val="ListBullet"/>
+        <w:spacing w:line="240" w:lineRule="auto"/>
+        <w:ind w:left="720"/>
+      </w:pPr>
+      <w:r>
+        <w:rPr>
+          <w:lang w:val="id_ID" w:bidi="id_ID"/>
+        </w:rPr>
+      </w:r>
+      <w:r>
+        <w:rPr>
+          <w:lang w:val="id_ID" w:bidi="id_ID"/>
+        </w:rPr>
+        <w:t>Sebuah jubah biasanya dikenakan di bawah pakaian luar yang lebih panjang, seperti toga atau jubah luar. Dalam cuaca yang lebih hangat, tunik kadang-kadang dikenakan tanpa pakaian luar.</w:t>
+      </w:r>
+    </w:p>
+    <w:p>
+      <w:pPr>
+        <w:pStyle w:val="ListBullet"/>
+        <w:spacing w:line="240" w:lineRule="auto"/>
+        <w:ind w:left="720"/>
+      </w:pPr>
+      <w:r>
+        <w:rPr>
+          <w:lang w:val="id_ID" w:bidi="id_ID"/>
+        </w:rPr>
+      </w:r>
+      <w:r>
+        <w:rPr>
+          <w:lang w:val="id_ID" w:bidi="id_ID"/>
+        </w:rPr>
+        <w:t>Istilah ini dapat diterjemahkan sebagai "baju panjang," "pakaian dalam panjang," atau "pakaian mirip baju." Kata ini juga bisa ditulis serupa dengan "jubah," dengan catatan untuk menjelaskan jenis pakaian tersebut.</w:t>
+      </w:r>
+    </w:p>
+    <w:p>
+      <w:pPr/>
+      <w:r>
+        <w:rPr>
+          <w:lang w:val="id_ID" w:bidi="id_ID"/>
+        </w:rPr>
+      </w:r>
+      <w:r>
+        <w:rPr>
+          <w:lang w:val="id_ID" w:bidi="id_ID"/>
+        </w:rPr>
+        <w:t>(Lihat juga: Menerjemahkan Istilah yang Tidak Dikenal)</w:t>
+      </w:r>
+    </w:p>
+    <w:p>
+      <w:pPr/>
+      <w:r>
+        <w:rPr>
+          <w:lang w:val="id_ID" w:bidi="id_ID"/>
+        </w:rPr>
+      </w:r>
+      <w:r>
+        <w:rPr>
+          <w:lang w:val="id_ID" w:bidi="id_ID"/>
+        </w:rPr>
+        <w:t xml:space="preserve">(Lihat Juga: </w:t>
+      </w:r>
+      <w:r>
+        <w:rPr>
+          <w:lang w:val="id_ID" w:bidi="id_ID"/>
+        </w:rPr>
+        <w:t>mantel</w:t>
+      </w:r>
+      <w:r>
+        <w:rPr>
+          <w:lang w:val="id_ID" w:bidi="id_ID"/>
+        </w:rPr>
+        <w:t>)</w:t>
+      </w:r>
+    </w:p>
+    <w:p>
+      <w:pPr>
+        <w:pStyle w:val="Heading3"/>
+      </w:pPr>
+      <w:r>
+        <w:rPr>
+          <w:lang w:val="id_ID" w:bidi="id_ID"/>
+        </w:rPr>
+        <w:t>Referensi Alkitab:</w:t>
+      </w:r>
+    </w:p>
+    <w:p>
+      <w:pPr>
+        <w:pStyle w:val="ListBullet"/>
+        <w:spacing w:line="240" w:lineRule="auto"/>
+        <w:ind w:left="720"/>
+      </w:pPr>
+      <w:r>
+        <w:rPr>
+          <w:lang w:val="id_ID" w:bidi="id_ID"/>
+        </w:rPr>
+      </w:r>
+      <w:hyperlink r:id="rId73">
+        <w:r>
+          <w:rPr>
+            <w:lang w:val="id_ID" w:bidi="id_ID"/>
+          </w:rPr>
+          <w:rPr>
+            <w:color w:val="0000EE"/>
+            <w:u w:val="single"/>
+          </w:rPr>
+          <w:t>Daniel 3:21–23</w:t>
+        </w:r>
+      </w:hyperlink>
+    </w:p>
+    <w:p>
+      <w:pPr>
+        <w:pStyle w:val="ListBullet"/>
+        <w:spacing w:line="240" w:lineRule="auto"/>
+        <w:ind w:left="720"/>
+      </w:pPr>
+      <w:r>
+        <w:rPr>
+          <w:lang w:val="id_ID" w:bidi="id_ID"/>
+        </w:rPr>
+      </w:r>
+      <w:hyperlink r:id="rId74">
+        <w:r>
+          <w:rPr>
+            <w:lang w:val="id_ID" w:bidi="id_ID"/>
+          </w:rPr>
+          <w:rPr>
+            <w:color w:val="0000EE"/>
+            <w:u w:val="single"/>
+          </w:rPr>
+          <w:t>Yesaya 22:21</w:t>
+        </w:r>
+      </w:hyperlink>
+    </w:p>
+    <w:p>
+      <w:pPr>
+        <w:pStyle w:val="ListBullet"/>
+        <w:spacing w:line="240" w:lineRule="auto"/>
+        <w:ind w:left="720"/>
+      </w:pPr>
+      <w:r>
+        <w:rPr>
+          <w:lang w:val="id_ID" w:bidi="id_ID"/>
+        </w:rPr>
+      </w:r>
+      <w:hyperlink r:id="rId75">
+        <w:r>
+          <w:rPr>
+            <w:lang w:val="id_ID" w:bidi="id_ID"/>
+          </w:rPr>
+          <w:rPr>
+            <w:color w:val="0000EE"/>
+            <w:u w:val="single"/>
+          </w:rPr>
+          <w:t>Imamat 8:12–13</w:t>
+        </w:r>
+      </w:hyperlink>
+    </w:p>
+    <w:p>
+      <w:pPr>
+        <w:pStyle w:val="ListBullet"/>
+        <w:spacing w:line="240" w:lineRule="auto"/>
+        <w:ind w:left="720"/>
+      </w:pPr>
+      <w:r>
+        <w:rPr>
+          <w:lang w:val="id_ID" w:bidi="id_ID"/>
+        </w:rPr>
+      </w:r>
+      <w:hyperlink r:id="rId76">
+        <w:r>
+          <w:rPr>
+            <w:lang w:val="id_ID" w:bidi="id_ID"/>
+          </w:rPr>
+          <w:rPr>
+            <w:color w:val="0000EE"/>
+            <w:u w:val="single"/>
+          </w:rPr>
+          <w:t>Lukas 3:11</w:t>
+        </w:r>
+      </w:hyperlink>
+    </w:p>
+    <w:p>
+      <w:pPr>
+        <w:pStyle w:val="ListBullet"/>
+        <w:spacing w:line="240" w:lineRule="auto"/>
+        <w:ind w:left="720"/>
+      </w:pPr>
+      <w:r>
+        <w:rPr>
+          <w:lang w:val="id_ID" w:bidi="id_ID"/>
+        </w:rPr>
+      </w:r>
+      <w:hyperlink r:id="rId77">
+        <w:r>
+          <w:rPr>
+            <w:lang w:val="id_ID" w:bidi="id_ID"/>
+          </w:rPr>
+          <w:rPr>
+            <w:color w:val="0000EE"/>
+            <w:u w:val="single"/>
+          </w:rPr>
+          <w:t>Markus 6:7–9</w:t>
+        </w:r>
+      </w:hyperlink>
+    </w:p>
+    <w:p>
+      <w:pPr>
+        <w:pStyle w:val="ListBullet"/>
+        <w:spacing w:line="240" w:lineRule="auto"/>
+        <w:ind w:left="720"/>
+      </w:pPr>
+      <w:r>
+        <w:rPr>
+          <w:lang w:val="id_ID" w:bidi="id_ID"/>
+        </w:rPr>
+      </w:r>
+      <w:hyperlink r:id="rId78">
+        <w:r>
+          <w:rPr>
+            <w:lang w:val="id_ID" w:bidi="id_ID"/>
+          </w:rPr>
+          <w:rPr>
+            <w:color w:val="0000EE"/>
+            <w:u w:val="single"/>
+          </w:rPr>
+          <w:t>Matius 10:10</w:t>
+        </w:r>
+      </w:hyperlink>
+    </w:p>
+    <w:p>
+      <w:pPr>
+        <w:pStyle w:val="Heading3"/>
+      </w:pPr>
+      <w:r>
+        <w:rPr>
+          <w:lang w:val="id_ID" w:bidi="id_ID"/>
+        </w:rPr>
+        <w:t>Data Kata:</w:t>
+      </w:r>
+    </w:p>
+    <w:p>
+      <w:pPr>
+        <w:pStyle w:val="ListBullet"/>
+        <w:spacing w:line="240" w:lineRule="auto"/>
+        <w:ind w:left="720"/>
+      </w:pPr>
+      <w:r>
+        <w:rPr>
+          <w:lang w:val="id_ID" w:bidi="id_ID"/>
+        </w:rPr>
+      </w:r>
+      <w:r>
+        <w:rPr>
+          <w:lang w:val="id_ID" w:bidi="id_ID"/>
+        </w:rPr>
+        <w:t>Strong: H2243, H3801, H6361, G55090</w:t>
+      </w:r>
+      <w:r>
+        <w:rPr>
+          <w:lang w:val="id_ID" w:bidi="id_ID"/>
+        </w:rPr>
+      </w:r>
+      <w:r>
+        <w:rPr>
+          <w:lang w:val="id_ID" w:bidi="id_ID"/>
+        </w:rPr>
+      </w:r>
+    </w:p>
+    <w:p>
+      <w:pPr/>
+      <w:r>
+        <w:rPr>
+          <w:lang w:val="id_ID" w:bidi="id_ID"/>
+        </w:rPr>
+      </w:r>
+    </w:p>
+    <w:p>
+      <w:pPr>
+        <w:pStyle w:val="Heading2"/>
+      </w:pPr>
+      <w:r>
+        <w:rPr>
+          <w:lang w:val="id_ID" w:bidi="id_ID"/>
+        </w:rPr>
         <w:t>Jurang maut</w:t>
       </w:r>
       <w:r>
@@ -5742,7 +6621,7 @@
           <w:lang w:val="id_ID" w:bidi="id_ID"/>
         </w:rPr>
       </w:r>
-      <w:hyperlink r:id="rId69">
+      <w:hyperlink r:id="rId79">
         <w:r>
           <w:rPr>
             <w:lang w:val="id_ID" w:bidi="id_ID"/>
@@ -5766,7 +6645,7 @@
           <w:lang w:val="id_ID" w:bidi="id_ID"/>
         </w:rPr>
       </w:r>
-      <w:hyperlink r:id="rId70">
+      <w:hyperlink r:id="rId80">
         <w:r>
           <w:rPr>
             <w:lang w:val="id_ID" w:bidi="id_ID"/>
@@ -5834,6 +6713,299 @@
         <w:rPr>
           <w:lang w:val="id_ID" w:bidi="id_ID"/>
         </w:rPr>
+        <w:t>Juru Minuman</w:t>
+      </w:r>
+      <w:r>
+        <w:rPr>
+          <w:lang w:val="id_ID" w:bidi="id_ID"/>
+        </w:rPr>
+      </w:r>
+    </w:p>
+    <w:p>
+      <w:pPr>
+        <w:pStyle w:val="Heading3"/>
+      </w:pPr>
+      <w:r>
+        <w:rPr>
+          <w:lang w:val="id_ID" w:bidi="id_ID"/>
+        </w:rPr>
+        <w:t>Pengertian:</w:t>
+      </w:r>
+    </w:p>
+    <w:p>
+      <w:pPr/>
+      <w:r>
+        <w:rPr>
+          <w:lang w:val="id_ID" w:bidi="id_ID"/>
+        </w:rPr>
+      </w:r>
+      <w:r>
+        <w:rPr>
+          <w:lang w:val="id_ID" w:bidi="id_ID"/>
+        </w:rPr>
+        <w:t>Pada zaman Perjanjian Lama, "juru minuman" adalah seorang pelayan raja yang bertugas membawa piala anggur raja. Biasanya, ia mencicipi anggur terlebih dahulu untuk memastikan bahwa anggur tersebut tidak beracun.</w:t>
+      </w:r>
+    </w:p>
+    <w:p>
+      <w:pPr>
+        <w:pStyle w:val="ListBullet"/>
+        <w:spacing w:line="240" w:lineRule="auto"/>
+        <w:ind w:left="720"/>
+      </w:pPr>
+      <w:r>
+        <w:rPr>
+          <w:lang w:val="id_ID" w:bidi="id_ID"/>
+        </w:rPr>
+      </w:r>
+      <w:r>
+        <w:rPr>
+          <w:lang w:val="id_ID" w:bidi="id_ID"/>
+        </w:rPr>
+        <w:t>Dalam bahasa Inggris, istilah "juru minuman" secara harfiah berarti "seseorang yang membawa piala."</w:t>
+      </w:r>
+    </w:p>
+    <w:p>
+      <w:pPr>
+        <w:pStyle w:val="ListBullet"/>
+        <w:spacing w:line="240" w:lineRule="auto"/>
+        <w:ind w:left="720"/>
+      </w:pPr>
+      <w:r>
+        <w:rPr>
+          <w:lang w:val="id_ID" w:bidi="id_ID"/>
+        </w:rPr>
+      </w:r>
+      <w:r>
+        <w:rPr>
+          <w:lang w:val="id_ID" w:bidi="id_ID"/>
+        </w:rPr>
+        <w:t>Seorang juru minuman dikenal sangat terpercaya dan setia kepada rajanya.</w:t>
+      </w:r>
+    </w:p>
+    <w:p>
+      <w:pPr>
+        <w:pStyle w:val="ListBullet"/>
+        <w:spacing w:line="240" w:lineRule="auto"/>
+        <w:ind w:left="720"/>
+      </w:pPr>
+      <w:r>
+        <w:rPr>
+          <w:lang w:val="id_ID" w:bidi="id_ID"/>
+        </w:rPr>
+      </w:r>
+      <w:r>
+        <w:rPr>
+          <w:lang w:val="id_ID" w:bidi="id_ID"/>
+        </w:rPr>
+        <w:t>Karena posisinya yang dipercaya, seorang juru minuman sering kali memiliki pengaruh dalam keputusan yang diambil oleh penguasa.</w:t>
+      </w:r>
+    </w:p>
+    <w:p>
+      <w:pPr>
+        <w:pStyle w:val="ListBullet"/>
+        <w:spacing w:line="240" w:lineRule="auto"/>
+        <w:ind w:left="720"/>
+      </w:pPr>
+      <w:r>
+        <w:rPr>
+          <w:lang w:val="id_ID" w:bidi="id_ID"/>
+        </w:rPr>
+      </w:r>
+      <w:r>
+        <w:rPr>
+          <w:lang w:val="id_ID" w:bidi="id_ID"/>
+        </w:rPr>
+        <w:t>Nehemia adalah juru minuman Raja Artahsasta dari Persia pada masa ketika beberapa bangsa Israel berada dalam penawanan di Babel.</w:t>
+      </w:r>
+    </w:p>
+    <w:p>
+      <w:pPr/>
+      <w:r>
+        <w:rPr>
+          <w:lang w:val="id_ID" w:bidi="id_ID"/>
+        </w:rPr>
+      </w:r>
+      <w:r>
+        <w:rPr>
+          <w:lang w:val="id_ID" w:bidi="id_ID"/>
+        </w:rPr>
+        <w:t xml:space="preserve">(Lihat juga: </w:t>
+      </w:r>
+      <w:r>
+        <w:rPr>
+          <w:lang w:val="id_ID" w:bidi="id_ID"/>
+        </w:rPr>
+        <w:t>Artahsasta</w:t>
+      </w:r>
+      <w:r>
+        <w:rPr>
+          <w:lang w:val="id_ID" w:bidi="id_ID"/>
+        </w:rPr>
+        <w:t xml:space="preserve">, </w:t>
+      </w:r>
+      <w:r>
+        <w:rPr>
+          <w:lang w:val="id_ID" w:bidi="id_ID"/>
+        </w:rPr>
+        <w:t>Babel</w:t>
+      </w:r>
+      <w:r>
+        <w:rPr>
+          <w:lang w:val="id_ID" w:bidi="id_ID"/>
+        </w:rPr>
+        <w:t xml:space="preserve">, </w:t>
+      </w:r>
+      <w:r>
+        <w:rPr>
+          <w:lang w:val="id_ID" w:bidi="id_ID"/>
+        </w:rPr>
+        <w:t>tawanan</w:t>
+      </w:r>
+      <w:r>
+        <w:rPr>
+          <w:lang w:val="id_ID" w:bidi="id_ID"/>
+        </w:rPr>
+        <w:t xml:space="preserve">, </w:t>
+      </w:r>
+      <w:r>
+        <w:rPr>
+          <w:lang w:val="id_ID" w:bidi="id_ID"/>
+        </w:rPr>
+        <w:t>Persia</w:t>
+      </w:r>
+      <w:r>
+        <w:rPr>
+          <w:lang w:val="id_ID" w:bidi="id_ID"/>
+        </w:rPr>
+        <w:t xml:space="preserve">, </w:t>
+      </w:r>
+      <w:r>
+        <w:rPr>
+          <w:lang w:val="id_ID" w:bidi="id_ID"/>
+        </w:rPr>
+        <w:t>Firaun</w:t>
+      </w:r>
+      <w:r>
+        <w:rPr>
+          <w:lang w:val="id_ID" w:bidi="id_ID"/>
+        </w:rPr>
+        <w:t>)</w:t>
+      </w:r>
+    </w:p>
+    <w:p>
+      <w:pPr>
+        <w:pStyle w:val="Heading3"/>
+      </w:pPr>
+      <w:r>
+        <w:rPr>
+          <w:lang w:val="id_ID" w:bidi="id_ID"/>
+        </w:rPr>
+        <w:t>Referensi Alkitab:</w:t>
+      </w:r>
+    </w:p>
+    <w:p>
+      <w:pPr>
+        <w:pStyle w:val="ListBullet"/>
+        <w:spacing w:line="240" w:lineRule="auto"/>
+        <w:ind w:left="720"/>
+      </w:pPr>
+      <w:r>
+        <w:rPr>
+          <w:lang w:val="id_ID" w:bidi="id_ID"/>
+        </w:rPr>
+      </w:r>
+      <w:hyperlink r:id="rId81">
+        <w:r>
+          <w:rPr>
+            <w:lang w:val="id_ID" w:bidi="id_ID"/>
+          </w:rPr>
+          <w:rPr>
+            <w:color w:val="0000EE"/>
+            <w:u w:val="single"/>
+          </w:rPr>
+          <w:t>1 Raja-raja 10:3–5</w:t>
+        </w:r>
+      </w:hyperlink>
+    </w:p>
+    <w:p>
+      <w:pPr>
+        <w:pStyle w:val="ListBullet"/>
+        <w:spacing w:line="240" w:lineRule="auto"/>
+        <w:ind w:left="720"/>
+      </w:pPr>
+      <w:r>
+        <w:rPr>
+          <w:lang w:val="id_ID" w:bidi="id_ID"/>
+        </w:rPr>
+      </w:r>
+      <w:hyperlink r:id="rId82">
+        <w:r>
+          <w:rPr>
+            <w:lang w:val="id_ID" w:bidi="id_ID"/>
+          </w:rPr>
+          <w:rPr>
+            <w:color w:val="0000EE"/>
+            <w:u w:val="single"/>
+          </w:rPr>
+          <w:t>Nehemia 1:11</w:t>
+        </w:r>
+      </w:hyperlink>
+    </w:p>
+    <w:p>
+      <w:pPr>
+        <w:pStyle w:val="Heading3"/>
+      </w:pPr>
+      <w:r>
+        <w:rPr>
+          <w:lang w:val="id_ID" w:bidi="id_ID"/>
+        </w:rPr>
+        <w:t>Data Kata:</w:t>
+      </w:r>
+    </w:p>
+    <w:p>
+      <w:pPr>
+        <w:pStyle w:val="ListBullet"/>
+        <w:spacing w:line="240" w:lineRule="auto"/>
+        <w:ind w:left="720"/>
+      </w:pPr>
+      <w:r>
+        <w:rPr>
+          <w:lang w:val="id_ID" w:bidi="id_ID"/>
+        </w:rPr>
+      </w:r>
+      <w:r>
+        <w:rPr>
+          <w:lang w:val="id_ID" w:bidi="id_ID"/>
+        </w:rPr>
+        <w:t>Strong: H8248</w:t>
+      </w:r>
+      <w:r>
+        <w:rPr>
+          <w:lang w:val="id_ID" w:bidi="id_ID"/>
+        </w:rPr>
+      </w:r>
+      <w:r>
+        <w:rPr>
+          <w:lang w:val="id_ID" w:bidi="id_ID"/>
+        </w:rPr>
+      </w:r>
+    </w:p>
+    <w:p>
+      <w:pPr/>
+      <w:r>
+        <w:rPr>
+          <w:lang w:val="id_ID" w:bidi="id_ID"/>
+        </w:rPr>
+      </w:r>
+    </w:p>
+    <w:p>
+      <w:pPr>
+        <w:pStyle w:val="Heading2"/>
+      </w:pPr>
+      <w:r>
+        <w:rPr>
+          <w:lang w:val="id_ID" w:bidi="id_ID"/>
+        </w:rPr>
         <w:t>Juruselamat</w:t>
       </w:r>
       <w:r>
@@ -6076,7 +7248,7 @@
           <w:lang w:val="id_ID" w:bidi="id_ID"/>
         </w:rPr>
       </w:r>
-      <w:hyperlink r:id="rId56">
+      <w:hyperlink r:id="rId60">
         <w:r>
           <w:rPr>
             <w:lang w:val="id_ID" w:bidi="id_ID"/>
@@ -6124,7 +7296,7 @@
           <w:lang w:val="id_ID" w:bidi="id_ID"/>
         </w:rPr>
       </w:r>
-      <w:hyperlink r:id="rId71">
+      <w:hyperlink r:id="rId83">
         <w:r>
           <w:rPr>
             <w:lang w:val="id_ID" w:bidi="id_ID"/>
@@ -6148,7 +7320,7 @@
           <w:lang w:val="id_ID" w:bidi="id_ID"/>
         </w:rPr>
       </w:r>
-      <w:hyperlink r:id="rId72">
+      <w:hyperlink r:id="rId84">
         <w:r>
           <w:rPr>
             <w:lang w:val="id_ID" w:bidi="id_ID"/>

--- a/ind/docx/011.content.docx
+++ b/ind/docx/011.content.docx
@@ -369,114 +369,84 @@
           <w:lang w:val="id_ID" w:bidi="id_ID"/>
         </w:rPr>
       </w:r>
-      <w:hyperlink r:id="rId13">
-        <w:r>
-          <w:rPr>
-            <w:lang w:val="id_ID" w:bidi="id_ID"/>
-          </w:rPr>
-          <w:rPr>
-            <w:color w:val="0000EE"/>
-            <w:u w:val="single"/>
-          </w:rPr>
-          <w:t>1 Tawarikh 1:4</w:t>
-        </w:r>
-      </w:hyperlink>
-    </w:p>
-    <w:p>
-      <w:pPr>
-        <w:pStyle w:val="ListBullet"/>
-        <w:spacing w:line="240" w:lineRule="auto"/>
-        <w:ind w:left="720"/>
-      </w:pPr>
-      <w:r>
-        <w:rPr>
-          <w:lang w:val="id_ID" w:bidi="id_ID"/>
-        </w:rPr>
-      </w:r>
-      <w:hyperlink r:id="rId14">
-        <w:r>
-          <w:rPr>
-            <w:lang w:val="id_ID" w:bidi="id_ID"/>
-          </w:rPr>
-          <w:rPr>
-            <w:color w:val="0000EE"/>
-            <w:u w:val="single"/>
-          </w:rPr>
-          <w:t>Kejadian 5:32</w:t>
-        </w:r>
-      </w:hyperlink>
-    </w:p>
-    <w:p>
-      <w:pPr>
-        <w:pStyle w:val="ListBullet"/>
-        <w:spacing w:line="240" w:lineRule="auto"/>
-        <w:ind w:left="720"/>
-      </w:pPr>
-      <w:r>
-        <w:rPr>
-          <w:lang w:val="id_ID" w:bidi="id_ID"/>
-        </w:rPr>
-      </w:r>
-      <w:hyperlink r:id="rId15">
-        <w:r>
-          <w:rPr>
-            <w:lang w:val="id_ID" w:bidi="id_ID"/>
-          </w:rPr>
-          <w:rPr>
-            <w:color w:val="0000EE"/>
-            <w:u w:val="single"/>
-          </w:rPr>
-          <w:t>Kejadian 6:10</w:t>
-        </w:r>
-      </w:hyperlink>
-    </w:p>
-    <w:p>
-      <w:pPr>
-        <w:pStyle w:val="ListBullet"/>
-        <w:spacing w:line="240" w:lineRule="auto"/>
-        <w:ind w:left="720"/>
-      </w:pPr>
-      <w:r>
-        <w:rPr>
-          <w:lang w:val="id_ID" w:bidi="id_ID"/>
-        </w:rPr>
-      </w:r>
-      <w:hyperlink r:id="rId16">
-        <w:r>
-          <w:rPr>
-            <w:lang w:val="id_ID" w:bidi="id_ID"/>
-          </w:rPr>
-          <w:rPr>
-            <w:color w:val="0000EE"/>
-            <w:u w:val="single"/>
-          </w:rPr>
-          <w:t>Kejadian 7:13–14</w:t>
-        </w:r>
-      </w:hyperlink>
-    </w:p>
-    <w:p>
-      <w:pPr>
-        <w:pStyle w:val="ListBullet"/>
-        <w:spacing w:line="240" w:lineRule="auto"/>
-        <w:ind w:left="720"/>
-      </w:pPr>
-      <w:r>
-        <w:rPr>
-          <w:lang w:val="id_ID" w:bidi="id_ID"/>
-        </w:rPr>
-      </w:r>
-      <w:hyperlink r:id="rId17">
-        <w:r>
-          <w:rPr>
-            <w:lang w:val="id_ID" w:bidi="id_ID"/>
-          </w:rPr>
-          <w:rPr>
-            <w:color w:val="0000EE"/>
-            <w:u w:val="single"/>
-          </w:rPr>
-          <w:t>Kejadian 10:1</w:t>
-        </w:r>
-      </w:hyperlink>
+      <w:r>
+        <w:rPr>
+          <w:lang w:val="id_ID" w:bidi="id_ID"/>
+        </w:rPr>
+        <w:t>1 Tawarikh 1:4</w:t>
+      </w:r>
+    </w:p>
+    <w:p>
+      <w:pPr>
+        <w:pStyle w:val="ListBullet"/>
+        <w:spacing w:line="240" w:lineRule="auto"/>
+        <w:ind w:left="720"/>
+      </w:pPr>
+      <w:r>
+        <w:rPr>
+          <w:lang w:val="id_ID" w:bidi="id_ID"/>
+        </w:rPr>
+      </w:r>
+      <w:r>
+        <w:rPr>
+          <w:lang w:val="id_ID" w:bidi="id_ID"/>
+        </w:rPr>
+        <w:t>Kejadian 5:32</w:t>
+      </w:r>
+    </w:p>
+    <w:p>
+      <w:pPr>
+        <w:pStyle w:val="ListBullet"/>
+        <w:spacing w:line="240" w:lineRule="auto"/>
+        <w:ind w:left="720"/>
+      </w:pPr>
+      <w:r>
+        <w:rPr>
+          <w:lang w:val="id_ID" w:bidi="id_ID"/>
+        </w:rPr>
+      </w:r>
+      <w:r>
+        <w:rPr>
+          <w:lang w:val="id_ID" w:bidi="id_ID"/>
+        </w:rPr>
+        <w:t>Kejadian 6:10</w:t>
+      </w:r>
+    </w:p>
+    <w:p>
+      <w:pPr>
+        <w:pStyle w:val="ListBullet"/>
+        <w:spacing w:line="240" w:lineRule="auto"/>
+        <w:ind w:left="720"/>
+      </w:pPr>
+      <w:r>
+        <w:rPr>
+          <w:lang w:val="id_ID" w:bidi="id_ID"/>
+        </w:rPr>
+      </w:r>
+      <w:r>
+        <w:rPr>
+          <w:lang w:val="id_ID" w:bidi="id_ID"/>
+        </w:rPr>
+        <w:t>Kejadian 7:13–14</w:t>
+      </w:r>
+    </w:p>
+    <w:p>
+      <w:pPr>
+        <w:pStyle w:val="ListBullet"/>
+        <w:spacing w:line="240" w:lineRule="auto"/>
+        <w:ind w:left="720"/>
+      </w:pPr>
+      <w:r>
+        <w:rPr>
+          <w:lang w:val="id_ID" w:bidi="id_ID"/>
+        </w:rPr>
+      </w:r>
+      <w:r>
+        <w:rPr>
+          <w:lang w:val="id_ID" w:bidi="id_ID"/>
+        </w:rPr>
+        <w:t>Kejadian 10:1</w:t>
+      </w:r>
     </w:p>
     <w:p>
       <w:pPr>
@@ -781,258 +751,192 @@
           <w:lang w:val="id_ID" w:bidi="id_ID"/>
         </w:rPr>
       </w:r>
-      <w:hyperlink r:id="rId18">
-        <w:r>
-          <w:rPr>
-            <w:lang w:val="id_ID" w:bidi="id_ID"/>
-          </w:rPr>
-          <w:rPr>
-            <w:color w:val="0000EE"/>
-            <w:u w:val="single"/>
-          </w:rPr>
-          <w:t>1 Samuel 24:11</w:t>
-        </w:r>
-      </w:hyperlink>
-    </w:p>
-    <w:p>
-      <w:pPr>
-        <w:pStyle w:val="ListBullet"/>
-        <w:spacing w:line="240" w:lineRule="auto"/>
-        <w:ind w:left="720"/>
-      </w:pPr>
-      <w:r>
-        <w:rPr>
-          <w:lang w:val="id_ID" w:bidi="id_ID"/>
-        </w:rPr>
-      </w:r>
-      <w:hyperlink r:id="rId19">
-        <w:r>
-          <w:rPr>
-            <w:lang w:val="id_ID" w:bidi="id_ID"/>
-          </w:rPr>
-          <w:rPr>
-            <w:color w:val="0000EE"/>
-            <w:u w:val="single"/>
-          </w:rPr>
-          <w:t>1 Timotius 6:10</w:t>
-        </w:r>
-      </w:hyperlink>
-    </w:p>
-    <w:p>
-      <w:pPr>
-        <w:pStyle w:val="ListBullet"/>
-        <w:spacing w:line="240" w:lineRule="auto"/>
-        <w:ind w:left="720"/>
-      </w:pPr>
-      <w:r>
-        <w:rPr>
-          <w:lang w:val="id_ID" w:bidi="id_ID"/>
-        </w:rPr>
-      </w:r>
-      <w:hyperlink r:id="rId20">
-        <w:r>
-          <w:rPr>
-            <w:lang w:val="id_ID" w:bidi="id_ID"/>
-          </w:rPr>
-          <w:rPr>
-            <w:color w:val="0000EE"/>
-            <w:u w:val="single"/>
-          </w:rPr>
-          <w:t>3 Yohanes 1:10</w:t>
-        </w:r>
-      </w:hyperlink>
-    </w:p>
-    <w:p>
-      <w:pPr>
-        <w:pStyle w:val="ListBullet"/>
-        <w:spacing w:line="240" w:lineRule="auto"/>
-        <w:ind w:left="720"/>
-      </w:pPr>
-      <w:r>
-        <w:rPr>
-          <w:lang w:val="id_ID" w:bidi="id_ID"/>
-        </w:rPr>
-      </w:r>
-      <w:hyperlink r:id="rId21">
-        <w:r>
-          <w:rPr>
-            <w:lang w:val="id_ID" w:bidi="id_ID"/>
-          </w:rPr>
-          <w:rPr>
-            <w:color w:val="0000EE"/>
-            <w:u w:val="single"/>
-          </w:rPr>
-          <w:t>Kejadian 2:17</w:t>
-        </w:r>
-      </w:hyperlink>
-    </w:p>
-    <w:p>
-      <w:pPr>
-        <w:pStyle w:val="ListBullet"/>
-        <w:spacing w:line="240" w:lineRule="auto"/>
-        <w:ind w:left="720"/>
-      </w:pPr>
-      <w:r>
-        <w:rPr>
-          <w:lang w:val="id_ID" w:bidi="id_ID"/>
-        </w:rPr>
-      </w:r>
-      <w:hyperlink r:id="rId22">
-        <w:r>
-          <w:rPr>
-            <w:lang w:val="id_ID" w:bidi="id_ID"/>
-          </w:rPr>
-          <w:rPr>
-            <w:color w:val="0000EE"/>
-            <w:u w:val="single"/>
-          </w:rPr>
-          <w:t>Kejadian 6:5–6</w:t>
-        </w:r>
-      </w:hyperlink>
-    </w:p>
-    <w:p>
-      <w:pPr>
-        <w:pStyle w:val="ListBullet"/>
-        <w:spacing w:line="240" w:lineRule="auto"/>
-        <w:ind w:left="720"/>
-      </w:pPr>
-      <w:r>
-        <w:rPr>
-          <w:lang w:val="id_ID" w:bidi="id_ID"/>
-        </w:rPr>
-      </w:r>
-      <w:hyperlink r:id="rId23">
-        <w:r>
-          <w:rPr>
-            <w:lang w:val="id_ID" w:bidi="id_ID"/>
-          </w:rPr>
-          <w:rPr>
-            <w:color w:val="0000EE"/>
-            <w:u w:val="single"/>
-          </w:rPr>
-          <w:t>Ayub 1:1</w:t>
-        </w:r>
-      </w:hyperlink>
-    </w:p>
-    <w:p>
-      <w:pPr>
-        <w:pStyle w:val="ListBullet"/>
-        <w:spacing w:line="240" w:lineRule="auto"/>
-        <w:ind w:left="720"/>
-      </w:pPr>
-      <w:r>
-        <w:rPr>
-          <w:lang w:val="id_ID" w:bidi="id_ID"/>
-        </w:rPr>
-      </w:r>
-      <w:hyperlink r:id="rId24">
-        <w:r>
-          <w:rPr>
-            <w:lang w:val="id_ID" w:bidi="id_ID"/>
-          </w:rPr>
-          <w:rPr>
-            <w:color w:val="0000EE"/>
-            <w:u w:val="single"/>
-          </w:rPr>
-          <w:t>Ayub 8:20</w:t>
-        </w:r>
-      </w:hyperlink>
-    </w:p>
-    <w:p>
-      <w:pPr>
-        <w:pStyle w:val="ListBullet"/>
-        <w:spacing w:line="240" w:lineRule="auto"/>
-        <w:ind w:left="720"/>
-      </w:pPr>
-      <w:r>
-        <w:rPr>
-          <w:lang w:val="id_ID" w:bidi="id_ID"/>
-        </w:rPr>
-      </w:r>
-      <w:hyperlink r:id="rId25">
-        <w:r>
-          <w:rPr>
-            <w:lang w:val="id_ID" w:bidi="id_ID"/>
-          </w:rPr>
-          <w:rPr>
-            <w:color w:val="0000EE"/>
-            <w:u w:val="single"/>
-          </w:rPr>
-          <w:t>Hakim-Hakim 9:57</w:t>
-        </w:r>
-      </w:hyperlink>
-    </w:p>
-    <w:p>
-      <w:pPr>
-        <w:pStyle w:val="ListBullet"/>
-        <w:spacing w:line="240" w:lineRule="auto"/>
-        <w:ind w:left="720"/>
-      </w:pPr>
-      <w:r>
-        <w:rPr>
-          <w:lang w:val="id_ID" w:bidi="id_ID"/>
-        </w:rPr>
-      </w:r>
-      <w:hyperlink r:id="rId26">
-        <w:r>
-          <w:rPr>
-            <w:lang w:val="id_ID" w:bidi="id_ID"/>
-          </w:rPr>
-          <w:rPr>
-            <w:color w:val="0000EE"/>
-            <w:u w:val="single"/>
-          </w:rPr>
-          <w:t>Lukas 6:22–23</w:t>
-        </w:r>
-      </w:hyperlink>
-    </w:p>
-    <w:p>
-      <w:pPr>
-        <w:pStyle w:val="ListBullet"/>
-        <w:spacing w:line="240" w:lineRule="auto"/>
-        <w:ind w:left="720"/>
-      </w:pPr>
-      <w:r>
-        <w:rPr>
-          <w:lang w:val="id_ID" w:bidi="id_ID"/>
-        </w:rPr>
-      </w:r>
-      <w:hyperlink r:id="rId27">
-        <w:r>
-          <w:rPr>
-            <w:lang w:val="id_ID" w:bidi="id_ID"/>
-          </w:rPr>
-          <w:rPr>
-            <w:color w:val="0000EE"/>
-            <w:u w:val="single"/>
-          </w:rPr>
-          <w:t>Matius 7:11–12</w:t>
-        </w:r>
-      </w:hyperlink>
-    </w:p>
-    <w:p>
-      <w:pPr>
-        <w:pStyle w:val="ListBullet"/>
-        <w:spacing w:line="240" w:lineRule="auto"/>
-        <w:ind w:left="720"/>
-      </w:pPr>
-      <w:r>
-        <w:rPr>
-          <w:lang w:val="id_ID" w:bidi="id_ID"/>
-        </w:rPr>
-      </w:r>
-      <w:hyperlink r:id="rId28">
-        <w:r>
-          <w:rPr>
-            <w:lang w:val="id_ID" w:bidi="id_ID"/>
-          </w:rPr>
-          <w:rPr>
-            <w:color w:val="0000EE"/>
-            <w:u w:val="single"/>
-          </w:rPr>
-          <w:t>Amsal 3:7</w:t>
-        </w:r>
-      </w:hyperlink>
+      <w:r>
+        <w:rPr>
+          <w:lang w:val="id_ID" w:bidi="id_ID"/>
+        </w:rPr>
+        <w:t>1 Samuel 24:11</w:t>
+      </w:r>
+    </w:p>
+    <w:p>
+      <w:pPr>
+        <w:pStyle w:val="ListBullet"/>
+        <w:spacing w:line="240" w:lineRule="auto"/>
+        <w:ind w:left="720"/>
+      </w:pPr>
+      <w:r>
+        <w:rPr>
+          <w:lang w:val="id_ID" w:bidi="id_ID"/>
+        </w:rPr>
+      </w:r>
+      <w:r>
+        <w:rPr>
+          <w:lang w:val="id_ID" w:bidi="id_ID"/>
+        </w:rPr>
+        <w:t>1 Timotius 6:10</w:t>
+      </w:r>
+    </w:p>
+    <w:p>
+      <w:pPr>
+        <w:pStyle w:val="ListBullet"/>
+        <w:spacing w:line="240" w:lineRule="auto"/>
+        <w:ind w:left="720"/>
+      </w:pPr>
+      <w:r>
+        <w:rPr>
+          <w:lang w:val="id_ID" w:bidi="id_ID"/>
+        </w:rPr>
+      </w:r>
+      <w:r>
+        <w:rPr>
+          <w:lang w:val="id_ID" w:bidi="id_ID"/>
+        </w:rPr>
+        <w:t>3 Yohanes 1:10</w:t>
+      </w:r>
+    </w:p>
+    <w:p>
+      <w:pPr>
+        <w:pStyle w:val="ListBullet"/>
+        <w:spacing w:line="240" w:lineRule="auto"/>
+        <w:ind w:left="720"/>
+      </w:pPr>
+      <w:r>
+        <w:rPr>
+          <w:lang w:val="id_ID" w:bidi="id_ID"/>
+        </w:rPr>
+      </w:r>
+      <w:r>
+        <w:rPr>
+          <w:lang w:val="id_ID" w:bidi="id_ID"/>
+        </w:rPr>
+        <w:t>Kejadian 2:17</w:t>
+      </w:r>
+    </w:p>
+    <w:p>
+      <w:pPr>
+        <w:pStyle w:val="ListBullet"/>
+        <w:spacing w:line="240" w:lineRule="auto"/>
+        <w:ind w:left="720"/>
+      </w:pPr>
+      <w:r>
+        <w:rPr>
+          <w:lang w:val="id_ID" w:bidi="id_ID"/>
+        </w:rPr>
+      </w:r>
+      <w:r>
+        <w:rPr>
+          <w:lang w:val="id_ID" w:bidi="id_ID"/>
+        </w:rPr>
+        <w:t>Kejadian 6:5–6</w:t>
+      </w:r>
+    </w:p>
+    <w:p>
+      <w:pPr>
+        <w:pStyle w:val="ListBullet"/>
+        <w:spacing w:line="240" w:lineRule="auto"/>
+        <w:ind w:left="720"/>
+      </w:pPr>
+      <w:r>
+        <w:rPr>
+          <w:lang w:val="id_ID" w:bidi="id_ID"/>
+        </w:rPr>
+      </w:r>
+      <w:r>
+        <w:rPr>
+          <w:lang w:val="id_ID" w:bidi="id_ID"/>
+        </w:rPr>
+        <w:t>Ayub 1:1</w:t>
+      </w:r>
+    </w:p>
+    <w:p>
+      <w:pPr>
+        <w:pStyle w:val="ListBullet"/>
+        <w:spacing w:line="240" w:lineRule="auto"/>
+        <w:ind w:left="720"/>
+      </w:pPr>
+      <w:r>
+        <w:rPr>
+          <w:lang w:val="id_ID" w:bidi="id_ID"/>
+        </w:rPr>
+      </w:r>
+      <w:r>
+        <w:rPr>
+          <w:lang w:val="id_ID" w:bidi="id_ID"/>
+        </w:rPr>
+        <w:t>Ayub 8:20</w:t>
+      </w:r>
+    </w:p>
+    <w:p>
+      <w:pPr>
+        <w:pStyle w:val="ListBullet"/>
+        <w:spacing w:line="240" w:lineRule="auto"/>
+        <w:ind w:left="720"/>
+      </w:pPr>
+      <w:r>
+        <w:rPr>
+          <w:lang w:val="id_ID" w:bidi="id_ID"/>
+        </w:rPr>
+      </w:r>
+      <w:r>
+        <w:rPr>
+          <w:lang w:val="id_ID" w:bidi="id_ID"/>
+        </w:rPr>
+        <w:t>Hakim-Hakim 9:57</w:t>
+      </w:r>
+    </w:p>
+    <w:p>
+      <w:pPr>
+        <w:pStyle w:val="ListBullet"/>
+        <w:spacing w:line="240" w:lineRule="auto"/>
+        <w:ind w:left="720"/>
+      </w:pPr>
+      <w:r>
+        <w:rPr>
+          <w:lang w:val="id_ID" w:bidi="id_ID"/>
+        </w:rPr>
+      </w:r>
+      <w:r>
+        <w:rPr>
+          <w:lang w:val="id_ID" w:bidi="id_ID"/>
+        </w:rPr>
+        <w:t>Lukas 6:22–23</w:t>
+      </w:r>
+    </w:p>
+    <w:p>
+      <w:pPr>
+        <w:pStyle w:val="ListBullet"/>
+        <w:spacing w:line="240" w:lineRule="auto"/>
+        <w:ind w:left="720"/>
+      </w:pPr>
+      <w:r>
+        <w:rPr>
+          <w:lang w:val="id_ID" w:bidi="id_ID"/>
+        </w:rPr>
+      </w:r>
+      <w:r>
+        <w:rPr>
+          <w:lang w:val="id_ID" w:bidi="id_ID"/>
+        </w:rPr>
+        <w:t>Matius 7:11–12</w:t>
+      </w:r>
+    </w:p>
+    <w:p>
+      <w:pPr>
+        <w:pStyle w:val="ListBullet"/>
+        <w:spacing w:line="240" w:lineRule="auto"/>
+        <w:ind w:left="720"/>
+      </w:pPr>
+      <w:r>
+        <w:rPr>
+          <w:lang w:val="id_ID" w:bidi="id_ID"/>
+        </w:rPr>
+      </w:r>
+      <w:r>
+        <w:rPr>
+          <w:lang w:val="id_ID" w:bidi="id_ID"/>
+        </w:rPr>
+        <w:t>Amsal 3:7</w:t>
+      </w:r>
     </w:p>
     <w:p>
       <w:pPr>
@@ -1708,90 +1612,66 @@
           <w:lang w:val="id_ID" w:bidi="id_ID"/>
         </w:rPr>
       </w:r>
-      <w:hyperlink r:id="rId29">
-        <w:r>
-          <w:rPr>
-            <w:lang w:val="id_ID" w:bidi="id_ID"/>
-          </w:rPr>
-          <w:rPr>
-            <w:color w:val="0000EE"/>
-            <w:u w:val="single"/>
-          </w:rPr>
-          <w:t>Kisah Para Rasul 2:15</w:t>
-        </w:r>
-      </w:hyperlink>
-    </w:p>
-    <w:p>
-      <w:pPr>
-        <w:pStyle w:val="ListBullet"/>
-        <w:spacing w:line="240" w:lineRule="auto"/>
-        <w:ind w:left="720"/>
-      </w:pPr>
-      <w:r>
-        <w:rPr>
-          <w:lang w:val="id_ID" w:bidi="id_ID"/>
-        </w:rPr>
-      </w:r>
-      <w:hyperlink r:id="rId30">
-        <w:r>
-          <w:rPr>
-            <w:lang w:val="id_ID" w:bidi="id_ID"/>
-          </w:rPr>
-          <w:rPr>
-            <w:color w:val="0000EE"/>
-            <w:u w:val="single"/>
-          </w:rPr>
-          <w:t>Yohanes 4:51–52</w:t>
-        </w:r>
-      </w:hyperlink>
-    </w:p>
-    <w:p>
-      <w:pPr>
-        <w:pStyle w:val="ListBullet"/>
-        <w:spacing w:line="240" w:lineRule="auto"/>
-        <w:ind w:left="720"/>
-      </w:pPr>
-      <w:r>
-        <w:rPr>
-          <w:lang w:val="id_ID" w:bidi="id_ID"/>
-        </w:rPr>
-      </w:r>
-      <w:hyperlink r:id="rId31">
-        <w:r>
-          <w:rPr>
-            <w:lang w:val="id_ID" w:bidi="id_ID"/>
-          </w:rPr>
-          <w:rPr>
-            <w:color w:val="0000EE"/>
-            <w:u w:val="single"/>
-          </w:rPr>
-          <w:t>Lukas 23:44</w:t>
-        </w:r>
-      </w:hyperlink>
-    </w:p>
-    <w:p>
-      <w:pPr>
-        <w:pStyle w:val="ListBullet"/>
-        <w:spacing w:line="240" w:lineRule="auto"/>
-        <w:ind w:left="720"/>
-      </w:pPr>
-      <w:r>
-        <w:rPr>
-          <w:lang w:val="id_ID" w:bidi="id_ID"/>
-        </w:rPr>
-      </w:r>
-      <w:hyperlink r:id="rId32">
-        <w:r>
-          <w:rPr>
-            <w:lang w:val="id_ID" w:bidi="id_ID"/>
-          </w:rPr>
-          <w:rPr>
-            <w:color w:val="0000EE"/>
-            <w:u w:val="single"/>
-          </w:rPr>
-          <w:t>Matius 20:3</w:t>
-        </w:r>
-      </w:hyperlink>
+      <w:r>
+        <w:rPr>
+          <w:lang w:val="id_ID" w:bidi="id_ID"/>
+        </w:rPr>
+        <w:t>Kisah Para Rasul 2:15</w:t>
+      </w:r>
+    </w:p>
+    <w:p>
+      <w:pPr>
+        <w:pStyle w:val="ListBullet"/>
+        <w:spacing w:line="240" w:lineRule="auto"/>
+        <w:ind w:left="720"/>
+      </w:pPr>
+      <w:r>
+        <w:rPr>
+          <w:lang w:val="id_ID" w:bidi="id_ID"/>
+        </w:rPr>
+      </w:r>
+      <w:r>
+        <w:rPr>
+          <w:lang w:val="id_ID" w:bidi="id_ID"/>
+        </w:rPr>
+        <w:t>Yohanes 4:51–52</w:t>
+      </w:r>
+    </w:p>
+    <w:p>
+      <w:pPr>
+        <w:pStyle w:val="ListBullet"/>
+        <w:spacing w:line="240" w:lineRule="auto"/>
+        <w:ind w:left="720"/>
+      </w:pPr>
+      <w:r>
+        <w:rPr>
+          <w:lang w:val="id_ID" w:bidi="id_ID"/>
+        </w:rPr>
+      </w:r>
+      <w:r>
+        <w:rPr>
+          <w:lang w:val="id_ID" w:bidi="id_ID"/>
+        </w:rPr>
+        <w:t>Lukas 23:44</w:t>
+      </w:r>
+    </w:p>
+    <w:p>
+      <w:pPr>
+        <w:pStyle w:val="ListBullet"/>
+        <w:spacing w:line="240" w:lineRule="auto"/>
+        <w:ind w:left="720"/>
+      </w:pPr>
+      <w:r>
+        <w:rPr>
+          <w:lang w:val="id_ID" w:bidi="id_ID"/>
+        </w:rPr>
+      </w:r>
+      <w:r>
+        <w:rPr>
+          <w:lang w:val="id_ID" w:bidi="id_ID"/>
+        </w:rPr>
+        <w:t>Matius 20:3</w:t>
+      </w:r>
     </w:p>
     <w:p>
       <w:pPr>
@@ -2066,66 +1946,48 @@
           <w:lang w:val="id_ID" w:bidi="id_ID"/>
         </w:rPr>
       </w:r>
-      <w:hyperlink r:id="rId33">
-        <w:r>
-          <w:rPr>
-            <w:lang w:val="id_ID" w:bidi="id_ID"/>
-          </w:rPr>
-          <w:rPr>
-            <w:color w:val="0000EE"/>
-            <w:u w:val="single"/>
-          </w:rPr>
-          <w:t>1 Korintus 15:30</w:t>
-        </w:r>
-      </w:hyperlink>
-    </w:p>
-    <w:p>
-      <w:pPr>
-        <w:pStyle w:val="ListBullet"/>
-        <w:spacing w:line="240" w:lineRule="auto"/>
-        <w:ind w:left="720"/>
-      </w:pPr>
-      <w:r>
-        <w:rPr>
-          <w:lang w:val="id_ID" w:bidi="id_ID"/>
-        </w:rPr>
-      </w:r>
-      <w:hyperlink r:id="rId29">
-        <w:r>
-          <w:rPr>
-            <w:lang w:val="id_ID" w:bidi="id_ID"/>
-          </w:rPr>
-          <w:rPr>
-            <w:color w:val="0000EE"/>
-            <w:u w:val="single"/>
-          </w:rPr>
-          <w:t>Kisah Para Rasul 10:30</w:t>
-        </w:r>
-      </w:hyperlink>
-    </w:p>
-    <w:p>
-      <w:pPr>
-        <w:pStyle w:val="ListBullet"/>
-        <w:spacing w:line="240" w:lineRule="auto"/>
-        <w:ind w:left="720"/>
-      </w:pPr>
-      <w:r>
-        <w:rPr>
-          <w:lang w:val="id_ID" w:bidi="id_ID"/>
-        </w:rPr>
-      </w:r>
-      <w:hyperlink r:id="rId34">
-        <w:r>
-          <w:rPr>
-            <w:lang w:val="id_ID" w:bidi="id_ID"/>
-          </w:rPr>
-          <w:rPr>
-            <w:color w:val="0000EE"/>
-            <w:u w:val="single"/>
-          </w:rPr>
-          <w:t>Markus 14:35</w:t>
-        </w:r>
-      </w:hyperlink>
+      <w:r>
+        <w:rPr>
+          <w:lang w:val="id_ID" w:bidi="id_ID"/>
+        </w:rPr>
+        <w:t>1 Korintus 15:30</w:t>
+      </w:r>
+    </w:p>
+    <w:p>
+      <w:pPr>
+        <w:pStyle w:val="ListBullet"/>
+        <w:spacing w:line="240" w:lineRule="auto"/>
+        <w:ind w:left="720"/>
+      </w:pPr>
+      <w:r>
+        <w:rPr>
+          <w:lang w:val="id_ID" w:bidi="id_ID"/>
+        </w:rPr>
+      </w:r>
+      <w:r>
+        <w:rPr>
+          <w:lang w:val="id_ID" w:bidi="id_ID"/>
+        </w:rPr>
+        <w:t>Kisah Para Rasul 10:30</w:t>
+      </w:r>
+    </w:p>
+    <w:p>
+      <w:pPr>
+        <w:pStyle w:val="ListBullet"/>
+        <w:spacing w:line="240" w:lineRule="auto"/>
+        <w:ind w:left="720"/>
+      </w:pPr>
+      <w:r>
+        <w:rPr>
+          <w:lang w:val="id_ID" w:bidi="id_ID"/>
+        </w:rPr>
+      </w:r>
+      <w:r>
+        <w:rPr>
+          <w:lang w:val="id_ID" w:bidi="id_ID"/>
+        </w:rPr>
+        <w:t>Markus 14:35</w:t>
+      </w:r>
     </w:p>
     <w:p>
       <w:pPr>
@@ -2370,114 +2232,84 @@
           <w:lang w:val="id_ID" w:bidi="id_ID"/>
         </w:rPr>
       </w:r>
-      <w:hyperlink r:id="rId35">
-        <w:r>
-          <w:rPr>
-            <w:lang w:val="id_ID" w:bidi="id_ID"/>
-          </w:rPr>
-          <w:rPr>
-            <w:color w:val="0000EE"/>
-            <w:u w:val="single"/>
-          </w:rPr>
-          <w:t>Galatia 3:15–16</w:t>
-        </w:r>
-      </w:hyperlink>
-    </w:p>
-    <w:p>
-      <w:pPr>
-        <w:pStyle w:val="ListBullet"/>
-        <w:spacing w:line="240" w:lineRule="auto"/>
-        <w:ind w:left="720"/>
-      </w:pPr>
-      <w:r>
-        <w:rPr>
-          <w:lang w:val="id_ID" w:bidi="id_ID"/>
-        </w:rPr>
-      </w:r>
-      <w:hyperlink r:id="rId36">
-        <w:r>
-          <w:rPr>
-            <w:lang w:val="id_ID" w:bidi="id_ID"/>
-          </w:rPr>
-          <w:rPr>
-            <w:color w:val="0000EE"/>
-            <w:u w:val="single"/>
-          </w:rPr>
-          <w:t>Kejadian 25:31–34</w:t>
-        </w:r>
-      </w:hyperlink>
-    </w:p>
-    <w:p>
-      <w:pPr>
-        <w:pStyle w:val="ListBullet"/>
-        <w:spacing w:line="240" w:lineRule="auto"/>
-        <w:ind w:left="720"/>
-      </w:pPr>
-      <w:r>
-        <w:rPr>
-          <w:lang w:val="id_ID" w:bidi="id_ID"/>
-        </w:rPr>
-      </w:r>
-      <w:hyperlink r:id="rId37">
-        <w:r>
-          <w:rPr>
-            <w:lang w:val="id_ID" w:bidi="id_ID"/>
-          </w:rPr>
-          <w:rPr>
-            <w:color w:val="0000EE"/>
-            <w:u w:val="single"/>
-          </w:rPr>
-          <w:t>Ibrani 11:9</w:t>
-        </w:r>
-      </w:hyperlink>
-    </w:p>
-    <w:p>
-      <w:pPr>
-        <w:pStyle w:val="ListBullet"/>
-        <w:spacing w:line="240" w:lineRule="auto"/>
-        <w:ind w:left="720"/>
-      </w:pPr>
-      <w:r>
-        <w:rPr>
-          <w:lang w:val="id_ID" w:bidi="id_ID"/>
-        </w:rPr>
-      </w:r>
-      <w:hyperlink r:id="rId38">
-        <w:r>
-          <w:rPr>
-            <w:lang w:val="id_ID" w:bidi="id_ID"/>
-          </w:rPr>
-          <w:rPr>
-            <w:color w:val="0000EE"/>
-            <w:u w:val="single"/>
-          </w:rPr>
-          <w:t>Yakobus 1:12</w:t>
-        </w:r>
-      </w:hyperlink>
-    </w:p>
-    <w:p>
-      <w:pPr>
-        <w:pStyle w:val="ListBullet"/>
-        <w:spacing w:line="240" w:lineRule="auto"/>
-        <w:ind w:left="720"/>
-      </w:pPr>
-      <w:r>
-        <w:rPr>
-          <w:lang w:val="id_ID" w:bidi="id_ID"/>
-        </w:rPr>
-      </w:r>
-      <w:hyperlink r:id="rId39">
-        <w:r>
-          <w:rPr>
-            <w:lang w:val="id_ID" w:bidi="id_ID"/>
-          </w:rPr>
-          <w:rPr>
-            <w:color w:val="0000EE"/>
-            <w:u w:val="single"/>
-          </w:rPr>
-          <w:t>Bilangan 30:2</w:t>
-        </w:r>
-      </w:hyperlink>
+      <w:r>
+        <w:rPr>
+          <w:lang w:val="id_ID" w:bidi="id_ID"/>
+        </w:rPr>
+        <w:t>Galatia 3:15–16</w:t>
+      </w:r>
+    </w:p>
+    <w:p>
+      <w:pPr>
+        <w:pStyle w:val="ListBullet"/>
+        <w:spacing w:line="240" w:lineRule="auto"/>
+        <w:ind w:left="720"/>
+      </w:pPr>
+      <w:r>
+        <w:rPr>
+          <w:lang w:val="id_ID" w:bidi="id_ID"/>
+        </w:rPr>
+      </w:r>
+      <w:r>
+        <w:rPr>
+          <w:lang w:val="id_ID" w:bidi="id_ID"/>
+        </w:rPr>
+        <w:t>Kejadian 25:31–34</w:t>
+      </w:r>
+    </w:p>
+    <w:p>
+      <w:pPr>
+        <w:pStyle w:val="ListBullet"/>
+        <w:spacing w:line="240" w:lineRule="auto"/>
+        <w:ind w:left="720"/>
+      </w:pPr>
+      <w:r>
+        <w:rPr>
+          <w:lang w:val="id_ID" w:bidi="id_ID"/>
+        </w:rPr>
+      </w:r>
+      <w:r>
+        <w:rPr>
+          <w:lang w:val="id_ID" w:bidi="id_ID"/>
+        </w:rPr>
+        <w:t>Ibrani 11:9</w:t>
+      </w:r>
+    </w:p>
+    <w:p>
+      <w:pPr>
+        <w:pStyle w:val="ListBullet"/>
+        <w:spacing w:line="240" w:lineRule="auto"/>
+        <w:ind w:left="720"/>
+      </w:pPr>
+      <w:r>
+        <w:rPr>
+          <w:lang w:val="id_ID" w:bidi="id_ID"/>
+        </w:rPr>
+      </w:r>
+      <w:r>
+        <w:rPr>
+          <w:lang w:val="id_ID" w:bidi="id_ID"/>
+        </w:rPr>
+        <w:t>Yakobus 1:12</w:t>
+      </w:r>
+    </w:p>
+    <w:p>
+      <w:pPr>
+        <w:pStyle w:val="ListBullet"/>
+        <w:spacing w:line="240" w:lineRule="auto"/>
+        <w:ind w:left="720"/>
+      </w:pPr>
+      <w:r>
+        <w:rPr>
+          <w:lang w:val="id_ID" w:bidi="id_ID"/>
+        </w:rPr>
+      </w:r>
+      <w:r>
+        <w:rPr>
+          <w:lang w:val="id_ID" w:bidi="id_ID"/>
+        </w:rPr>
+        <w:t>Bilangan 30:2</w:t>
+      </w:r>
     </w:p>
     <w:p>
       <w:pPr>
@@ -3019,90 +2851,66 @@
           <w:lang w:val="id_ID" w:bidi="id_ID"/>
         </w:rPr>
       </w:r>
-      <w:hyperlink r:id="rId40">
-        <w:r>
-          <w:rPr>
-            <w:lang w:val="id_ID" w:bidi="id_ID"/>
-          </w:rPr>
-          <w:rPr>
-            <w:color w:val="0000EE"/>
-            <w:u w:val="single"/>
-          </w:rPr>
-          <w:t>2 Korintus 5:4–5</w:t>
-        </w:r>
-      </w:hyperlink>
-    </w:p>
-    <w:p>
-      <w:pPr>
-        <w:pStyle w:val="ListBullet"/>
-        <w:spacing w:line="240" w:lineRule="auto"/>
-        <w:ind w:left="720"/>
-      </w:pPr>
-      <w:r>
-        <w:rPr>
-          <w:lang w:val="id_ID" w:bidi="id_ID"/>
-        </w:rPr>
-      </w:r>
-      <w:hyperlink r:id="rId41">
-        <w:r>
-          <w:rPr>
-            <w:lang w:val="id_ID" w:bidi="id_ID"/>
-          </w:rPr>
-          <w:rPr>
-            <w:color w:val="0000EE"/>
-            <w:u w:val="single"/>
-          </w:rPr>
-          <w:t>Keluaran 22:26</w:t>
-        </w:r>
-      </w:hyperlink>
-    </w:p>
-    <w:p>
-      <w:pPr>
-        <w:pStyle w:val="ListBullet"/>
-        <w:spacing w:line="240" w:lineRule="auto"/>
-        <w:ind w:left="720"/>
-      </w:pPr>
-      <w:r>
-        <w:rPr>
-          <w:lang w:val="id_ID" w:bidi="id_ID"/>
-        </w:rPr>
-      </w:r>
-      <w:hyperlink r:id="rId42">
-        <w:r>
-          <w:rPr>
-            <w:lang w:val="id_ID" w:bidi="id_ID"/>
-          </w:rPr>
-          <w:rPr>
-            <w:color w:val="0000EE"/>
-            <w:u w:val="single"/>
-          </w:rPr>
-          <w:t>Kejadian 38:17–18</w:t>
-        </w:r>
-      </w:hyperlink>
-    </w:p>
-    <w:p>
-      <w:pPr>
-        <w:pStyle w:val="ListBullet"/>
-        <w:spacing w:line="240" w:lineRule="auto"/>
-        <w:ind w:left="720"/>
-      </w:pPr>
-      <w:r>
-        <w:rPr>
-          <w:lang w:val="id_ID" w:bidi="id_ID"/>
-        </w:rPr>
-      </w:r>
-      <w:hyperlink r:id="rId43">
-        <w:r>
-          <w:rPr>
-            <w:lang w:val="id_ID" w:bidi="id_ID"/>
-          </w:rPr>
-          <w:rPr>
-            <w:color w:val="0000EE"/>
-            <w:u w:val="single"/>
-          </w:rPr>
-          <w:t>Nehemia 10:28–29</w:t>
-        </w:r>
-      </w:hyperlink>
+      <w:r>
+        <w:rPr>
+          <w:lang w:val="id_ID" w:bidi="id_ID"/>
+        </w:rPr>
+        <w:t>2 Korintus 5:4–5</w:t>
+      </w:r>
+    </w:p>
+    <w:p>
+      <w:pPr>
+        <w:pStyle w:val="ListBullet"/>
+        <w:spacing w:line="240" w:lineRule="auto"/>
+        <w:ind w:left="720"/>
+      </w:pPr>
+      <w:r>
+        <w:rPr>
+          <w:lang w:val="id_ID" w:bidi="id_ID"/>
+        </w:rPr>
+      </w:r>
+      <w:r>
+        <w:rPr>
+          <w:lang w:val="id_ID" w:bidi="id_ID"/>
+        </w:rPr>
+        <w:t>Keluaran 22:26</w:t>
+      </w:r>
+    </w:p>
+    <w:p>
+      <w:pPr>
+        <w:pStyle w:val="ListBullet"/>
+        <w:spacing w:line="240" w:lineRule="auto"/>
+        <w:ind w:left="720"/>
+      </w:pPr>
+      <w:r>
+        <w:rPr>
+          <w:lang w:val="id_ID" w:bidi="id_ID"/>
+        </w:rPr>
+      </w:r>
+      <w:r>
+        <w:rPr>
+          <w:lang w:val="id_ID" w:bidi="id_ID"/>
+        </w:rPr>
+        <w:t>Kejadian 38:17–18</w:t>
+      </w:r>
+    </w:p>
+    <w:p>
+      <w:pPr>
+        <w:pStyle w:val="ListBullet"/>
+        <w:spacing w:line="240" w:lineRule="auto"/>
+        <w:ind w:left="720"/>
+      </w:pPr>
+      <w:r>
+        <w:rPr>
+          <w:lang w:val="id_ID" w:bidi="id_ID"/>
+        </w:rPr>
+      </w:r>
+      <w:r>
+        <w:rPr>
+          <w:lang w:val="id_ID" w:bidi="id_ID"/>
+        </w:rPr>
+        <w:t>Nehemia 10:28–29</w:t>
+      </w:r>
     </w:p>
     <w:p>
       <w:pPr>
@@ -3545,90 +3353,66 @@
           <w:lang w:val="id_ID" w:bidi="id_ID"/>
         </w:rPr>
       </w:r>
-      <w:hyperlink r:id="rId44">
-        <w:r>
-          <w:rPr>
-            <w:lang w:val="id_ID" w:bidi="id_ID"/>
-          </w:rPr>
-          <w:rPr>
-            <w:color w:val="0000EE"/>
-            <w:u w:val="single"/>
-          </w:rPr>
-          <w:t>Ibrani 11:32–34</w:t>
-        </w:r>
-      </w:hyperlink>
-    </w:p>
-    <w:p>
-      <w:pPr>
-        <w:pStyle w:val="ListBullet"/>
-        <w:spacing w:line="240" w:lineRule="auto"/>
-        <w:ind w:left="720"/>
-      </w:pPr>
-      <w:r>
-        <w:rPr>
-          <w:lang w:val="id_ID" w:bidi="id_ID"/>
-        </w:rPr>
-      </w:r>
-      <w:hyperlink r:id="rId45">
-        <w:r>
-          <w:rPr>
-            <w:lang w:val="id_ID" w:bidi="id_ID"/>
-          </w:rPr>
-          <w:rPr>
-            <w:color w:val="0000EE"/>
-            <w:u w:val="single"/>
-          </w:rPr>
-          <w:t>Hakim-hakim 11:1–3</w:t>
-        </w:r>
-      </w:hyperlink>
-    </w:p>
-    <w:p>
-      <w:pPr>
-        <w:pStyle w:val="ListBullet"/>
-        <w:spacing w:line="240" w:lineRule="auto"/>
-        <w:ind w:left="720"/>
-      </w:pPr>
-      <w:r>
-        <w:rPr>
-          <w:lang w:val="id_ID" w:bidi="id_ID"/>
-        </w:rPr>
-      </w:r>
-      <w:hyperlink r:id="rId46">
-        <w:r>
-          <w:rPr>
-            <w:lang w:val="id_ID" w:bidi="id_ID"/>
-          </w:rPr>
-          <w:rPr>
-            <w:color w:val="0000EE"/>
-            <w:u w:val="single"/>
-          </w:rPr>
-          <w:t>Hakim-hakim 11:35</w:t>
-        </w:r>
-      </w:hyperlink>
-    </w:p>
-    <w:p>
-      <w:pPr>
-        <w:pStyle w:val="ListBullet"/>
-        <w:spacing w:line="240" w:lineRule="auto"/>
-        <w:ind w:left="720"/>
-      </w:pPr>
-      <w:r>
-        <w:rPr>
-          <w:lang w:val="id_ID" w:bidi="id_ID"/>
-        </w:rPr>
-      </w:r>
-      <w:hyperlink r:id="rId47">
-        <w:r>
-          <w:rPr>
-            <w:lang w:val="id_ID" w:bidi="id_ID"/>
-          </w:rPr>
-          <w:rPr>
-            <w:color w:val="0000EE"/>
-            <w:u w:val="single"/>
-          </w:rPr>
-          <w:t>Hakim-hakim 12:2</w:t>
-        </w:r>
-      </w:hyperlink>
+      <w:r>
+        <w:rPr>
+          <w:lang w:val="id_ID" w:bidi="id_ID"/>
+        </w:rPr>
+        <w:t>Ibrani 11:32–34</w:t>
+      </w:r>
+    </w:p>
+    <w:p>
+      <w:pPr>
+        <w:pStyle w:val="ListBullet"/>
+        <w:spacing w:line="240" w:lineRule="auto"/>
+        <w:ind w:left="720"/>
+      </w:pPr>
+      <w:r>
+        <w:rPr>
+          <w:lang w:val="id_ID" w:bidi="id_ID"/>
+        </w:rPr>
+      </w:r>
+      <w:r>
+        <w:rPr>
+          <w:lang w:val="id_ID" w:bidi="id_ID"/>
+        </w:rPr>
+        <w:t>Hakim-hakim 11:1–3</w:t>
+      </w:r>
+    </w:p>
+    <w:p>
+      <w:pPr>
+        <w:pStyle w:val="ListBullet"/>
+        <w:spacing w:line="240" w:lineRule="auto"/>
+        <w:ind w:left="720"/>
+      </w:pPr>
+      <w:r>
+        <w:rPr>
+          <w:lang w:val="id_ID" w:bidi="id_ID"/>
+        </w:rPr>
+      </w:r>
+      <w:r>
+        <w:rPr>
+          <w:lang w:val="id_ID" w:bidi="id_ID"/>
+        </w:rPr>
+        <w:t>Hakim-hakim 11:35</w:t>
+      </w:r>
+    </w:p>
+    <w:p>
+      <w:pPr>
+        <w:pStyle w:val="ListBullet"/>
+        <w:spacing w:line="240" w:lineRule="auto"/>
+        <w:ind w:left="720"/>
+      </w:pPr>
+      <w:r>
+        <w:rPr>
+          <w:lang w:val="id_ID" w:bidi="id_ID"/>
+        </w:rPr>
+      </w:r>
+      <w:r>
+        <w:rPr>
+          <w:lang w:val="id_ID" w:bidi="id_ID"/>
+        </w:rPr>
+        <w:t>Hakim-hakim 12:2</w:t>
+      </w:r>
     </w:p>
     <w:p>
       <w:pPr>
@@ -3894,114 +3678,84 @@
           <w:lang w:val="id_ID" w:bidi="id_ID"/>
         </w:rPr>
       </w:r>
-      <w:hyperlink r:id="rId13">
-        <w:r>
-          <w:rPr>
-            <w:lang w:val="id_ID" w:bidi="id_ID"/>
-          </w:rPr>
-          <w:rPr>
-            <w:color w:val="0000EE"/>
-            <w:u w:val="single"/>
-          </w:rPr>
-          <w:t>1 Tawarikh 11:12–14</w:t>
-        </w:r>
-      </w:hyperlink>
-    </w:p>
-    <w:p>
-      <w:pPr>
-        <w:pStyle w:val="ListBullet"/>
-        <w:spacing w:line="240" w:lineRule="auto"/>
-        <w:ind w:left="720"/>
-      </w:pPr>
-      <w:r>
-        <w:rPr>
-          <w:lang w:val="id_ID" w:bidi="id_ID"/>
-        </w:rPr>
-      </w:r>
-      <w:hyperlink r:id="rId48">
-        <w:r>
-          <w:rPr>
-            <w:lang w:val="id_ID" w:bidi="id_ID"/>
-          </w:rPr>
-          <w:rPr>
-            <w:color w:val="0000EE"/>
-            <w:u w:val="single"/>
-          </w:rPr>
-          <w:t>Ayub 31:40</w:t>
-        </w:r>
-      </w:hyperlink>
-    </w:p>
-    <w:p>
-      <w:pPr>
-        <w:pStyle w:val="ListBullet"/>
-        <w:spacing w:line="240" w:lineRule="auto"/>
-        <w:ind w:left="720"/>
-      </w:pPr>
-      <w:r>
-        <w:rPr>
-          <w:lang w:val="id_ID" w:bidi="id_ID"/>
-        </w:rPr>
-      </w:r>
-      <w:hyperlink r:id="rId49">
-        <w:r>
-          <w:rPr>
-            <w:lang w:val="id_ID" w:bidi="id_ID"/>
-          </w:rPr>
-          <w:rPr>
-            <w:color w:val="0000EE"/>
-            <w:u w:val="single"/>
-          </w:rPr>
-          <w:t>Hakim-hakim 7:14</w:t>
-        </w:r>
-      </w:hyperlink>
-    </w:p>
-    <w:p>
-      <w:pPr>
-        <w:pStyle w:val="ListBullet"/>
-        <w:spacing w:line="240" w:lineRule="auto"/>
-        <w:ind w:left="720"/>
-      </w:pPr>
-      <w:r>
-        <w:rPr>
-          <w:lang w:val="id_ID" w:bidi="id_ID"/>
-        </w:rPr>
-      </w:r>
-      <w:hyperlink r:id="rId50">
-        <w:r>
-          <w:rPr>
-            <w:lang w:val="id_ID" w:bidi="id_ID"/>
-          </w:rPr>
-          <w:rPr>
-            <w:color w:val="0000EE"/>
-            <w:u w:val="single"/>
-          </w:rPr>
-          <w:t>Bilangan 5:15</w:t>
-        </w:r>
-      </w:hyperlink>
-    </w:p>
-    <w:p>
-      <w:pPr>
-        <w:pStyle w:val="ListBullet"/>
-        <w:spacing w:line="240" w:lineRule="auto"/>
-        <w:ind w:left="720"/>
-      </w:pPr>
-      <w:r>
-        <w:rPr>
-          <w:lang w:val="id_ID" w:bidi="id_ID"/>
-        </w:rPr>
-      </w:r>
-      <w:hyperlink r:id="rId51">
-        <w:r>
-          <w:rPr>
-            <w:lang w:val="id_ID" w:bidi="id_ID"/>
-          </w:rPr>
-          <w:rPr>
-            <w:color w:val="0000EE"/>
-            <w:u w:val="single"/>
-          </w:rPr>
-          <w:t>Wahyu 6:6</w:t>
-        </w:r>
-      </w:hyperlink>
+      <w:r>
+        <w:rPr>
+          <w:lang w:val="id_ID" w:bidi="id_ID"/>
+        </w:rPr>
+        <w:t>1 Tawarikh 11:12–14</w:t>
+      </w:r>
+    </w:p>
+    <w:p>
+      <w:pPr>
+        <w:pStyle w:val="ListBullet"/>
+        <w:spacing w:line="240" w:lineRule="auto"/>
+        <w:ind w:left="720"/>
+      </w:pPr>
+      <w:r>
+        <w:rPr>
+          <w:lang w:val="id_ID" w:bidi="id_ID"/>
+        </w:rPr>
+      </w:r>
+      <w:r>
+        <w:rPr>
+          <w:lang w:val="id_ID" w:bidi="id_ID"/>
+        </w:rPr>
+        <w:t>Ayub 31:40</w:t>
+      </w:r>
+    </w:p>
+    <w:p>
+      <w:pPr>
+        <w:pStyle w:val="ListBullet"/>
+        <w:spacing w:line="240" w:lineRule="auto"/>
+        <w:ind w:left="720"/>
+      </w:pPr>
+      <w:r>
+        <w:rPr>
+          <w:lang w:val="id_ID" w:bidi="id_ID"/>
+        </w:rPr>
+      </w:r>
+      <w:r>
+        <w:rPr>
+          <w:lang w:val="id_ID" w:bidi="id_ID"/>
+        </w:rPr>
+        <w:t>Hakim-hakim 7:14</w:t>
+      </w:r>
+    </w:p>
+    <w:p>
+      <w:pPr>
+        <w:pStyle w:val="ListBullet"/>
+        <w:spacing w:line="240" w:lineRule="auto"/>
+        <w:ind w:left="720"/>
+      </w:pPr>
+      <w:r>
+        <w:rPr>
+          <w:lang w:val="id_ID" w:bidi="id_ID"/>
+        </w:rPr>
+      </w:r>
+      <w:r>
+        <w:rPr>
+          <w:lang w:val="id_ID" w:bidi="id_ID"/>
+        </w:rPr>
+        <w:t>Bilangan 5:15</w:t>
+      </w:r>
+    </w:p>
+    <w:p>
+      <w:pPr>
+        <w:pStyle w:val="ListBullet"/>
+        <w:spacing w:line="240" w:lineRule="auto"/>
+        <w:ind w:left="720"/>
+      </w:pPr>
+      <w:r>
+        <w:rPr>
+          <w:lang w:val="id_ID" w:bidi="id_ID"/>
+        </w:rPr>
+      </w:r>
+      <w:r>
+        <w:rPr>
+          <w:lang w:val="id_ID" w:bidi="id_ID"/>
+        </w:rPr>
+        <w:t>Wahyu 6:6</w:t>
+      </w:r>
     </w:p>
     <w:p>
       <w:pPr>
@@ -4318,234 +4072,174 @@
           <w:lang w:val="id_ID" w:bidi="id_ID"/>
         </w:rPr>
       </w:r>
-      <w:hyperlink r:id="rId33">
-        <w:r>
-          <w:rPr>
-            <w:lang w:val="id_ID" w:bidi="id_ID"/>
-          </w:rPr>
-          <w:rPr>
-            <w:color w:val="0000EE"/>
-            <w:u w:val="single"/>
-          </w:rPr>
-          <w:t>1 Korintus 5:12</w:t>
-        </w:r>
-      </w:hyperlink>
-    </w:p>
-    <w:p>
-      <w:pPr>
-        <w:pStyle w:val="ListBullet"/>
-        <w:spacing w:line="240" w:lineRule="auto"/>
-        <w:ind w:left="720"/>
-      </w:pPr>
-      <w:r>
-        <w:rPr>
-          <w:lang w:val="id_ID" w:bidi="id_ID"/>
-        </w:rPr>
-      </w:r>
-      <w:hyperlink r:id="rId52">
-        <w:r>
-          <w:rPr>
-            <w:lang w:val="id_ID" w:bidi="id_ID"/>
-          </w:rPr>
-          <w:rPr>
-            <w:color w:val="0000EE"/>
-            <w:u w:val="single"/>
-          </w:rPr>
-          <w:t>1 Tesalonika 2:14</w:t>
-        </w:r>
-      </w:hyperlink>
-    </w:p>
-    <w:p>
-      <w:pPr>
-        <w:pStyle w:val="ListBullet"/>
-        <w:spacing w:line="240" w:lineRule="auto"/>
-        <w:ind w:left="720"/>
-      </w:pPr>
-      <w:r>
-        <w:rPr>
-          <w:lang w:val="id_ID" w:bidi="id_ID"/>
-        </w:rPr>
-      </w:r>
-      <w:hyperlink r:id="rId19">
-        <w:r>
-          <w:rPr>
-            <w:lang w:val="id_ID" w:bidi="id_ID"/>
-          </w:rPr>
-          <w:rPr>
-            <w:color w:val="0000EE"/>
-            <w:u w:val="single"/>
-          </w:rPr>
-          <w:t>1 Timotius 3:5</w:t>
-        </w:r>
-      </w:hyperlink>
-    </w:p>
-    <w:p>
-      <w:pPr>
-        <w:pStyle w:val="ListBullet"/>
-        <w:spacing w:line="240" w:lineRule="auto"/>
-        <w:ind w:left="720"/>
-      </w:pPr>
-      <w:r>
-        <w:rPr>
-          <w:lang w:val="id_ID" w:bidi="id_ID"/>
-        </w:rPr>
-      </w:r>
-      <w:hyperlink r:id="rId29">
-        <w:r>
-          <w:rPr>
-            <w:lang w:val="id_ID" w:bidi="id_ID"/>
-          </w:rPr>
-          <w:rPr>
-            <w:color w:val="0000EE"/>
-            <w:u w:val="single"/>
-          </w:rPr>
-          <w:t>Kisah Para Rasul 9:31</w:t>
-        </w:r>
-      </w:hyperlink>
-    </w:p>
-    <w:p>
-      <w:pPr>
-        <w:pStyle w:val="ListBullet"/>
-        <w:spacing w:line="240" w:lineRule="auto"/>
-        <w:ind w:left="720"/>
-      </w:pPr>
-      <w:r>
-        <w:rPr>
-          <w:lang w:val="id_ID" w:bidi="id_ID"/>
-        </w:rPr>
-      </w:r>
-      <w:hyperlink r:id="rId29">
-        <w:r>
-          <w:rPr>
-            <w:lang w:val="id_ID" w:bidi="id_ID"/>
-          </w:rPr>
-          <w:rPr>
-            <w:color w:val="0000EE"/>
-            <w:u w:val="single"/>
-          </w:rPr>
-          <w:t>Kisah Para Rasul 14:23</w:t>
-        </w:r>
-      </w:hyperlink>
-    </w:p>
-    <w:p>
-      <w:pPr>
-        <w:pStyle w:val="ListBullet"/>
-        <w:spacing w:line="240" w:lineRule="auto"/>
-        <w:ind w:left="720"/>
-      </w:pPr>
-      <w:r>
-        <w:rPr>
-          <w:lang w:val="id_ID" w:bidi="id_ID"/>
-        </w:rPr>
-      </w:r>
-      <w:hyperlink r:id="rId29">
-        <w:r>
-          <w:rPr>
-            <w:lang w:val="id_ID" w:bidi="id_ID"/>
-          </w:rPr>
-          <w:rPr>
-            <w:color w:val="0000EE"/>
-            <w:u w:val="single"/>
-          </w:rPr>
-          <w:t>Kisah Para Rasul 15:41</w:t>
-        </w:r>
-      </w:hyperlink>
-    </w:p>
-    <w:p>
-      <w:pPr>
-        <w:pStyle w:val="ListBullet"/>
-        <w:spacing w:line="240" w:lineRule="auto"/>
-        <w:ind w:left="720"/>
-      </w:pPr>
-      <w:r>
-        <w:rPr>
-          <w:lang w:val="id_ID" w:bidi="id_ID"/>
-        </w:rPr>
-      </w:r>
-      <w:hyperlink r:id="rId53">
-        <w:r>
-          <w:rPr>
-            <w:lang w:val="id_ID" w:bidi="id_ID"/>
-          </w:rPr>
-          <w:rPr>
-            <w:color w:val="0000EE"/>
-            <w:u w:val="single"/>
-          </w:rPr>
-          <w:t>Kolose 4:15</w:t>
-        </w:r>
-      </w:hyperlink>
-    </w:p>
-    <w:p>
-      <w:pPr>
-        <w:pStyle w:val="ListBullet"/>
-        <w:spacing w:line="240" w:lineRule="auto"/>
-        <w:ind w:left="720"/>
-      </w:pPr>
-      <w:r>
-        <w:rPr>
-          <w:lang w:val="id_ID" w:bidi="id_ID"/>
-        </w:rPr>
-      </w:r>
-      <w:hyperlink r:id="rId54">
-        <w:r>
-          <w:rPr>
-            <w:lang w:val="id_ID" w:bidi="id_ID"/>
-          </w:rPr>
-          <w:rPr>
-            <w:color w:val="0000EE"/>
-            <w:u w:val="single"/>
-          </w:rPr>
-          <w:t>Efesus 5:23</w:t>
-        </w:r>
-      </w:hyperlink>
-    </w:p>
-    <w:p>
-      <w:pPr>
-        <w:pStyle w:val="ListBullet"/>
-        <w:spacing w:line="240" w:lineRule="auto"/>
-        <w:ind w:left="720"/>
-      </w:pPr>
-      <w:r>
-        <w:rPr>
-          <w:lang w:val="id_ID" w:bidi="id_ID"/>
-        </w:rPr>
-      </w:r>
-      <w:hyperlink r:id="rId55">
-        <w:r>
-          <w:rPr>
-            <w:lang w:val="id_ID" w:bidi="id_ID"/>
-          </w:rPr>
-          <w:rPr>
-            <w:color w:val="0000EE"/>
-            <w:u w:val="single"/>
-          </w:rPr>
-          <w:t>Matius 16:18</w:t>
-        </w:r>
-      </w:hyperlink>
-    </w:p>
-    <w:p>
-      <w:pPr>
-        <w:pStyle w:val="ListBullet"/>
-        <w:spacing w:line="240" w:lineRule="auto"/>
-        <w:ind w:left="720"/>
-      </w:pPr>
-      <w:r>
-        <w:rPr>
-          <w:lang w:val="id_ID" w:bidi="id_ID"/>
-        </w:rPr>
-      </w:r>
-      <w:hyperlink r:id="rId56">
-        <w:r>
-          <w:rPr>
-            <w:lang w:val="id_ID" w:bidi="id_ID"/>
-          </w:rPr>
-          <w:rPr>
-            <w:color w:val="0000EE"/>
-            <w:u w:val="single"/>
-          </w:rPr>
-          <w:t>Filipi 4:15</w:t>
-        </w:r>
-      </w:hyperlink>
+      <w:r>
+        <w:rPr>
+          <w:lang w:val="id_ID" w:bidi="id_ID"/>
+        </w:rPr>
+        <w:t>1 Korintus 5:12</w:t>
+      </w:r>
+    </w:p>
+    <w:p>
+      <w:pPr>
+        <w:pStyle w:val="ListBullet"/>
+        <w:spacing w:line="240" w:lineRule="auto"/>
+        <w:ind w:left="720"/>
+      </w:pPr>
+      <w:r>
+        <w:rPr>
+          <w:lang w:val="id_ID" w:bidi="id_ID"/>
+        </w:rPr>
+      </w:r>
+      <w:r>
+        <w:rPr>
+          <w:lang w:val="id_ID" w:bidi="id_ID"/>
+        </w:rPr>
+        <w:t>1 Tesalonika 2:14</w:t>
+      </w:r>
+    </w:p>
+    <w:p>
+      <w:pPr>
+        <w:pStyle w:val="ListBullet"/>
+        <w:spacing w:line="240" w:lineRule="auto"/>
+        <w:ind w:left="720"/>
+      </w:pPr>
+      <w:r>
+        <w:rPr>
+          <w:lang w:val="id_ID" w:bidi="id_ID"/>
+        </w:rPr>
+      </w:r>
+      <w:r>
+        <w:rPr>
+          <w:lang w:val="id_ID" w:bidi="id_ID"/>
+        </w:rPr>
+        <w:t>1 Timotius 3:5</w:t>
+      </w:r>
+    </w:p>
+    <w:p>
+      <w:pPr>
+        <w:pStyle w:val="ListBullet"/>
+        <w:spacing w:line="240" w:lineRule="auto"/>
+        <w:ind w:left="720"/>
+      </w:pPr>
+      <w:r>
+        <w:rPr>
+          <w:lang w:val="id_ID" w:bidi="id_ID"/>
+        </w:rPr>
+      </w:r>
+      <w:r>
+        <w:rPr>
+          <w:lang w:val="id_ID" w:bidi="id_ID"/>
+        </w:rPr>
+        <w:t>Kisah Para Rasul 9:31</w:t>
+      </w:r>
+    </w:p>
+    <w:p>
+      <w:pPr>
+        <w:pStyle w:val="ListBullet"/>
+        <w:spacing w:line="240" w:lineRule="auto"/>
+        <w:ind w:left="720"/>
+      </w:pPr>
+      <w:r>
+        <w:rPr>
+          <w:lang w:val="id_ID" w:bidi="id_ID"/>
+        </w:rPr>
+      </w:r>
+      <w:r>
+        <w:rPr>
+          <w:lang w:val="id_ID" w:bidi="id_ID"/>
+        </w:rPr>
+        <w:t>Kisah Para Rasul 14:23</w:t>
+      </w:r>
+    </w:p>
+    <w:p>
+      <w:pPr>
+        <w:pStyle w:val="ListBullet"/>
+        <w:spacing w:line="240" w:lineRule="auto"/>
+        <w:ind w:left="720"/>
+      </w:pPr>
+      <w:r>
+        <w:rPr>
+          <w:lang w:val="id_ID" w:bidi="id_ID"/>
+        </w:rPr>
+      </w:r>
+      <w:r>
+        <w:rPr>
+          <w:lang w:val="id_ID" w:bidi="id_ID"/>
+        </w:rPr>
+        <w:t>Kisah Para Rasul 15:41</w:t>
+      </w:r>
+    </w:p>
+    <w:p>
+      <w:pPr>
+        <w:pStyle w:val="ListBullet"/>
+        <w:spacing w:line="240" w:lineRule="auto"/>
+        <w:ind w:left="720"/>
+      </w:pPr>
+      <w:r>
+        <w:rPr>
+          <w:lang w:val="id_ID" w:bidi="id_ID"/>
+        </w:rPr>
+      </w:r>
+      <w:r>
+        <w:rPr>
+          <w:lang w:val="id_ID" w:bidi="id_ID"/>
+        </w:rPr>
+        <w:t>Kolose 4:15</w:t>
+      </w:r>
+    </w:p>
+    <w:p>
+      <w:pPr>
+        <w:pStyle w:val="ListBullet"/>
+        <w:spacing w:line="240" w:lineRule="auto"/>
+        <w:ind w:left="720"/>
+      </w:pPr>
+      <w:r>
+        <w:rPr>
+          <w:lang w:val="id_ID" w:bidi="id_ID"/>
+        </w:rPr>
+      </w:r>
+      <w:r>
+        <w:rPr>
+          <w:lang w:val="id_ID" w:bidi="id_ID"/>
+        </w:rPr>
+        <w:t>Efesus 5:23</w:t>
+      </w:r>
+    </w:p>
+    <w:p>
+      <w:pPr>
+        <w:pStyle w:val="ListBullet"/>
+        <w:spacing w:line="240" w:lineRule="auto"/>
+        <w:ind w:left="720"/>
+      </w:pPr>
+      <w:r>
+        <w:rPr>
+          <w:lang w:val="id_ID" w:bidi="id_ID"/>
+        </w:rPr>
+      </w:r>
+      <w:r>
+        <w:rPr>
+          <w:lang w:val="id_ID" w:bidi="id_ID"/>
+        </w:rPr>
+        <w:t>Matius 16:18</w:t>
+      </w:r>
+    </w:p>
+    <w:p>
+      <w:pPr>
+        <w:pStyle w:val="ListBullet"/>
+        <w:spacing w:line="240" w:lineRule="auto"/>
+        <w:ind w:left="720"/>
+      </w:pPr>
+      <w:r>
+        <w:rPr>
+          <w:lang w:val="id_ID" w:bidi="id_ID"/>
+        </w:rPr>
+      </w:r>
+      <w:r>
+        <w:rPr>
+          <w:lang w:val="id_ID" w:bidi="id_ID"/>
+        </w:rPr>
+        <w:t>Filipi 4:15</w:t>
+      </w:r>
     </w:p>
     <w:p>
       <w:pPr>
@@ -5046,66 +4740,48 @@
           <w:lang w:val="id_ID" w:bidi="id_ID"/>
         </w:rPr>
       </w:r>
-      <w:hyperlink r:id="rId57">
-        <w:r>
-          <w:rPr>
-            <w:lang w:val="id_ID" w:bidi="id_ID"/>
-          </w:rPr>
-          <w:rPr>
-            <w:color w:val="0000EE"/>
-            <w:u w:val="single"/>
-          </w:rPr>
-          <w:t>Pengkhotbah 7:26</w:t>
-        </w:r>
-      </w:hyperlink>
-    </w:p>
-    <w:p>
-      <w:pPr>
-        <w:pStyle w:val="ListBullet"/>
-        <w:spacing w:line="240" w:lineRule="auto"/>
-        <w:ind w:left="720"/>
-      </w:pPr>
-      <w:r>
-        <w:rPr>
-          <w:lang w:val="id_ID" w:bidi="id_ID"/>
-        </w:rPr>
-      </w:r>
-      <w:hyperlink r:id="rId58">
-        <w:r>
-          <w:rPr>
-            <w:lang w:val="id_ID" w:bidi="id_ID"/>
-          </w:rPr>
-          <w:rPr>
-            <w:color w:val="0000EE"/>
-            <w:u w:val="single"/>
-          </w:rPr>
-          <w:t>Lukas 21:34</w:t>
-        </w:r>
-      </w:hyperlink>
-    </w:p>
-    <w:p>
-      <w:pPr>
-        <w:pStyle w:val="ListBullet"/>
-        <w:spacing w:line="240" w:lineRule="auto"/>
-        <w:ind w:left="720"/>
-      </w:pPr>
-      <w:r>
-        <w:rPr>
-          <w:lang w:val="id_ID" w:bidi="id_ID"/>
-        </w:rPr>
-      </w:r>
-      <w:hyperlink r:id="rId59">
-        <w:r>
-          <w:rPr>
-            <w:lang w:val="id_ID" w:bidi="id_ID"/>
-          </w:rPr>
-          <w:rPr>
-            <w:color w:val="0000EE"/>
-            <w:u w:val="single"/>
-          </w:rPr>
-          <w:t>Markus 12:13</w:t>
-        </w:r>
-      </w:hyperlink>
+      <w:r>
+        <w:rPr>
+          <w:lang w:val="id_ID" w:bidi="id_ID"/>
+        </w:rPr>
+        <w:t>Pengkhotbah 7:26</w:t>
+      </w:r>
+    </w:p>
+    <w:p>
+      <w:pPr>
+        <w:pStyle w:val="ListBullet"/>
+        <w:spacing w:line="240" w:lineRule="auto"/>
+        <w:ind w:left="720"/>
+      </w:pPr>
+      <w:r>
+        <w:rPr>
+          <w:lang w:val="id_ID" w:bidi="id_ID"/>
+        </w:rPr>
+      </w:r>
+      <w:r>
+        <w:rPr>
+          <w:lang w:val="id_ID" w:bidi="id_ID"/>
+        </w:rPr>
+        <w:t>Lukas 21:34</w:t>
+      </w:r>
+    </w:p>
+    <w:p>
+      <w:pPr>
+        <w:pStyle w:val="ListBullet"/>
+        <w:spacing w:line="240" w:lineRule="auto"/>
+        <w:ind w:left="720"/>
+      </w:pPr>
+      <w:r>
+        <w:rPr>
+          <w:lang w:val="id_ID" w:bidi="id_ID"/>
+        </w:rPr>
+      </w:r>
+      <w:r>
+        <w:rPr>
+          <w:lang w:val="id_ID" w:bidi="id_ID"/>
+        </w:rPr>
+        <w:t>Markus 12:13</w:t>
+      </w:r>
     </w:p>
     <w:p>
       <w:pPr>
@@ -5434,234 +5110,174 @@
           <w:lang w:val="id_ID" w:bidi="id_ID"/>
         </w:rPr>
       </w:r>
-      <w:hyperlink r:id="rId60">
-        <w:r>
-          <w:rPr>
-            <w:lang w:val="id_ID" w:bidi="id_ID"/>
-          </w:rPr>
-          <w:rPr>
-            <w:color w:val="0000EE"/>
-            <w:u w:val="single"/>
-          </w:rPr>
-          <w:t>2 Petrus 02:7–9</w:t>
-        </w:r>
-      </w:hyperlink>
-    </w:p>
-    <w:p>
-      <w:pPr>
-        <w:pStyle w:val="ListBullet"/>
-        <w:spacing w:line="240" w:lineRule="auto"/>
-        <w:ind w:left="720"/>
-      </w:pPr>
-      <w:r>
-        <w:rPr>
-          <w:lang w:val="id_ID" w:bidi="id_ID"/>
-        </w:rPr>
-      </w:r>
-      <w:hyperlink r:id="rId29">
-        <w:r>
-          <w:rPr>
-            <w:lang w:val="id_ID" w:bidi="id_ID"/>
-          </w:rPr>
-          <w:rPr>
-            <w:color w:val="0000EE"/>
-            <w:u w:val="single"/>
-          </w:rPr>
-          <w:t>Kisah Rasul 02:27–28</w:t>
-        </w:r>
-      </w:hyperlink>
-    </w:p>
-    <w:p>
-      <w:pPr>
-        <w:pStyle w:val="ListBullet"/>
-        <w:spacing w:line="240" w:lineRule="auto"/>
-        <w:ind w:left="720"/>
-      </w:pPr>
-      <w:r>
-        <w:rPr>
-          <w:lang w:val="id_ID" w:bidi="id_ID"/>
-        </w:rPr>
-      </w:r>
-      <w:hyperlink r:id="rId29">
-        <w:r>
-          <w:rPr>
-            <w:lang w:val="id_ID" w:bidi="id_ID"/>
-          </w:rPr>
-          <w:rPr>
-            <w:color w:val="0000EE"/>
-            <w:u w:val="single"/>
-          </w:rPr>
-          <w:t>Kisal Rasul 02:40–42</w:t>
-        </w:r>
-      </w:hyperlink>
-    </w:p>
-    <w:p>
-      <w:pPr>
-        <w:pStyle w:val="ListBullet"/>
-        <w:spacing w:line="240" w:lineRule="auto"/>
-        <w:ind w:left="720"/>
-      </w:pPr>
-      <w:r>
-        <w:rPr>
-          <w:lang w:val="id_ID" w:bidi="id_ID"/>
-        </w:rPr>
-      </w:r>
-      <w:hyperlink r:id="rId61">
-        <w:r>
-          <w:rPr>
-            <w:lang w:val="id_ID" w:bidi="id_ID"/>
-          </w:rPr>
-          <w:rPr>
-            <w:color w:val="0000EE"/>
-            <w:u w:val="single"/>
-          </w:rPr>
-          <w:t>Kejadian 49:5–6</w:t>
-        </w:r>
-      </w:hyperlink>
-    </w:p>
-    <w:p>
-      <w:pPr>
-        <w:pStyle w:val="ListBullet"/>
-        <w:spacing w:line="240" w:lineRule="auto"/>
-        <w:ind w:left="720"/>
-      </w:pPr>
-      <w:r>
-        <w:rPr>
-          <w:lang w:val="id_ID" w:bidi="id_ID"/>
-        </w:rPr>
-      </w:r>
-      <w:hyperlink r:id="rId62">
-        <w:r>
-          <w:rPr>
-            <w:lang w:val="id_ID" w:bidi="id_ID"/>
-          </w:rPr>
-          <w:rPr>
-            <w:color w:val="0000EE"/>
-            <w:u w:val="single"/>
-          </w:rPr>
-          <w:t>Yesaya 53:10–11</w:t>
-        </w:r>
-      </w:hyperlink>
-    </w:p>
-    <w:p>
-      <w:pPr>
-        <w:pStyle w:val="ListBullet"/>
-        <w:spacing w:line="240" w:lineRule="auto"/>
-        <w:ind w:left="720"/>
-      </w:pPr>
-      <w:r>
-        <w:rPr>
-          <w:lang w:val="id_ID" w:bidi="id_ID"/>
-        </w:rPr>
-      </w:r>
-      <w:hyperlink r:id="rId63">
-        <w:r>
-          <w:rPr>
-            <w:lang w:val="id_ID" w:bidi="id_ID"/>
-          </w:rPr>
-          <w:rPr>
-            <w:color w:val="0000EE"/>
-            <w:u w:val="single"/>
-          </w:rPr>
-          <w:t>Yakobus 01:19–21</w:t>
-        </w:r>
-      </w:hyperlink>
-    </w:p>
-    <w:p>
-      <w:pPr>
-        <w:pStyle w:val="ListBullet"/>
-        <w:spacing w:line="240" w:lineRule="auto"/>
-        <w:ind w:left="720"/>
-      </w:pPr>
-      <w:r>
-        <w:rPr>
-          <w:lang w:val="id_ID" w:bidi="id_ID"/>
-        </w:rPr>
-      </w:r>
-      <w:hyperlink r:id="rId64">
-        <w:r>
-          <w:rPr>
-            <w:lang w:val="id_ID" w:bidi="id_ID"/>
-          </w:rPr>
-          <w:rPr>
-            <w:color w:val="0000EE"/>
-            <w:u w:val="single"/>
-          </w:rPr>
-          <w:t>Yeremia 06:16–19</w:t>
-        </w:r>
-      </w:hyperlink>
-    </w:p>
-    <w:p>
-      <w:pPr>
-        <w:pStyle w:val="ListBullet"/>
-        <w:spacing w:line="240" w:lineRule="auto"/>
-        <w:ind w:left="720"/>
-      </w:pPr>
-      <w:r>
-        <w:rPr>
-          <w:lang w:val="id_ID" w:bidi="id_ID"/>
-        </w:rPr>
-      </w:r>
-      <w:hyperlink r:id="rId65">
-        <w:r>
-          <w:rPr>
-            <w:lang w:val="id_ID" w:bidi="id_ID"/>
-          </w:rPr>
-          <w:rPr>
-            <w:color w:val="0000EE"/>
-            <w:u w:val="single"/>
-          </w:rPr>
-          <w:t>Yunus 02:7–8</w:t>
-        </w:r>
-      </w:hyperlink>
-    </w:p>
-    <w:p>
-      <w:pPr>
-        <w:pStyle w:val="ListBullet"/>
-        <w:spacing w:line="240" w:lineRule="auto"/>
-        <w:ind w:left="720"/>
-      </w:pPr>
-      <w:r>
-        <w:rPr>
-          <w:lang w:val="id_ID" w:bidi="id_ID"/>
-        </w:rPr>
-      </w:r>
-      <w:hyperlink r:id="rId66">
-        <w:r>
-          <w:rPr>
-            <w:lang w:val="id_ID" w:bidi="id_ID"/>
-          </w:rPr>
-          <w:rPr>
-            <w:color w:val="0000EE"/>
-            <w:u w:val="single"/>
-          </w:rPr>
-          <w:t>Lukas 01:46–47</w:t>
-        </w:r>
-      </w:hyperlink>
-    </w:p>
-    <w:p>
-      <w:pPr>
-        <w:pStyle w:val="ListBullet"/>
-        <w:spacing w:line="240" w:lineRule="auto"/>
-        <w:ind w:left="720"/>
-      </w:pPr>
-      <w:r>
-        <w:rPr>
-          <w:lang w:val="id_ID" w:bidi="id_ID"/>
-        </w:rPr>
-      </w:r>
-      <w:hyperlink r:id="rId67">
-        <w:r>
-          <w:rPr>
-            <w:lang w:val="id_ID" w:bidi="id_ID"/>
-          </w:rPr>
-          <w:rPr>
-            <w:color w:val="0000EE"/>
-            <w:u w:val="single"/>
-          </w:rPr>
-          <w:t>Matius 22:37–38</w:t>
-        </w:r>
-      </w:hyperlink>
+      <w:r>
+        <w:rPr>
+          <w:lang w:val="id_ID" w:bidi="id_ID"/>
+        </w:rPr>
+        <w:t>2 Petrus 02:7–9</w:t>
+      </w:r>
+    </w:p>
+    <w:p>
+      <w:pPr>
+        <w:pStyle w:val="ListBullet"/>
+        <w:spacing w:line="240" w:lineRule="auto"/>
+        <w:ind w:left="720"/>
+      </w:pPr>
+      <w:r>
+        <w:rPr>
+          <w:lang w:val="id_ID" w:bidi="id_ID"/>
+        </w:rPr>
+      </w:r>
+      <w:r>
+        <w:rPr>
+          <w:lang w:val="id_ID" w:bidi="id_ID"/>
+        </w:rPr>
+        <w:t>Kisah Rasul 02:27–28</w:t>
+      </w:r>
+    </w:p>
+    <w:p>
+      <w:pPr>
+        <w:pStyle w:val="ListBullet"/>
+        <w:spacing w:line="240" w:lineRule="auto"/>
+        <w:ind w:left="720"/>
+      </w:pPr>
+      <w:r>
+        <w:rPr>
+          <w:lang w:val="id_ID" w:bidi="id_ID"/>
+        </w:rPr>
+      </w:r>
+      <w:r>
+        <w:rPr>
+          <w:lang w:val="id_ID" w:bidi="id_ID"/>
+        </w:rPr>
+        <w:t>Kisal Rasul 02:40–42</w:t>
+      </w:r>
+    </w:p>
+    <w:p>
+      <w:pPr>
+        <w:pStyle w:val="ListBullet"/>
+        <w:spacing w:line="240" w:lineRule="auto"/>
+        <w:ind w:left="720"/>
+      </w:pPr>
+      <w:r>
+        <w:rPr>
+          <w:lang w:val="id_ID" w:bidi="id_ID"/>
+        </w:rPr>
+      </w:r>
+      <w:r>
+        <w:rPr>
+          <w:lang w:val="id_ID" w:bidi="id_ID"/>
+        </w:rPr>
+        <w:t>Kejadian 49:5–6</w:t>
+      </w:r>
+    </w:p>
+    <w:p>
+      <w:pPr>
+        <w:pStyle w:val="ListBullet"/>
+        <w:spacing w:line="240" w:lineRule="auto"/>
+        <w:ind w:left="720"/>
+      </w:pPr>
+      <w:r>
+        <w:rPr>
+          <w:lang w:val="id_ID" w:bidi="id_ID"/>
+        </w:rPr>
+      </w:r>
+      <w:r>
+        <w:rPr>
+          <w:lang w:val="id_ID" w:bidi="id_ID"/>
+        </w:rPr>
+        <w:t>Yesaya 53:10–11</w:t>
+      </w:r>
+    </w:p>
+    <w:p>
+      <w:pPr>
+        <w:pStyle w:val="ListBullet"/>
+        <w:spacing w:line="240" w:lineRule="auto"/>
+        <w:ind w:left="720"/>
+      </w:pPr>
+      <w:r>
+        <w:rPr>
+          <w:lang w:val="id_ID" w:bidi="id_ID"/>
+        </w:rPr>
+      </w:r>
+      <w:r>
+        <w:rPr>
+          <w:lang w:val="id_ID" w:bidi="id_ID"/>
+        </w:rPr>
+        <w:t>Yakobus 01:19–21</w:t>
+      </w:r>
+    </w:p>
+    <w:p>
+      <w:pPr>
+        <w:pStyle w:val="ListBullet"/>
+        <w:spacing w:line="240" w:lineRule="auto"/>
+        <w:ind w:left="720"/>
+      </w:pPr>
+      <w:r>
+        <w:rPr>
+          <w:lang w:val="id_ID" w:bidi="id_ID"/>
+        </w:rPr>
+      </w:r>
+      <w:r>
+        <w:rPr>
+          <w:lang w:val="id_ID" w:bidi="id_ID"/>
+        </w:rPr>
+        <w:t>Yeremia 06:16–19</w:t>
+      </w:r>
+    </w:p>
+    <w:p>
+      <w:pPr>
+        <w:pStyle w:val="ListBullet"/>
+        <w:spacing w:line="240" w:lineRule="auto"/>
+        <w:ind w:left="720"/>
+      </w:pPr>
+      <w:r>
+        <w:rPr>
+          <w:lang w:val="id_ID" w:bidi="id_ID"/>
+        </w:rPr>
+      </w:r>
+      <w:r>
+        <w:rPr>
+          <w:lang w:val="id_ID" w:bidi="id_ID"/>
+        </w:rPr>
+        <w:t>Yunus 02:7–8</w:t>
+      </w:r>
+    </w:p>
+    <w:p>
+      <w:pPr>
+        <w:pStyle w:val="ListBullet"/>
+        <w:spacing w:line="240" w:lineRule="auto"/>
+        <w:ind w:left="720"/>
+      </w:pPr>
+      <w:r>
+        <w:rPr>
+          <w:lang w:val="id_ID" w:bidi="id_ID"/>
+        </w:rPr>
+      </w:r>
+      <w:r>
+        <w:rPr>
+          <w:lang w:val="id_ID" w:bidi="id_ID"/>
+        </w:rPr>
+        <w:t>Lukas 01:46–47</w:t>
+      </w:r>
+    </w:p>
+    <w:p>
+      <w:pPr>
+        <w:pStyle w:val="ListBullet"/>
+        <w:spacing w:line="240" w:lineRule="auto"/>
+        <w:ind w:left="720"/>
+      </w:pPr>
+      <w:r>
+        <w:rPr>
+          <w:lang w:val="id_ID" w:bidi="id_ID"/>
+        </w:rPr>
+      </w:r>
+      <w:r>
+        <w:rPr>
+          <w:lang w:val="id_ID" w:bidi="id_ID"/>
+        </w:rPr>
+        <w:t>Matius 22:37–38</w:t>
+      </w:r>
     </w:p>
     <w:p>
       <w:pPr>
@@ -5692,18 +5308,12 @@
           <w:lang w:val="id_ID" w:bidi="id_ID"/>
         </w:rPr>
       </w:r>
-      <w:hyperlink r:id="rId68">
-        <w:r>
-          <w:rPr>
-            <w:lang w:val="id_ID" w:bidi="id_ID"/>
-          </w:rPr>
-          <w:rPr>
-            <w:color w:val="0000EE"/>
-            <w:u w:val="single"/>
-          </w:rPr>
-          <w:t>Wahyu 20:4</w:t>
-        </w:r>
-      </w:hyperlink>
+      <w:r>
+        <w:rPr>
+          <w:lang w:val="id_ID" w:bidi="id_ID"/>
+        </w:rPr>
+        <w:t>Wahyu 20:4</w:t>
+      </w:r>
     </w:p>
     <w:p>
       <w:pPr>
@@ -5949,90 +5559,66 @@
           <w:lang w:val="id_ID" w:bidi="id_ID"/>
         </w:rPr>
       </w:r>
-      <w:hyperlink r:id="rId69">
-        <w:r>
-          <w:rPr>
-            <w:lang w:val="id_ID" w:bidi="id_ID"/>
-          </w:rPr>
-          <w:rPr>
-            <w:color w:val="0000EE"/>
-            <w:u w:val="single"/>
-          </w:rPr>
-          <w:t>2 Tawarikh 26:21</w:t>
-        </w:r>
-      </w:hyperlink>
-    </w:p>
-    <w:p>
-      <w:pPr>
-        <w:pStyle w:val="ListBullet"/>
-        <w:spacing w:line="240" w:lineRule="auto"/>
-        <w:ind w:left="720"/>
-      </w:pPr>
-      <w:r>
-        <w:rPr>
-          <w:lang w:val="id_ID" w:bidi="id_ID"/>
-        </w:rPr>
-      </w:r>
-      <w:hyperlink r:id="rId70">
-        <w:r>
-          <w:rPr>
-            <w:lang w:val="id_ID" w:bidi="id_ID"/>
-          </w:rPr>
-          <w:rPr>
-            <w:color w:val="0000EE"/>
-            <w:u w:val="single"/>
-          </w:rPr>
-          <w:t>2 Raja-raja 15:5</w:t>
-        </w:r>
-      </w:hyperlink>
-    </w:p>
-    <w:p>
-      <w:pPr>
-        <w:pStyle w:val="ListBullet"/>
-        <w:spacing w:line="240" w:lineRule="auto"/>
-        <w:ind w:left="720"/>
-      </w:pPr>
-      <w:r>
-        <w:rPr>
-          <w:lang w:val="id_ID" w:bidi="id_ID"/>
-        </w:rPr>
-      </w:r>
-      <w:hyperlink r:id="rId71">
-        <w:r>
-          <w:rPr>
-            <w:lang w:val="id_ID" w:bidi="id_ID"/>
-          </w:rPr>
-          <w:rPr>
-            <w:color w:val="0000EE"/>
-            <w:u w:val="single"/>
-          </w:rPr>
-          <w:t>Yesaya 1:1</w:t>
-        </w:r>
-      </w:hyperlink>
-    </w:p>
-    <w:p>
-      <w:pPr>
-        <w:pStyle w:val="ListBullet"/>
-        <w:spacing w:line="240" w:lineRule="auto"/>
-        <w:ind w:left="720"/>
-      </w:pPr>
-      <w:r>
-        <w:rPr>
-          <w:lang w:val="id_ID" w:bidi="id_ID"/>
-        </w:rPr>
-      </w:r>
-      <w:hyperlink r:id="rId72">
-        <w:r>
-          <w:rPr>
-            <w:lang w:val="id_ID" w:bidi="id_ID"/>
-          </w:rPr>
-          <w:rPr>
-            <w:color w:val="0000EE"/>
-            <w:u w:val="single"/>
-          </w:rPr>
-          <w:t>Hakim-hakim 9:5–6</w:t>
-        </w:r>
-      </w:hyperlink>
+      <w:r>
+        <w:rPr>
+          <w:lang w:val="id_ID" w:bidi="id_ID"/>
+        </w:rPr>
+        <w:t>2 Tawarikh 26:21</w:t>
+      </w:r>
+    </w:p>
+    <w:p>
+      <w:pPr>
+        <w:pStyle w:val="ListBullet"/>
+        <w:spacing w:line="240" w:lineRule="auto"/>
+        <w:ind w:left="720"/>
+      </w:pPr>
+      <w:r>
+        <w:rPr>
+          <w:lang w:val="id_ID" w:bidi="id_ID"/>
+        </w:rPr>
+      </w:r>
+      <w:r>
+        <w:rPr>
+          <w:lang w:val="id_ID" w:bidi="id_ID"/>
+        </w:rPr>
+        <w:t>2 Raja-raja 15:5</w:t>
+      </w:r>
+    </w:p>
+    <w:p>
+      <w:pPr>
+        <w:pStyle w:val="ListBullet"/>
+        <w:spacing w:line="240" w:lineRule="auto"/>
+        <w:ind w:left="720"/>
+      </w:pPr>
+      <w:r>
+        <w:rPr>
+          <w:lang w:val="id_ID" w:bidi="id_ID"/>
+        </w:rPr>
+      </w:r>
+      <w:r>
+        <w:rPr>
+          <w:lang w:val="id_ID" w:bidi="id_ID"/>
+        </w:rPr>
+        <w:t>Yesaya 1:1</w:t>
+      </w:r>
+    </w:p>
+    <w:p>
+      <w:pPr>
+        <w:pStyle w:val="ListBullet"/>
+        <w:spacing w:line="240" w:lineRule="auto"/>
+        <w:ind w:left="720"/>
+      </w:pPr>
+      <w:r>
+        <w:rPr>
+          <w:lang w:val="id_ID" w:bidi="id_ID"/>
+        </w:rPr>
+      </w:r>
+      <w:r>
+        <w:rPr>
+          <w:lang w:val="id_ID" w:bidi="id_ID"/>
+        </w:rPr>
+        <w:t>Hakim-hakim 9:5–6</w:t>
+      </w:r>
     </w:p>
     <w:p>
       <w:pPr>
@@ -6256,138 +5842,102 @@
           <w:lang w:val="id_ID" w:bidi="id_ID"/>
         </w:rPr>
       </w:r>
-      <w:hyperlink r:id="rId73">
-        <w:r>
-          <w:rPr>
-            <w:lang w:val="id_ID" w:bidi="id_ID"/>
-          </w:rPr>
-          <w:rPr>
-            <w:color w:val="0000EE"/>
-            <w:u w:val="single"/>
-          </w:rPr>
-          <w:t>Daniel 3:21–23</w:t>
-        </w:r>
-      </w:hyperlink>
-    </w:p>
-    <w:p>
-      <w:pPr>
-        <w:pStyle w:val="ListBullet"/>
-        <w:spacing w:line="240" w:lineRule="auto"/>
-        <w:ind w:left="720"/>
-      </w:pPr>
-      <w:r>
-        <w:rPr>
-          <w:lang w:val="id_ID" w:bidi="id_ID"/>
-        </w:rPr>
-      </w:r>
-      <w:hyperlink r:id="rId74">
-        <w:r>
-          <w:rPr>
-            <w:lang w:val="id_ID" w:bidi="id_ID"/>
-          </w:rPr>
-          <w:rPr>
-            <w:color w:val="0000EE"/>
-            <w:u w:val="single"/>
-          </w:rPr>
-          <w:t>Yesaya 22:21</w:t>
-        </w:r>
-      </w:hyperlink>
-    </w:p>
-    <w:p>
-      <w:pPr>
-        <w:pStyle w:val="ListBullet"/>
-        <w:spacing w:line="240" w:lineRule="auto"/>
-        <w:ind w:left="720"/>
-      </w:pPr>
-      <w:r>
-        <w:rPr>
-          <w:lang w:val="id_ID" w:bidi="id_ID"/>
-        </w:rPr>
-      </w:r>
-      <w:hyperlink r:id="rId75">
-        <w:r>
-          <w:rPr>
-            <w:lang w:val="id_ID" w:bidi="id_ID"/>
-          </w:rPr>
-          <w:rPr>
-            <w:color w:val="0000EE"/>
-            <w:u w:val="single"/>
-          </w:rPr>
-          <w:t>Imamat 8:12–13</w:t>
-        </w:r>
-      </w:hyperlink>
-    </w:p>
-    <w:p>
-      <w:pPr>
-        <w:pStyle w:val="ListBullet"/>
-        <w:spacing w:line="240" w:lineRule="auto"/>
-        <w:ind w:left="720"/>
-      </w:pPr>
-      <w:r>
-        <w:rPr>
-          <w:lang w:val="id_ID" w:bidi="id_ID"/>
-        </w:rPr>
-      </w:r>
-      <w:hyperlink r:id="rId76">
-        <w:r>
-          <w:rPr>
-            <w:lang w:val="id_ID" w:bidi="id_ID"/>
-          </w:rPr>
-          <w:rPr>
-            <w:color w:val="0000EE"/>
-            <w:u w:val="single"/>
-          </w:rPr>
-          <w:t>Lukas 3:11</w:t>
-        </w:r>
-      </w:hyperlink>
-    </w:p>
-    <w:p>
-      <w:pPr>
-        <w:pStyle w:val="ListBullet"/>
-        <w:spacing w:line="240" w:lineRule="auto"/>
-        <w:ind w:left="720"/>
-      </w:pPr>
-      <w:r>
-        <w:rPr>
-          <w:lang w:val="id_ID" w:bidi="id_ID"/>
-        </w:rPr>
-      </w:r>
-      <w:hyperlink r:id="rId77">
-        <w:r>
-          <w:rPr>
-            <w:lang w:val="id_ID" w:bidi="id_ID"/>
-          </w:rPr>
-          <w:rPr>
-            <w:color w:val="0000EE"/>
-            <w:u w:val="single"/>
-          </w:rPr>
-          <w:t>Markus 6:7–9</w:t>
-        </w:r>
-      </w:hyperlink>
-    </w:p>
-    <w:p>
-      <w:pPr>
-        <w:pStyle w:val="ListBullet"/>
-        <w:spacing w:line="240" w:lineRule="auto"/>
-        <w:ind w:left="720"/>
-      </w:pPr>
-      <w:r>
-        <w:rPr>
-          <w:lang w:val="id_ID" w:bidi="id_ID"/>
-        </w:rPr>
-      </w:r>
-      <w:hyperlink r:id="rId78">
-        <w:r>
-          <w:rPr>
-            <w:lang w:val="id_ID" w:bidi="id_ID"/>
-          </w:rPr>
-          <w:rPr>
-            <w:color w:val="0000EE"/>
-            <w:u w:val="single"/>
-          </w:rPr>
-          <w:t>Matius 10:10</w:t>
-        </w:r>
-      </w:hyperlink>
+      <w:r>
+        <w:rPr>
+          <w:lang w:val="id_ID" w:bidi="id_ID"/>
+        </w:rPr>
+        <w:t>Daniel 3:21–23</w:t>
+      </w:r>
+    </w:p>
+    <w:p>
+      <w:pPr>
+        <w:pStyle w:val="ListBullet"/>
+        <w:spacing w:line="240" w:lineRule="auto"/>
+        <w:ind w:left="720"/>
+      </w:pPr>
+      <w:r>
+        <w:rPr>
+          <w:lang w:val="id_ID" w:bidi="id_ID"/>
+        </w:rPr>
+      </w:r>
+      <w:r>
+        <w:rPr>
+          <w:lang w:val="id_ID" w:bidi="id_ID"/>
+        </w:rPr>
+        <w:t>Yesaya 22:21</w:t>
+      </w:r>
+    </w:p>
+    <w:p>
+      <w:pPr>
+        <w:pStyle w:val="ListBullet"/>
+        <w:spacing w:line="240" w:lineRule="auto"/>
+        <w:ind w:left="720"/>
+      </w:pPr>
+      <w:r>
+        <w:rPr>
+          <w:lang w:val="id_ID" w:bidi="id_ID"/>
+        </w:rPr>
+      </w:r>
+      <w:r>
+        <w:rPr>
+          <w:lang w:val="id_ID" w:bidi="id_ID"/>
+        </w:rPr>
+        <w:t>Imamat 8:12–13</w:t>
+      </w:r>
+    </w:p>
+    <w:p>
+      <w:pPr>
+        <w:pStyle w:val="ListBullet"/>
+        <w:spacing w:line="240" w:lineRule="auto"/>
+        <w:ind w:left="720"/>
+      </w:pPr>
+      <w:r>
+        <w:rPr>
+          <w:lang w:val="id_ID" w:bidi="id_ID"/>
+        </w:rPr>
+      </w:r>
+      <w:r>
+        <w:rPr>
+          <w:lang w:val="id_ID" w:bidi="id_ID"/>
+        </w:rPr>
+        <w:t>Lukas 3:11</w:t>
+      </w:r>
+    </w:p>
+    <w:p>
+      <w:pPr>
+        <w:pStyle w:val="ListBullet"/>
+        <w:spacing w:line="240" w:lineRule="auto"/>
+        <w:ind w:left="720"/>
+      </w:pPr>
+      <w:r>
+        <w:rPr>
+          <w:lang w:val="id_ID" w:bidi="id_ID"/>
+        </w:rPr>
+      </w:r>
+      <w:r>
+        <w:rPr>
+          <w:lang w:val="id_ID" w:bidi="id_ID"/>
+        </w:rPr>
+        <w:t>Markus 6:7–9</w:t>
+      </w:r>
+    </w:p>
+    <w:p>
+      <w:pPr>
+        <w:pStyle w:val="ListBullet"/>
+        <w:spacing w:line="240" w:lineRule="auto"/>
+        <w:ind w:left="720"/>
+      </w:pPr>
+      <w:r>
+        <w:rPr>
+          <w:lang w:val="id_ID" w:bidi="id_ID"/>
+        </w:rPr>
+      </w:r>
+      <w:r>
+        <w:rPr>
+          <w:lang w:val="id_ID" w:bidi="id_ID"/>
+        </w:rPr>
+        <w:t>Matius 10:10</w:t>
+      </w:r>
     </w:p>
     <w:p>
       <w:pPr>
@@ -6621,42 +6171,30 @@
           <w:lang w:val="id_ID" w:bidi="id_ID"/>
         </w:rPr>
       </w:r>
-      <w:hyperlink r:id="rId79">
-        <w:r>
-          <w:rPr>
-            <w:lang w:val="id_ID" w:bidi="id_ID"/>
-          </w:rPr>
-          <w:rPr>
-            <w:color w:val="0000EE"/>
-            <w:u w:val="single"/>
-          </w:rPr>
-          <w:t>Lukas 8:30–31</w:t>
-        </w:r>
-      </w:hyperlink>
-    </w:p>
-    <w:p>
-      <w:pPr>
-        <w:pStyle w:val="ListBullet"/>
-        <w:spacing w:line="240" w:lineRule="auto"/>
-        <w:ind w:left="720"/>
-      </w:pPr>
-      <w:r>
-        <w:rPr>
-          <w:lang w:val="id_ID" w:bidi="id_ID"/>
-        </w:rPr>
-      </w:r>
-      <w:hyperlink r:id="rId80">
-        <w:r>
-          <w:rPr>
-            <w:lang w:val="id_ID" w:bidi="id_ID"/>
-          </w:rPr>
-          <w:rPr>
-            <w:color w:val="0000EE"/>
-            <w:u w:val="single"/>
-          </w:rPr>
-          <w:t>Roma 10:7</w:t>
-        </w:r>
-      </w:hyperlink>
+      <w:r>
+        <w:rPr>
+          <w:lang w:val="id_ID" w:bidi="id_ID"/>
+        </w:rPr>
+        <w:t>Lukas 8:30–31</w:t>
+      </w:r>
+    </w:p>
+    <w:p>
+      <w:pPr>
+        <w:pStyle w:val="ListBullet"/>
+        <w:spacing w:line="240" w:lineRule="auto"/>
+        <w:ind w:left="720"/>
+      </w:pPr>
+      <w:r>
+        <w:rPr>
+          <w:lang w:val="id_ID" w:bidi="id_ID"/>
+        </w:rPr>
+      </w:r>
+      <w:r>
+        <w:rPr>
+          <w:lang w:val="id_ID" w:bidi="id_ID"/>
+        </w:rPr>
+        <w:t>Roma 10:7</w:t>
+      </w:r>
     </w:p>
     <w:p>
       <w:pPr>
@@ -6914,42 +6452,30 @@
           <w:lang w:val="id_ID" w:bidi="id_ID"/>
         </w:rPr>
       </w:r>
-      <w:hyperlink r:id="rId81">
-        <w:r>
-          <w:rPr>
-            <w:lang w:val="id_ID" w:bidi="id_ID"/>
-          </w:rPr>
-          <w:rPr>
-            <w:color w:val="0000EE"/>
-            <w:u w:val="single"/>
-          </w:rPr>
-          <w:t>1 Raja-raja 10:3–5</w:t>
-        </w:r>
-      </w:hyperlink>
-    </w:p>
-    <w:p>
-      <w:pPr>
-        <w:pStyle w:val="ListBullet"/>
-        <w:spacing w:line="240" w:lineRule="auto"/>
-        <w:ind w:left="720"/>
-      </w:pPr>
-      <w:r>
-        <w:rPr>
-          <w:lang w:val="id_ID" w:bidi="id_ID"/>
-        </w:rPr>
-      </w:r>
-      <w:hyperlink r:id="rId82">
-        <w:r>
-          <w:rPr>
-            <w:lang w:val="id_ID" w:bidi="id_ID"/>
-          </w:rPr>
-          <w:rPr>
-            <w:color w:val="0000EE"/>
-            <w:u w:val="single"/>
-          </w:rPr>
-          <w:t>Nehemia 1:11</w:t>
-        </w:r>
-      </w:hyperlink>
+      <w:r>
+        <w:rPr>
+          <w:lang w:val="id_ID" w:bidi="id_ID"/>
+        </w:rPr>
+        <w:t>1 Raja-raja 10:3–5</w:t>
+      </w:r>
+    </w:p>
+    <w:p>
+      <w:pPr>
+        <w:pStyle w:val="ListBullet"/>
+        <w:spacing w:line="240" w:lineRule="auto"/>
+        <w:ind w:left="720"/>
+      </w:pPr>
+      <w:r>
+        <w:rPr>
+          <w:lang w:val="id_ID" w:bidi="id_ID"/>
+        </w:rPr>
+      </w:r>
+      <w:r>
+        <w:rPr>
+          <w:lang w:val="id_ID" w:bidi="id_ID"/>
+        </w:rPr>
+        <w:t>Nehemia 1:11</w:t>
+      </w:r>
     </w:p>
     <w:p>
       <w:pPr>
@@ -7224,114 +6750,84 @@
           <w:lang w:val="id_ID" w:bidi="id_ID"/>
         </w:rPr>
       </w:r>
-      <w:hyperlink r:id="rId19">
-        <w:r>
-          <w:rPr>
-            <w:lang w:val="id_ID" w:bidi="id_ID"/>
-          </w:rPr>
-          <w:rPr>
-            <w:color w:val="0000EE"/>
-            <w:u w:val="single"/>
-          </w:rPr>
-          <w:t>1 Timotius 4:10</w:t>
-        </w:r>
-      </w:hyperlink>
-    </w:p>
-    <w:p>
-      <w:pPr>
-        <w:pStyle w:val="ListBullet"/>
-        <w:spacing w:line="240" w:lineRule="auto"/>
-        <w:ind w:left="720"/>
-      </w:pPr>
-      <w:r>
-        <w:rPr>
-          <w:lang w:val="id_ID" w:bidi="id_ID"/>
-        </w:rPr>
-      </w:r>
-      <w:hyperlink r:id="rId60">
-        <w:r>
-          <w:rPr>
-            <w:lang w:val="id_ID" w:bidi="id_ID"/>
-          </w:rPr>
-          <w:rPr>
-            <w:color w:val="0000EE"/>
-            <w:u w:val="single"/>
-          </w:rPr>
-          <w:t>2 Petrus 2:20</w:t>
-        </w:r>
-      </w:hyperlink>
-    </w:p>
-    <w:p>
-      <w:pPr>
-        <w:pStyle w:val="ListBullet"/>
-        <w:spacing w:line="240" w:lineRule="auto"/>
-        <w:ind w:left="720"/>
-      </w:pPr>
-      <w:r>
-        <w:rPr>
-          <w:lang w:val="id_ID" w:bidi="id_ID"/>
-        </w:rPr>
-      </w:r>
-      <w:hyperlink r:id="rId29">
-        <w:r>
-          <w:rPr>
-            <w:lang w:val="id_ID" w:bidi="id_ID"/>
-          </w:rPr>
-          <w:rPr>
-            <w:color w:val="0000EE"/>
-            <w:u w:val="single"/>
-          </w:rPr>
-          <w:t>Kisah Para Rasul 5:29–32</w:t>
-        </w:r>
-      </w:hyperlink>
-    </w:p>
-    <w:p>
-      <w:pPr>
-        <w:pStyle w:val="ListBullet"/>
-        <w:spacing w:line="240" w:lineRule="auto"/>
-        <w:ind w:left="720"/>
-      </w:pPr>
-      <w:r>
-        <w:rPr>
-          <w:lang w:val="id_ID" w:bidi="id_ID"/>
-        </w:rPr>
-      </w:r>
-      <w:hyperlink r:id="rId83">
-        <w:r>
-          <w:rPr>
-            <w:lang w:val="id_ID" w:bidi="id_ID"/>
-          </w:rPr>
-          <w:rPr>
-            <w:color w:val="0000EE"/>
-            <w:u w:val="single"/>
-          </w:rPr>
-          <w:t>Yesaya 60:15–16</w:t>
-        </w:r>
-      </w:hyperlink>
-    </w:p>
-    <w:p>
-      <w:pPr>
-        <w:pStyle w:val="ListBullet"/>
-        <w:spacing w:line="240" w:lineRule="auto"/>
-        <w:ind w:left="720"/>
-      </w:pPr>
-      <w:r>
-        <w:rPr>
-          <w:lang w:val="id_ID" w:bidi="id_ID"/>
-        </w:rPr>
-      </w:r>
-      <w:hyperlink r:id="rId84">
-        <w:r>
-          <w:rPr>
-            <w:lang w:val="id_ID" w:bidi="id_ID"/>
-          </w:rPr>
-          <w:rPr>
-            <w:color w:val="0000EE"/>
-            <w:u w:val="single"/>
-          </w:rPr>
-          <w:t>Lukas 1:47</w:t>
-        </w:r>
-      </w:hyperlink>
+      <w:r>
+        <w:rPr>
+          <w:lang w:val="id_ID" w:bidi="id_ID"/>
+        </w:rPr>
+        <w:t>1 Timotius 4:10</w:t>
+      </w:r>
+    </w:p>
+    <w:p>
+      <w:pPr>
+        <w:pStyle w:val="ListBullet"/>
+        <w:spacing w:line="240" w:lineRule="auto"/>
+        <w:ind w:left="720"/>
+      </w:pPr>
+      <w:r>
+        <w:rPr>
+          <w:lang w:val="id_ID" w:bidi="id_ID"/>
+        </w:rPr>
+      </w:r>
+      <w:r>
+        <w:rPr>
+          <w:lang w:val="id_ID" w:bidi="id_ID"/>
+        </w:rPr>
+        <w:t>2 Petrus 2:20</w:t>
+      </w:r>
+    </w:p>
+    <w:p>
+      <w:pPr>
+        <w:pStyle w:val="ListBullet"/>
+        <w:spacing w:line="240" w:lineRule="auto"/>
+        <w:ind w:left="720"/>
+      </w:pPr>
+      <w:r>
+        <w:rPr>
+          <w:lang w:val="id_ID" w:bidi="id_ID"/>
+        </w:rPr>
+      </w:r>
+      <w:r>
+        <w:rPr>
+          <w:lang w:val="id_ID" w:bidi="id_ID"/>
+        </w:rPr>
+        <w:t>Kisah Para Rasul 5:29–32</w:t>
+      </w:r>
+    </w:p>
+    <w:p>
+      <w:pPr>
+        <w:pStyle w:val="ListBullet"/>
+        <w:spacing w:line="240" w:lineRule="auto"/>
+        <w:ind w:left="720"/>
+      </w:pPr>
+      <w:r>
+        <w:rPr>
+          <w:lang w:val="id_ID" w:bidi="id_ID"/>
+        </w:rPr>
+      </w:r>
+      <w:r>
+        <w:rPr>
+          <w:lang w:val="id_ID" w:bidi="id_ID"/>
+        </w:rPr>
+        <w:t>Yesaya 60:15–16</w:t>
+      </w:r>
+    </w:p>
+    <w:p>
+      <w:pPr>
+        <w:pStyle w:val="ListBullet"/>
+        <w:spacing w:line="240" w:lineRule="auto"/>
+        <w:ind w:left="720"/>
+      </w:pPr>
+      <w:r>
+        <w:rPr>
+          <w:lang w:val="id_ID" w:bidi="id_ID"/>
+        </w:rPr>
+      </w:r>
+      <w:r>
+        <w:rPr>
+          <w:lang w:val="id_ID" w:bidi="id_ID"/>
+        </w:rPr>
+        <w:t>Lukas 1:47</w:t>
+      </w:r>
     </w:p>
     <w:p>
       <w:pPr>

--- a/ind/docx/011.content.docx
+++ b/ind/docx/011.content.docx
@@ -308,13 +308,359 @@
         <w:rPr>
           <w:lang w:val="id_ID" w:bidi="id_ID"/>
         </w:rPr>
+        <w:t xml:space="preserve">, Ham, </w:t>
+      </w:r>
+      <w:r>
+        <w:rPr>
+          <w:lang w:val="id_ID" w:bidi="id_ID"/>
+        </w:rPr>
+        <w:t>Noah</w:t>
+      </w:r>
+      <w:r>
+        <w:rPr>
+          <w:lang w:val="id_ID" w:bidi="id_ID"/>
+        </w:rPr>
         <w:t xml:space="preserve">, </w:t>
       </w:r>
       <w:r>
         <w:rPr>
           <w:lang w:val="id_ID" w:bidi="id_ID"/>
         </w:rPr>
-        <w:t>Ham</w:t>
+        <w:t>Shem</w:t>
+      </w:r>
+      <w:r>
+        <w:rPr>
+          <w:lang w:val="id_ID" w:bidi="id_ID"/>
+        </w:rPr>
+        <w:t>)</w:t>
+      </w:r>
+    </w:p>
+    <w:p>
+      <w:pPr>
+        <w:pStyle w:val="Heading3"/>
+      </w:pPr>
+      <w:r>
+        <w:rPr>
+          <w:lang w:val="id_ID" w:bidi="id_ID"/>
+        </w:rPr>
+        <w:t>Referensi Alkitab:</w:t>
+      </w:r>
+    </w:p>
+    <w:p>
+      <w:pPr>
+        <w:pStyle w:val="ListBullet"/>
+        <w:spacing w:line="240" w:lineRule="auto"/>
+        <w:ind w:left="720"/>
+      </w:pPr>
+      <w:r>
+        <w:rPr>
+          <w:lang w:val="id_ID" w:bidi="id_ID"/>
+        </w:rPr>
+      </w:r>
+      <w:r>
+        <w:rPr>
+          <w:lang w:val="id_ID" w:bidi="id_ID"/>
+        </w:rPr>
+        <w:t>1 Tawarikh 1:4</w:t>
+      </w:r>
+    </w:p>
+    <w:p>
+      <w:pPr>
+        <w:pStyle w:val="ListBullet"/>
+        <w:spacing w:line="240" w:lineRule="auto"/>
+        <w:ind w:left="720"/>
+      </w:pPr>
+      <w:r>
+        <w:rPr>
+          <w:lang w:val="id_ID" w:bidi="id_ID"/>
+        </w:rPr>
+      </w:r>
+      <w:r>
+        <w:rPr>
+          <w:lang w:val="id_ID" w:bidi="id_ID"/>
+        </w:rPr>
+        <w:t>Kejadian 5:32</w:t>
+      </w:r>
+    </w:p>
+    <w:p>
+      <w:pPr>
+        <w:pStyle w:val="ListBullet"/>
+        <w:spacing w:line="240" w:lineRule="auto"/>
+        <w:ind w:left="720"/>
+      </w:pPr>
+      <w:r>
+        <w:rPr>
+          <w:lang w:val="id_ID" w:bidi="id_ID"/>
+        </w:rPr>
+      </w:r>
+      <w:r>
+        <w:rPr>
+          <w:lang w:val="id_ID" w:bidi="id_ID"/>
+        </w:rPr>
+        <w:t>Kejadian 6:10</w:t>
+      </w:r>
+    </w:p>
+    <w:p>
+      <w:pPr>
+        <w:pStyle w:val="ListBullet"/>
+        <w:spacing w:line="240" w:lineRule="auto"/>
+        <w:ind w:left="720"/>
+      </w:pPr>
+      <w:r>
+        <w:rPr>
+          <w:lang w:val="id_ID" w:bidi="id_ID"/>
+        </w:rPr>
+      </w:r>
+      <w:r>
+        <w:rPr>
+          <w:lang w:val="id_ID" w:bidi="id_ID"/>
+        </w:rPr>
+        <w:t>Kejadian 7:13–14</w:t>
+      </w:r>
+    </w:p>
+    <w:p>
+      <w:pPr>
+        <w:pStyle w:val="ListBullet"/>
+        <w:spacing w:line="240" w:lineRule="auto"/>
+        <w:ind w:left="720"/>
+      </w:pPr>
+      <w:r>
+        <w:rPr>
+          <w:lang w:val="id_ID" w:bidi="id_ID"/>
+        </w:rPr>
+      </w:r>
+      <w:r>
+        <w:rPr>
+          <w:lang w:val="id_ID" w:bidi="id_ID"/>
+        </w:rPr>
+        <w:t>Kejadian 10:1</w:t>
+      </w:r>
+    </w:p>
+    <w:p>
+      <w:pPr>
+        <w:pStyle w:val="Heading3"/>
+      </w:pPr>
+      <w:r>
+        <w:rPr>
+          <w:lang w:val="id_ID" w:bidi="id_ID"/>
+        </w:rPr>
+        <w:t>Data Kata:</w:t>
+      </w:r>
+    </w:p>
+    <w:p>
+      <w:pPr>
+        <w:pStyle w:val="ListBullet"/>
+        <w:spacing w:line="240" w:lineRule="auto"/>
+        <w:ind w:left="720"/>
+      </w:pPr>
+      <w:r>
+        <w:rPr>
+          <w:lang w:val="id_ID" w:bidi="id_ID"/>
+        </w:rPr>
+      </w:r>
+      <w:r>
+        <w:rPr>
+          <w:lang w:val="id_ID" w:bidi="id_ID"/>
+        </w:rPr>
+        <w:t>Strong’s: H3315</w:t>
+      </w:r>
+      <w:r>
+        <w:rPr>
+          <w:lang w:val="id_ID" w:bidi="id_ID"/>
+        </w:rPr>
+      </w:r>
+      <w:r>
+        <w:rPr>
+          <w:lang w:val="id_ID" w:bidi="id_ID"/>
+        </w:rPr>
+      </w:r>
+    </w:p>
+    <w:p>
+      <w:pPr/>
+      <w:r>
+        <w:rPr>
+          <w:lang w:val="id_ID" w:bidi="id_ID"/>
+        </w:rPr>
+      </w:r>
+    </w:p>
+    <w:p>
+      <w:pPr>
+        <w:pStyle w:val="Heading2"/>
+      </w:pPr>
+      <w:r>
+        <w:rPr>
+          <w:lang w:val="id_ID" w:bidi="id_ID"/>
+        </w:rPr>
+        <w:t>Jahat</w:t>
+      </w:r>
+      <w:r>
+        <w:rPr>
+          <w:lang w:val="id_ID" w:bidi="id_ID"/>
+        </w:rPr>
+      </w:r>
+    </w:p>
+    <w:p>
+      <w:pPr>
+        <w:pStyle w:val="Heading3"/>
+      </w:pPr>
+      <w:r>
+        <w:rPr>
+          <w:lang w:val="id_ID" w:bidi="id_ID"/>
+        </w:rPr>
+        <w:t>Definisi:</w:t>
+      </w:r>
+    </w:p>
+    <w:p>
+      <w:pPr/>
+      <w:r>
+        <w:rPr>
+          <w:lang w:val="id_ID" w:bidi="id_ID"/>
+        </w:rPr>
+      </w:r>
+      <w:r>
+        <w:rPr>
+          <w:lang w:val="id_ID" w:bidi="id_ID"/>
+        </w:rPr>
+        <w:t>Dalam Alkitab, istilah "kejahatan" dapat merujuk pada konsep kejahatan moral atau ketidaknyamanan emosional. Konteksnya biasanya akan memperjelas makna mana yang dimaksudkan dalam contoh spesifik dari istilah tersebut.</w:t>
+      </w:r>
+    </w:p>
+    <w:p>
+      <w:pPr>
+        <w:pStyle w:val="ListBullet"/>
+        <w:spacing w:line="240" w:lineRule="auto"/>
+        <w:ind w:left="720"/>
+      </w:pPr>
+      <w:r>
+        <w:rPr>
+          <w:lang w:val="id_ID" w:bidi="id_ID"/>
+        </w:rPr>
+      </w:r>
+      <w:r>
+        <w:rPr>
+          <w:lang w:val="id_ID" w:bidi="id_ID"/>
+        </w:rPr>
+        <w:t>Sementara "jahat" dapat menggambarkan karakter seseorang, "fasik" lebih mengacu pada perilaku seseorang. Namun, kedua istilah tersebut memiliki arti yang sangat mirip.</w:t>
+      </w:r>
+    </w:p>
+    <w:p>
+      <w:pPr>
+        <w:pStyle w:val="ListBullet"/>
+        <w:spacing w:line="240" w:lineRule="auto"/>
+        <w:ind w:left="720"/>
+      </w:pPr>
+      <w:r>
+        <w:rPr>
+          <w:lang w:val="id_ID" w:bidi="id_ID"/>
+        </w:rPr>
+      </w:r>
+      <w:r>
+        <w:rPr>
+          <w:lang w:val="id_ID" w:bidi="id_ID"/>
+        </w:rPr>
+        <w:t>Istilah " kefasikan" mengacu pada keadaan yang ada ketika orang melakukan hal-hal yang jahat.</w:t>
+      </w:r>
+    </w:p>
+    <w:p>
+      <w:pPr>
+        <w:pStyle w:val="ListBullet"/>
+        <w:spacing w:line="240" w:lineRule="auto"/>
+        <w:ind w:left="720"/>
+      </w:pPr>
+      <w:r>
+        <w:rPr>
+          <w:lang w:val="id_ID" w:bidi="id_ID"/>
+        </w:rPr>
+      </w:r>
+      <w:r>
+        <w:rPr>
+          <w:lang w:val="id_ID" w:bidi="id_ID"/>
+        </w:rPr>
+        <w:t>Hasil dari kejahatan ditunjukkan dengan jelas dalam cara orang menganiaya orang lain dengan membunuh, mencuri, memfitnah, dan bersikap kejam dan tidak baik.</w:t>
+      </w:r>
+    </w:p>
+    <w:p>
+      <w:pPr>
+        <w:pStyle w:val="Heading3"/>
+      </w:pPr>
+      <w:r>
+        <w:rPr>
+          <w:lang w:val="id_ID" w:bidi="id_ID"/>
+        </w:rPr>
+        <w:t>Saran Penerjemahan:</w:t>
+      </w:r>
+    </w:p>
+    <w:p>
+      <w:pPr>
+        <w:pStyle w:val="ListBullet"/>
+        <w:spacing w:line="240" w:lineRule="auto"/>
+        <w:ind w:left="720"/>
+      </w:pPr>
+      <w:r>
+        <w:rPr>
+          <w:lang w:val="id_ID" w:bidi="id_ID"/>
+        </w:rPr>
+      </w:r>
+      <w:r>
+        <w:rPr>
+          <w:lang w:val="id_ID" w:bidi="id_ID"/>
+        </w:rPr>
+        <w:t>Tergantung pada konteksnya, istilah "jahat" dan "fasik" dapat diterjemahkan sebagai "buruk" atau "berdosa" atau "tidak bermoral".</w:t>
+      </w:r>
+    </w:p>
+    <w:p>
+      <w:pPr>
+        <w:pStyle w:val="ListBullet"/>
+        <w:spacing w:line="240" w:lineRule="auto"/>
+        <w:ind w:left="720"/>
+      </w:pPr>
+      <w:r>
+        <w:rPr>
+          <w:lang w:val="id_ID" w:bidi="id_ID"/>
+        </w:rPr>
+      </w:r>
+      <w:r>
+        <w:rPr>
+          <w:lang w:val="id_ID" w:bidi="id_ID"/>
+        </w:rPr>
+        <w:t>Cara lain untuk menerjemahkannya dapat mencakup "tidak baik" atau "tidak benar" atau "tidak bermoral."</w:t>
+      </w:r>
+    </w:p>
+    <w:p>
+      <w:pPr>
+        <w:pStyle w:val="ListBullet"/>
+        <w:spacing w:line="240" w:lineRule="auto"/>
+        <w:ind w:left="720"/>
+      </w:pPr>
+      <w:r>
+        <w:rPr>
+          <w:lang w:val="id_ID" w:bidi="id_ID"/>
+        </w:rPr>
+      </w:r>
+      <w:r>
+        <w:rPr>
+          <w:lang w:val="id_ID" w:bidi="id_ID"/>
+        </w:rPr>
+        <w:t>Pastikan kata atau frasa yang digunakan untuk menerjemahkan istilah-istilah ini sesuai dengan konteks yang wajar dalam bahasa sasaran.</w:t>
+      </w:r>
+    </w:p>
+    <w:p>
+      <w:pPr/>
+      <w:r>
+        <w:rPr>
+          <w:lang w:val="id_ID" w:bidi="id_ID"/>
+        </w:rPr>
+      </w:r>
+      <w:r>
+        <w:rPr>
+          <w:lang w:val="id_ID" w:bidi="id_ID"/>
+        </w:rPr>
+        <w:t xml:space="preserve">(Lihat juga: tidak taat, </w:t>
+      </w:r>
+      <w:r>
+        <w:rPr>
+          <w:lang w:val="id_ID" w:bidi="id_ID"/>
+        </w:rPr>
+        <w:t>dosa</w:t>
       </w:r>
       <w:r>
         <w:rPr>
@@ -326,7 +672,7 @@
         <w:rPr>
           <w:lang w:val="id_ID" w:bidi="id_ID"/>
         </w:rPr>
-        <w:t>Noah</w:t>
+        <w:t>baik</w:t>
       </w:r>
       <w:r>
         <w:rPr>
@@ -338,7 +684,19 @@
         <w:rPr>
           <w:lang w:val="id_ID" w:bidi="id_ID"/>
         </w:rPr>
-        <w:t>Shem</w:t>
+        <w:t>benar</w:t>
+      </w:r>
+      <w:r>
+        <w:rPr>
+          <w:lang w:val="id_ID" w:bidi="id_ID"/>
+        </w:rPr>
+        <w:t xml:space="preserve">, </w:t>
+      </w:r>
+      <w:r>
+        <w:rPr>
+          <w:lang w:val="id_ID" w:bidi="id_ID"/>
+        </w:rPr>
+        <w:t>iblis</w:t>
       </w:r>
       <w:r>
         <w:rPr>
@@ -373,79 +731,205 @@
         <w:rPr>
           <w:lang w:val="id_ID" w:bidi="id_ID"/>
         </w:rPr>
-        <w:t>1 Tawarikh 1:4</w:t>
-      </w:r>
-    </w:p>
-    <w:p>
-      <w:pPr>
-        <w:pStyle w:val="ListBullet"/>
-        <w:spacing w:line="240" w:lineRule="auto"/>
-        <w:ind w:left="720"/>
-      </w:pPr>
-      <w:r>
-        <w:rPr>
-          <w:lang w:val="id_ID" w:bidi="id_ID"/>
-        </w:rPr>
-      </w:r>
-      <w:r>
-        <w:rPr>
-          <w:lang w:val="id_ID" w:bidi="id_ID"/>
-        </w:rPr>
-        <w:t>Kejadian 5:32</w:t>
-      </w:r>
-    </w:p>
-    <w:p>
-      <w:pPr>
-        <w:pStyle w:val="ListBullet"/>
-        <w:spacing w:line="240" w:lineRule="auto"/>
-        <w:ind w:left="720"/>
-      </w:pPr>
-      <w:r>
-        <w:rPr>
-          <w:lang w:val="id_ID" w:bidi="id_ID"/>
-        </w:rPr>
-      </w:r>
-      <w:r>
-        <w:rPr>
-          <w:lang w:val="id_ID" w:bidi="id_ID"/>
-        </w:rPr>
-        <w:t>Kejadian 6:10</w:t>
-      </w:r>
-    </w:p>
-    <w:p>
-      <w:pPr>
-        <w:pStyle w:val="ListBullet"/>
-        <w:spacing w:line="240" w:lineRule="auto"/>
-        <w:ind w:left="720"/>
-      </w:pPr>
-      <w:r>
-        <w:rPr>
-          <w:lang w:val="id_ID" w:bidi="id_ID"/>
-        </w:rPr>
-      </w:r>
-      <w:r>
-        <w:rPr>
-          <w:lang w:val="id_ID" w:bidi="id_ID"/>
-        </w:rPr>
-        <w:t>Kejadian 7:13–14</w:t>
-      </w:r>
-    </w:p>
-    <w:p>
-      <w:pPr>
-        <w:pStyle w:val="ListBullet"/>
-        <w:spacing w:line="240" w:lineRule="auto"/>
-        <w:ind w:left="720"/>
-      </w:pPr>
-      <w:r>
-        <w:rPr>
-          <w:lang w:val="id_ID" w:bidi="id_ID"/>
-        </w:rPr>
-      </w:r>
-      <w:r>
-        <w:rPr>
-          <w:lang w:val="id_ID" w:bidi="id_ID"/>
-        </w:rPr>
-        <w:t>Kejadian 10:1</w:t>
+        <w:t>1 Samuel 24:11</w:t>
+      </w:r>
+    </w:p>
+    <w:p>
+      <w:pPr>
+        <w:pStyle w:val="ListBullet"/>
+        <w:spacing w:line="240" w:lineRule="auto"/>
+        <w:ind w:left="720"/>
+      </w:pPr>
+      <w:r>
+        <w:rPr>
+          <w:lang w:val="id_ID" w:bidi="id_ID"/>
+        </w:rPr>
+      </w:r>
+      <w:r>
+        <w:rPr>
+          <w:lang w:val="id_ID" w:bidi="id_ID"/>
+        </w:rPr>
+        <w:t>1 Timotius 6:10</w:t>
+      </w:r>
+    </w:p>
+    <w:p>
+      <w:pPr>
+        <w:pStyle w:val="ListBullet"/>
+        <w:spacing w:line="240" w:lineRule="auto"/>
+        <w:ind w:left="720"/>
+      </w:pPr>
+      <w:r>
+        <w:rPr>
+          <w:lang w:val="id_ID" w:bidi="id_ID"/>
+        </w:rPr>
+      </w:r>
+      <w:r>
+        <w:rPr>
+          <w:lang w:val="id_ID" w:bidi="id_ID"/>
+        </w:rPr>
+        <w:t>3 Yohanes 1:10</w:t>
+      </w:r>
+    </w:p>
+    <w:p>
+      <w:pPr>
+        <w:pStyle w:val="ListBullet"/>
+        <w:spacing w:line="240" w:lineRule="auto"/>
+        <w:ind w:left="720"/>
+      </w:pPr>
+      <w:r>
+        <w:rPr>
+          <w:lang w:val="id_ID" w:bidi="id_ID"/>
+        </w:rPr>
+      </w:r>
+      <w:r>
+        <w:rPr>
+          <w:lang w:val="id_ID" w:bidi="id_ID"/>
+        </w:rPr>
+        <w:t>Kejadian 2:17</w:t>
+      </w:r>
+    </w:p>
+    <w:p>
+      <w:pPr>
+        <w:pStyle w:val="ListBullet"/>
+        <w:spacing w:line="240" w:lineRule="auto"/>
+        <w:ind w:left="720"/>
+      </w:pPr>
+      <w:r>
+        <w:rPr>
+          <w:lang w:val="id_ID" w:bidi="id_ID"/>
+        </w:rPr>
+      </w:r>
+      <w:r>
+        <w:rPr>
+          <w:lang w:val="id_ID" w:bidi="id_ID"/>
+        </w:rPr>
+        <w:t>Kejadian 6:5–6</w:t>
+      </w:r>
+    </w:p>
+    <w:p>
+      <w:pPr>
+        <w:pStyle w:val="ListBullet"/>
+        <w:spacing w:line="240" w:lineRule="auto"/>
+        <w:ind w:left="720"/>
+      </w:pPr>
+      <w:r>
+        <w:rPr>
+          <w:lang w:val="id_ID" w:bidi="id_ID"/>
+        </w:rPr>
+      </w:r>
+      <w:r>
+        <w:rPr>
+          <w:lang w:val="id_ID" w:bidi="id_ID"/>
+        </w:rPr>
+        <w:t>Ayub 1:1</w:t>
+      </w:r>
+    </w:p>
+    <w:p>
+      <w:pPr>
+        <w:pStyle w:val="ListBullet"/>
+        <w:spacing w:line="240" w:lineRule="auto"/>
+        <w:ind w:left="720"/>
+      </w:pPr>
+      <w:r>
+        <w:rPr>
+          <w:lang w:val="id_ID" w:bidi="id_ID"/>
+        </w:rPr>
+      </w:r>
+      <w:r>
+        <w:rPr>
+          <w:lang w:val="id_ID" w:bidi="id_ID"/>
+        </w:rPr>
+        <w:t>Ayub 8:20</w:t>
+      </w:r>
+    </w:p>
+    <w:p>
+      <w:pPr>
+        <w:pStyle w:val="ListBullet"/>
+        <w:spacing w:line="240" w:lineRule="auto"/>
+        <w:ind w:left="720"/>
+      </w:pPr>
+      <w:r>
+        <w:rPr>
+          <w:lang w:val="id_ID" w:bidi="id_ID"/>
+        </w:rPr>
+      </w:r>
+      <w:r>
+        <w:rPr>
+          <w:lang w:val="id_ID" w:bidi="id_ID"/>
+        </w:rPr>
+        <w:t>Hakim-Hakim 9:57</w:t>
+      </w:r>
+    </w:p>
+    <w:p>
+      <w:pPr>
+        <w:pStyle w:val="ListBullet"/>
+        <w:spacing w:line="240" w:lineRule="auto"/>
+        <w:ind w:left="720"/>
+      </w:pPr>
+      <w:r>
+        <w:rPr>
+          <w:lang w:val="id_ID" w:bidi="id_ID"/>
+        </w:rPr>
+      </w:r>
+      <w:r>
+        <w:rPr>
+          <w:lang w:val="id_ID" w:bidi="id_ID"/>
+        </w:rPr>
+        <w:t>Lukas 6:22–23</w:t>
+      </w:r>
+    </w:p>
+    <w:p>
+      <w:pPr>
+        <w:pStyle w:val="ListBullet"/>
+        <w:spacing w:line="240" w:lineRule="auto"/>
+        <w:ind w:left="720"/>
+      </w:pPr>
+      <w:r>
+        <w:rPr>
+          <w:lang w:val="id_ID" w:bidi="id_ID"/>
+        </w:rPr>
+      </w:r>
+      <w:r>
+        <w:rPr>
+          <w:lang w:val="id_ID" w:bidi="id_ID"/>
+        </w:rPr>
+        <w:t>Matius 7:11–12</w:t>
+      </w:r>
+    </w:p>
+    <w:p>
+      <w:pPr>
+        <w:pStyle w:val="ListBullet"/>
+        <w:spacing w:line="240" w:lineRule="auto"/>
+        <w:ind w:left="720"/>
+      </w:pPr>
+      <w:r>
+        <w:rPr>
+          <w:lang w:val="id_ID" w:bidi="id_ID"/>
+        </w:rPr>
+      </w:r>
+      <w:r>
+        <w:rPr>
+          <w:lang w:val="id_ID" w:bidi="id_ID"/>
+        </w:rPr>
+        <w:t>Amsal 3:7</w:t>
+      </w:r>
+    </w:p>
+    <w:p>
+      <w:pPr>
+        <w:pStyle w:val="ListBullet"/>
+        <w:spacing w:line="240" w:lineRule="auto"/>
+        <w:ind w:left="720"/>
+      </w:pPr>
+      <w:r>
+        <w:rPr>
+          <w:lang w:val="id_ID" w:bidi="id_ID"/>
+        </w:rPr>
+      </w:r>
+      <w:r>
+        <w:rPr>
+          <w:lang w:val="id_ID" w:bidi="id_ID"/>
+        </w:rPr>
+        <w:t>Mazmur 22:16–17</w:t>
       </w:r>
     </w:p>
     <w:p>
@@ -456,6 +940,448 @@
         <w:rPr>
           <w:lang w:val="id_ID" w:bidi="id_ID"/>
         </w:rPr>
+        <w:t>Contoh dari Kisah-kisah Alkitab:</w:t>
+      </w:r>
+    </w:p>
+    <w:p>
+      <w:pPr>
+        <w:pStyle w:val="ListBullet"/>
+        <w:spacing w:line="240" w:lineRule="auto"/>
+        <w:ind w:left="720"/>
+      </w:pPr>
+      <w:r>
+        <w:rPr>
+          <w:lang w:val="id_ID" w:bidi="id_ID"/>
+        </w:rPr>
+      </w:r>
+      <w:r>
+        <w:rPr>
+          <w:b/>
+          <w:lang w:val="id_ID" w:bidi="id_ID"/>
+        </w:rPr>
+        <w:t>2:4</w:t>
+      </w:r>
+      <w:r>
+        <w:rPr>
+          <w:lang w:val="id_ID" w:bidi="id_ID"/>
+        </w:rPr>
+        <w:t xml:space="preserve"> "Tuhan hanya tahu bahwa segera setelah Anda memakannya, Anda akan menjadi seperti Tuhan dan akan memahami yang baik dan yang </w:t>
+      </w:r>
+      <w:r>
+        <w:rPr>
+          <w:b/>
+          <w:lang w:val="id_ID" w:bidi="id_ID"/>
+        </w:rPr>
+        <w:t>jahat</w:t>
+      </w:r>
+      <w:r>
+        <w:rPr>
+          <w:lang w:val="id_ID" w:bidi="id_ID"/>
+        </w:rPr>
+        <w:t xml:space="preserve"> seperti Dia."</w:t>
+      </w:r>
+    </w:p>
+    <w:p>
+      <w:pPr>
+        <w:pStyle w:val="ListBullet"/>
+        <w:spacing w:line="240" w:lineRule="auto"/>
+        <w:ind w:left="720"/>
+      </w:pPr>
+      <w:r>
+        <w:rPr>
+          <w:lang w:val="id_ID" w:bidi="id_ID"/>
+        </w:rPr>
+      </w:r>
+      <w:r>
+        <w:rPr>
+          <w:b/>
+          <w:lang w:val="id_ID" w:bidi="id_ID"/>
+        </w:rPr>
+        <w:t>3:1</w:t>
+      </w:r>
+      <w:r>
+        <w:rPr>
+          <w:lang w:val="id_ID" w:bidi="id_ID"/>
+        </w:rPr>
+        <w:t xml:space="preserve"> Setelah sekian lama, banyak orang hidup di dunia. Mereka menjadi sangat </w:t>
+      </w:r>
+      <w:r>
+        <w:rPr>
+          <w:b/>
+          <w:lang w:val="id_ID" w:bidi="id_ID"/>
+        </w:rPr>
+        <w:t>fasik</w:t>
+      </w:r>
+      <w:r>
+        <w:rPr>
+          <w:lang w:val="id_ID" w:bidi="id_ID"/>
+        </w:rPr>
+        <w:t xml:space="preserve"> dan kejam.</w:t>
+      </w:r>
+    </w:p>
+    <w:p>
+      <w:pPr>
+        <w:pStyle w:val="ListBullet"/>
+        <w:spacing w:line="240" w:lineRule="auto"/>
+        <w:ind w:left="720"/>
+      </w:pPr>
+      <w:r>
+        <w:rPr>
+          <w:lang w:val="id_ID" w:bidi="id_ID"/>
+        </w:rPr>
+      </w:r>
+      <w:r>
+        <w:rPr>
+          <w:b/>
+          <w:lang w:val="id_ID" w:bidi="id_ID"/>
+        </w:rPr>
+        <w:t>3:2</w:t>
+      </w:r>
+      <w:r>
+        <w:rPr>
+          <w:lang w:val="id_ID" w:bidi="id_ID"/>
+        </w:rPr>
+        <w:t xml:space="preserve"> Tetapi Nuh mendapat kasih karunia dari Allah. Ia adalah orang benar yang hidup di tengah-tengah orang yang </w:t>
+      </w:r>
+      <w:r>
+        <w:rPr>
+          <w:i/>
+          <w:lang w:val="id_ID" w:bidi="id_ID"/>
+        </w:rPr>
+        <w:t>fasik</w:t>
+      </w:r>
+      <w:r>
+        <w:rPr>
+          <w:lang w:val="id_ID" w:bidi="id_ID"/>
+        </w:rPr>
+        <w:t>.</w:t>
+      </w:r>
+    </w:p>
+    <w:p>
+      <w:pPr>
+        <w:pStyle w:val="ListBullet"/>
+        <w:spacing w:line="240" w:lineRule="auto"/>
+        <w:ind w:left="720"/>
+      </w:pPr>
+      <w:r>
+        <w:rPr>
+          <w:lang w:val="id_ID" w:bidi="id_ID"/>
+        </w:rPr>
+      </w:r>
+      <w:r>
+        <w:rPr>
+          <w:b/>
+          <w:lang w:val="id_ID" w:bidi="id_ID"/>
+        </w:rPr>
+        <w:t>4:2</w:t>
+      </w:r>
+      <w:r>
+        <w:rPr>
+          <w:lang w:val="id_ID" w:bidi="id_ID"/>
+        </w:rPr>
+        <w:t xml:space="preserve"> Allah melihat bahwa jika mereka semua terus bekerja sama untuk melakukan </w:t>
+      </w:r>
+      <w:r>
+        <w:rPr>
+          <w:b/>
+          <w:lang w:val="id_ID" w:bidi="id_ID"/>
+        </w:rPr>
+        <w:t>kejahatan</w:t>
+      </w:r>
+      <w:r>
+        <w:rPr>
+          <w:lang w:val="id_ID" w:bidi="id_ID"/>
+        </w:rPr>
+        <w:t>, mereka akan melakukan lebih banyak lagi hal-hal yang berdosa.</w:t>
+      </w:r>
+    </w:p>
+    <w:p>
+      <w:pPr>
+        <w:pStyle w:val="ListBullet"/>
+        <w:spacing w:line="240" w:lineRule="auto"/>
+        <w:ind w:left="720"/>
+      </w:pPr>
+      <w:r>
+        <w:rPr>
+          <w:lang w:val="id_ID" w:bidi="id_ID"/>
+        </w:rPr>
+      </w:r>
+      <w:r>
+        <w:rPr>
+          <w:b/>
+          <w:lang w:val="id_ID" w:bidi="id_ID"/>
+        </w:rPr>
+        <w:t>8:12</w:t>
+      </w:r>
+      <w:r>
+        <w:rPr>
+          <w:lang w:val="id_ID" w:bidi="id_ID"/>
+        </w:rPr>
+        <w:t xml:space="preserve"> "Engkau telah mencoba melakukan </w:t>
+      </w:r>
+      <w:r>
+        <w:rPr>
+          <w:b/>
+          <w:lang w:val="id_ID" w:bidi="id_ID"/>
+        </w:rPr>
+        <w:t>kejahatan</w:t>
+      </w:r>
+      <w:r>
+        <w:rPr>
+          <w:lang w:val="id_ID" w:bidi="id_ID"/>
+        </w:rPr>
+        <w:t xml:space="preserve"> ketika engkau menjual aku sebagai budak, tetapi Allah menggunakan </w:t>
+      </w:r>
+      <w:r>
+        <w:rPr>
+          <w:b/>
+          <w:lang w:val="id_ID" w:bidi="id_ID"/>
+        </w:rPr>
+        <w:t>kejahatan</w:t>
+      </w:r>
+      <w:r>
+        <w:rPr>
+          <w:lang w:val="id_ID" w:bidi="id_ID"/>
+        </w:rPr>
+        <w:t xml:space="preserve"> itu untuk kebaikan!"</w:t>
+      </w:r>
+    </w:p>
+    <w:p>
+      <w:pPr>
+        <w:pStyle w:val="ListBullet"/>
+        <w:spacing w:line="240" w:lineRule="auto"/>
+        <w:ind w:left="720"/>
+      </w:pPr>
+      <w:r>
+        <w:rPr>
+          <w:lang w:val="id_ID" w:bidi="id_ID"/>
+        </w:rPr>
+      </w:r>
+      <w:r>
+        <w:rPr>
+          <w:b/>
+          <w:lang w:val="id_ID" w:bidi="id_ID"/>
+        </w:rPr>
+        <w:t>14:2</w:t>
+      </w:r>
+      <w:r>
+        <w:rPr>
+          <w:lang w:val="id_ID" w:bidi="id_ID"/>
+        </w:rPr>
+        <w:t xml:space="preserve"> Mereka (orang Kanaan) menyembah ilah-ilah palsu dan melakukan banyak hal </w:t>
+      </w:r>
+      <w:r>
+        <w:rPr>
+          <w:b/>
+          <w:lang w:val="id_ID" w:bidi="id_ID"/>
+        </w:rPr>
+        <w:t>jahat</w:t>
+      </w:r>
+      <w:r>
+        <w:rPr>
+          <w:lang w:val="id_ID" w:bidi="id_ID"/>
+        </w:rPr>
+        <w:t>.</w:t>
+      </w:r>
+    </w:p>
+    <w:p>
+      <w:pPr>
+        <w:pStyle w:val="ListBullet"/>
+        <w:spacing w:line="240" w:lineRule="auto"/>
+        <w:ind w:left="720"/>
+      </w:pPr>
+      <w:r>
+        <w:rPr>
+          <w:lang w:val="id_ID" w:bidi="id_ID"/>
+        </w:rPr>
+      </w:r>
+      <w:r>
+        <w:rPr>
+          <w:b/>
+          <w:lang w:val="id_ID" w:bidi="id_ID"/>
+        </w:rPr>
+        <w:t>17:1</w:t>
+      </w:r>
+      <w:r>
+        <w:rPr>
+          <w:lang w:val="id_ID" w:bidi="id_ID"/>
+        </w:rPr>
+        <w:t xml:space="preserve"> Tetapi kemudian dia (Saul) menjadi orang yang </w:t>
+      </w:r>
+      <w:r>
+        <w:rPr>
+          <w:b/>
+          <w:lang w:val="id_ID" w:bidi="id_ID"/>
+        </w:rPr>
+        <w:t>fasik</w:t>
+      </w:r>
+      <w:r>
+        <w:rPr>
+          <w:lang w:val="id_ID" w:bidi="id_ID"/>
+        </w:rPr>
+        <w:t xml:space="preserve"> yang tidak menaati Allah, sehingga Allah memilih orang lain yang kelak akan menjadi raja menggantikannya..</w:t>
+      </w:r>
+    </w:p>
+    <w:p>
+      <w:pPr>
+        <w:pStyle w:val="ListBullet"/>
+        <w:spacing w:line="240" w:lineRule="auto"/>
+        <w:ind w:left="720"/>
+      </w:pPr>
+      <w:r>
+        <w:rPr>
+          <w:lang w:val="id_ID" w:bidi="id_ID"/>
+        </w:rPr>
+      </w:r>
+      <w:r>
+        <w:rPr>
+          <w:b/>
+          <w:lang w:val="id_ID" w:bidi="id_ID"/>
+        </w:rPr>
+        <w:t>18:11</w:t>
+      </w:r>
+      <w:r>
+        <w:rPr>
+          <w:lang w:val="id_ID" w:bidi="id_ID"/>
+        </w:rPr>
+        <w:t xml:space="preserve"> Dalam kerajaan Israel yang baru, semua raja-raja adalah </w:t>
+      </w:r>
+      <w:r>
+        <w:rPr>
+          <w:b/>
+          <w:lang w:val="id_ID" w:bidi="id_ID"/>
+        </w:rPr>
+        <w:t>jahat</w:t>
+      </w:r>
+      <w:r>
+        <w:rPr>
+          <w:lang w:val="id_ID" w:bidi="id_ID"/>
+        </w:rPr>
+        <w:t>.</w:t>
+      </w:r>
+    </w:p>
+    <w:p>
+      <w:pPr>
+        <w:pStyle w:val="ListBullet"/>
+        <w:spacing w:line="240" w:lineRule="auto"/>
+        <w:ind w:left="720"/>
+      </w:pPr>
+      <w:r>
+        <w:rPr>
+          <w:lang w:val="id_ID" w:bidi="id_ID"/>
+        </w:rPr>
+      </w:r>
+      <w:r>
+        <w:rPr>
+          <w:b/>
+          <w:lang w:val="id_ID" w:bidi="id_ID"/>
+        </w:rPr>
+        <w:t>29:8</w:t>
+      </w:r>
+      <w:r>
+        <w:rPr>
+          <w:lang w:val="id_ID" w:bidi="id_ID"/>
+        </w:rPr>
+        <w:t xml:space="preserve"> Raja sangat marah sehingga ia melemparkan hamba yang </w:t>
+      </w:r>
+      <w:r>
+        <w:rPr>
+          <w:b/>
+          <w:lang w:val="id_ID" w:bidi="id_ID"/>
+        </w:rPr>
+        <w:t>jahat</w:t>
+      </w:r>
+      <w:r>
+        <w:rPr>
+          <w:lang w:val="id_ID" w:bidi="id_ID"/>
+        </w:rPr>
+        <w:t xml:space="preserve"> itu ke dalam penjara sampai ia dapat melunasi semua hutangnya.</w:t>
+      </w:r>
+    </w:p>
+    <w:p>
+      <w:pPr>
+        <w:pStyle w:val="ListBullet"/>
+        <w:spacing w:line="240" w:lineRule="auto"/>
+        <w:ind w:left="720"/>
+      </w:pPr>
+      <w:r>
+        <w:rPr>
+          <w:lang w:val="id_ID" w:bidi="id_ID"/>
+        </w:rPr>
+      </w:r>
+      <w:r>
+        <w:rPr>
+          <w:b/>
+          <w:lang w:val="id_ID" w:bidi="id_ID"/>
+        </w:rPr>
+        <w:t>45:2</w:t>
+      </w:r>
+      <w:r>
+        <w:rPr>
+          <w:lang w:val="id_ID" w:bidi="id_ID"/>
+        </w:rPr>
+        <w:t xml:space="preserve"> Mereka berkata, "Kami telah mendengar dia (Stefanus) mengatakan hal-hal yang </w:t>
+      </w:r>
+      <w:r>
+        <w:rPr>
+          <w:b/>
+          <w:lang w:val="id_ID" w:bidi="id_ID"/>
+        </w:rPr>
+        <w:t>jahat</w:t>
+      </w:r>
+      <w:r>
+        <w:rPr>
+          <w:lang w:val="id_ID" w:bidi="id_ID"/>
+        </w:rPr>
+        <w:t xml:space="preserve"> tentang Musa dan Allah!"</w:t>
+      </w:r>
+    </w:p>
+    <w:p>
+      <w:pPr>
+        <w:pStyle w:val="ListBullet"/>
+        <w:spacing w:line="240" w:lineRule="auto"/>
+        <w:ind w:left="720"/>
+      </w:pPr>
+      <w:r>
+        <w:rPr>
+          <w:lang w:val="id_ID" w:bidi="id_ID"/>
+        </w:rPr>
+      </w:r>
+      <w:r>
+        <w:rPr>
+          <w:b/>
+          <w:lang w:val="id_ID" w:bidi="id_ID"/>
+        </w:rPr>
+        <w:t>50:17</w:t>
+      </w:r>
+      <w:r>
+        <w:rPr>
+          <w:lang w:val="id_ID" w:bidi="id_ID"/>
+        </w:rPr>
+        <w:t xml:space="preserve"> Dia (Yesus) akan menghapus setiap air mata dan tidak akan ada lagi penderitaan, kesedihan, tangisan, </w:t>
+      </w:r>
+      <w:r>
+        <w:rPr>
+          <w:b/>
+          <w:lang w:val="id_ID" w:bidi="id_ID"/>
+        </w:rPr>
+        <w:t>kejahatan</w:t>
+      </w:r>
+      <w:r>
+        <w:rPr>
+          <w:lang w:val="id_ID" w:bidi="id_ID"/>
+        </w:rPr>
+        <w:t>, kesakitan, atau kematian.</w:t>
+      </w:r>
+    </w:p>
+    <w:p>
+      <w:pPr>
+        <w:pStyle w:val="Heading3"/>
+      </w:pPr>
+      <w:r>
+        <w:rPr>
+          <w:lang w:val="id_ID" w:bidi="id_ID"/>
+        </w:rPr>
         <w:t>Data Kata:</w:t>
       </w:r>
     </w:p>
@@ -474,7 +1400,7 @@
         <w:rPr>
           <w:lang w:val="id_ID" w:bidi="id_ID"/>
         </w:rPr>
-        <w:t>Strong’s: H3315</w:t>
+        <w:t>Strong’s: H0205, H0605, H1100, H1681, H1942, H2154, H2162, H2254, H2617, H3399, H3415, H4209, H4849, H5753, H5766, H5767, H5999, H6001, H6090, H7451, H7455, H7489, H7561, H7562, H7563, H7564, G00920, G01130, G04590, G09320, G09870, G09880, G14260, G25490, G25510, G25540, G25550, G25560, G25570, G25590, G25600, G26350, G26360, G41510, G41890, G41900, G41910, G53370</w:t>
       </w:r>
       <w:r>
         <w:rPr>
@@ -503,7 +1429,7 @@
         <w:rPr>
           <w:lang w:val="id_ID" w:bidi="id_ID"/>
         </w:rPr>
-        <w:t>Jahat</w:t>
+        <w:t>Jam</w:t>
       </w:r>
       <w:r>
         <w:rPr>
@@ -533,61 +1459,111 @@
         <w:rPr>
           <w:lang w:val="id_ID" w:bidi="id_ID"/>
         </w:rPr>
-        <w:t>Dalam Alkitab, istilah "kejahatan" dapat merujuk pada konsep kejahatan moral atau ketidaknyamanan emosional. Konteksnya biasanya akan memperjelas makna mana yang dimaksudkan dalam contoh spesifik dari istilah tersebut.</w:t>
-      </w:r>
-    </w:p>
-    <w:p>
-      <w:pPr>
-        <w:pStyle w:val="ListBullet"/>
-        <w:spacing w:line="240" w:lineRule="auto"/>
-        <w:ind w:left="720"/>
-      </w:pPr>
-      <w:r>
-        <w:rPr>
-          <w:lang w:val="id_ID" w:bidi="id_ID"/>
-        </w:rPr>
-      </w:r>
-      <w:r>
-        <w:rPr>
-          <w:lang w:val="id_ID" w:bidi="id_ID"/>
-        </w:rPr>
-        <w:t>Sementara "jahat" dapat menggambarkan karakter seseorang, "fasik" lebih mengacu pada perilaku seseorang. Namun, kedua istilah tersebut memiliki arti yang sangat mirip.</w:t>
-      </w:r>
-    </w:p>
-    <w:p>
-      <w:pPr>
-        <w:pStyle w:val="ListBullet"/>
-        <w:spacing w:line="240" w:lineRule="auto"/>
-        <w:ind w:left="720"/>
-      </w:pPr>
-      <w:r>
-        <w:rPr>
-          <w:lang w:val="id_ID" w:bidi="id_ID"/>
-        </w:rPr>
-      </w:r>
-      <w:r>
-        <w:rPr>
-          <w:lang w:val="id_ID" w:bidi="id_ID"/>
-        </w:rPr>
-        <w:t>Istilah " kefasikan" mengacu pada keadaan yang ada ketika orang melakukan hal-hal yang jahat.</w:t>
-      </w:r>
-    </w:p>
-    <w:p>
-      <w:pPr>
-        <w:pStyle w:val="ListBullet"/>
-        <w:spacing w:line="240" w:lineRule="auto"/>
-        <w:ind w:left="720"/>
-      </w:pPr>
-      <w:r>
-        <w:rPr>
-          <w:lang w:val="id_ID" w:bidi="id_ID"/>
-        </w:rPr>
-      </w:r>
-      <w:r>
-        <w:rPr>
-          <w:lang w:val="id_ID" w:bidi="id_ID"/>
-        </w:rPr>
-        <w:t>Hasil dari kejahatan ditunjukkan dengan jelas dalam cara orang menganiaya orang lain dengan membunuh, mencuri, memfitnah, dan bersikap kejam dan tidak baik.</w:t>
+        <w:t>Istilah “jam” sering digunakan dalam Alkitab untuk menunjukkan jam berapa suatu peristiwa tertentu terjadi. Kata ini juga digunakan secara kiasan yang berarti “waktu” atau “momen”.</w:t>
+      </w:r>
+    </w:p>
+    <w:p>
+      <w:pPr/>
+      <w:r>
+        <w:rPr>
+          <w:lang w:val="id_ID" w:bidi="id_ID"/>
+        </w:rPr>
+      </w:r>
+      <w:r>
+        <w:rPr>
+          <w:lang w:val="id_ID" w:bidi="id_ID"/>
+        </w:rPr>
+        <w:t>*Orang-orang Yahudi menghitung waktu siang hari dimulai saat matahari terbit (sekitar jam 6 pagi). Misalnya, “jam kesembilan” berarti “sekitar jam tiga sore”.</w:t>
+      </w:r>
+    </w:p>
+    <w:p>
+      <w:pPr>
+        <w:pStyle w:val="ListBullet"/>
+        <w:spacing w:line="240" w:lineRule="auto"/>
+        <w:ind w:left="720"/>
+      </w:pPr>
+      <w:r>
+        <w:rPr>
+          <w:lang w:val="id_ID" w:bidi="id_ID"/>
+        </w:rPr>
+      </w:r>
+      <w:r>
+        <w:rPr>
+          <w:lang w:val="id_ID" w:bidi="id_ID"/>
+        </w:rPr>
+        <w:t>Jam malam dihitung mulai saat matahari terbenam (sekitar jam 6 sore). Misalnya, “jam ketiga malam” berarti “sekitar jam sembilan malam” dalam sistem kita saat ini.</w:t>
+      </w:r>
+    </w:p>
+    <w:p>
+      <w:pPr>
+        <w:pStyle w:val="ListBullet"/>
+        <w:spacing w:line="240" w:lineRule="auto"/>
+        <w:ind w:left="720"/>
+      </w:pPr>
+      <w:r>
+        <w:rPr>
+          <w:lang w:val="id_ID" w:bidi="id_ID"/>
+        </w:rPr>
+      </w:r>
+      <w:r>
+        <w:rPr>
+          <w:lang w:val="id_ID" w:bidi="id_ID"/>
+        </w:rPr>
+        <w:t>Karena referensi waktu dalam Alkitab tidak sama persis dengan sistem waktu sekarang, frasa seperti “sekitar jam sembilan” atau “sekitar jam enam” dapat digunakan.</w:t>
+      </w:r>
+    </w:p>
+    <w:p>
+      <w:pPr>
+        <w:pStyle w:val="ListBullet"/>
+        <w:spacing w:line="240" w:lineRule="auto"/>
+        <w:ind w:left="720"/>
+      </w:pPr>
+      <w:r>
+        <w:rPr>
+          <w:lang w:val="id_ID" w:bidi="id_ID"/>
+        </w:rPr>
+      </w:r>
+      <w:r>
+        <w:rPr>
+          <w:lang w:val="id_ID" w:bidi="id_ID"/>
+        </w:rPr>
+        <w:t>Beberapa terjemahan mungkin menambahkan frasa seperti “di malam hari” atau “di pagi hari” atau “di sore hari” untuk memperjelas jam berapa yang sedang dibicarakan.</w:t>
+      </w:r>
+    </w:p>
+    <w:p>
+      <w:pPr>
+        <w:pStyle w:val="ListBullet"/>
+        <w:spacing w:line="240" w:lineRule="auto"/>
+        <w:ind w:left="720"/>
+      </w:pPr>
+      <w:r>
+        <w:rPr>
+          <w:lang w:val="id_ID" w:bidi="id_ID"/>
+        </w:rPr>
+      </w:r>
+      <w:r>
+        <w:rPr>
+          <w:lang w:val="id_ID" w:bidi="id_ID"/>
+        </w:rPr>
+        <w:t>Frasa “pada jam itu” dapat diterjemahkan sebagai “pada waktu itu” atau “pada saat itu.”</w:t>
+      </w:r>
+    </w:p>
+    <w:p>
+      <w:pPr>
+        <w:pStyle w:val="ListBullet"/>
+        <w:spacing w:line="240" w:lineRule="auto"/>
+        <w:ind w:left="720"/>
+      </w:pPr>
+      <w:r>
+        <w:rPr>
+          <w:lang w:val="id_ID" w:bidi="id_ID"/>
+        </w:rPr>
+      </w:r>
+      <w:r>
+        <w:rPr>
+          <w:lang w:val="id_ID" w:bidi="id_ID"/>
+        </w:rPr>
+        <w:t>Sehubungan dengan Yesus, ungkapan ”saatnya telah tiba” dapat diterjemahkan menjadi ”waktunya telah tiba bagi dia untuk” atau “waktu yang ditetapkan baginya telah tiba”.</w:t>
       </w:r>
     </w:p>
     <w:p>
@@ -598,6 +1574,249 @@
         <w:rPr>
           <w:lang w:val="id_ID" w:bidi="id_ID"/>
         </w:rPr>
+        <w:t>Referensi Alkitab:</w:t>
+      </w:r>
+    </w:p>
+    <w:p>
+      <w:pPr>
+        <w:pStyle w:val="ListBullet"/>
+        <w:spacing w:line="240" w:lineRule="auto"/>
+        <w:ind w:left="720"/>
+      </w:pPr>
+      <w:r>
+        <w:rPr>
+          <w:lang w:val="id_ID" w:bidi="id_ID"/>
+        </w:rPr>
+      </w:r>
+      <w:r>
+        <w:rPr>
+          <w:lang w:val="id_ID" w:bidi="id_ID"/>
+        </w:rPr>
+        <w:t>Kisah Para Rasul 2:15</w:t>
+      </w:r>
+    </w:p>
+    <w:p>
+      <w:pPr>
+        <w:pStyle w:val="ListBullet"/>
+        <w:spacing w:line="240" w:lineRule="auto"/>
+        <w:ind w:left="720"/>
+      </w:pPr>
+      <w:r>
+        <w:rPr>
+          <w:lang w:val="id_ID" w:bidi="id_ID"/>
+        </w:rPr>
+      </w:r>
+      <w:r>
+        <w:rPr>
+          <w:lang w:val="id_ID" w:bidi="id_ID"/>
+        </w:rPr>
+        <w:t>Yohanes 4:51–52</w:t>
+      </w:r>
+    </w:p>
+    <w:p>
+      <w:pPr>
+        <w:pStyle w:val="ListBullet"/>
+        <w:spacing w:line="240" w:lineRule="auto"/>
+        <w:ind w:left="720"/>
+      </w:pPr>
+      <w:r>
+        <w:rPr>
+          <w:lang w:val="id_ID" w:bidi="id_ID"/>
+        </w:rPr>
+      </w:r>
+      <w:r>
+        <w:rPr>
+          <w:lang w:val="id_ID" w:bidi="id_ID"/>
+        </w:rPr>
+        <w:t>Lukas 23:44</w:t>
+      </w:r>
+    </w:p>
+    <w:p>
+      <w:pPr>
+        <w:pStyle w:val="ListBullet"/>
+        <w:spacing w:line="240" w:lineRule="auto"/>
+        <w:ind w:left="720"/>
+      </w:pPr>
+      <w:r>
+        <w:rPr>
+          <w:lang w:val="id_ID" w:bidi="id_ID"/>
+        </w:rPr>
+      </w:r>
+      <w:r>
+        <w:rPr>
+          <w:lang w:val="id_ID" w:bidi="id_ID"/>
+        </w:rPr>
+        <w:t>Matius 20:3</w:t>
+      </w:r>
+    </w:p>
+    <w:p>
+      <w:pPr>
+        <w:pStyle w:val="Heading3"/>
+      </w:pPr>
+      <w:r>
+        <w:rPr>
+          <w:lang w:val="id_ID" w:bidi="id_ID"/>
+        </w:rPr>
+        <w:t>Data Kata:</w:t>
+      </w:r>
+    </w:p>
+    <w:p>
+      <w:pPr>
+        <w:pStyle w:val="ListBullet"/>
+        <w:spacing w:line="240" w:lineRule="auto"/>
+        <w:ind w:left="720"/>
+      </w:pPr>
+      <w:r>
+        <w:rPr>
+          <w:lang w:val="id_ID" w:bidi="id_ID"/>
+        </w:rPr>
+      </w:r>
+      <w:r>
+        <w:rPr>
+          <w:lang w:val="id_ID" w:bidi="id_ID"/>
+        </w:rPr>
+        <w:t>Strong’s: H8160, G56100</w:t>
+      </w:r>
+      <w:r>
+        <w:rPr>
+          <w:lang w:val="id_ID" w:bidi="id_ID"/>
+        </w:rPr>
+      </w:r>
+      <w:r>
+        <w:rPr>
+          <w:lang w:val="id_ID" w:bidi="id_ID"/>
+        </w:rPr>
+      </w:r>
+    </w:p>
+    <w:p>
+      <w:pPr/>
+      <w:r>
+        <w:rPr>
+          <w:lang w:val="id_ID" w:bidi="id_ID"/>
+        </w:rPr>
+      </w:r>
+    </w:p>
+    <w:p>
+      <w:pPr>
+        <w:pStyle w:val="Heading2"/>
+      </w:pPr>
+      <w:r>
+        <w:rPr>
+          <w:lang w:val="id_ID" w:bidi="id_ID"/>
+        </w:rPr>
+        <w:t>Jam</w:t>
+      </w:r>
+      <w:r>
+        <w:rPr>
+          <w:lang w:val="id_ID" w:bidi="id_ID"/>
+        </w:rPr>
+      </w:r>
+    </w:p>
+    <w:p>
+      <w:pPr>
+        <w:pStyle w:val="Heading3"/>
+      </w:pPr>
+      <w:r>
+        <w:rPr>
+          <w:lang w:val="id_ID" w:bidi="id_ID"/>
+        </w:rPr>
+        <w:t>Definisi:</w:t>
+      </w:r>
+    </w:p>
+    <w:p>
+      <w:pPr/>
+      <w:r>
+        <w:rPr>
+          <w:lang w:val="id_ID" w:bidi="id_ID"/>
+        </w:rPr>
+      </w:r>
+      <w:r>
+        <w:rPr>
+          <w:lang w:val="id_ID" w:bidi="id_ID"/>
+        </w:rPr>
+        <w:t>Selain digunakan untuk merujuk pada kapan atau berapa lama sesuatu berlangsung, istilah "jam" juga digunakan dalam beberapa cara kiasan:</w:t>
+      </w:r>
+    </w:p>
+    <w:p>
+      <w:pPr>
+        <w:pStyle w:val="ListBullet"/>
+        <w:spacing w:line="240" w:lineRule="auto"/>
+        <w:ind w:left="720"/>
+      </w:pPr>
+      <w:r>
+        <w:rPr>
+          <w:lang w:val="id_ID" w:bidi="id_ID"/>
+        </w:rPr>
+      </w:r>
+      <w:r>
+        <w:rPr>
+          <w:lang w:val="id_ID" w:bidi="id_ID"/>
+        </w:rPr>
+        <w:t>Kadang-kadang "jam" mengacu pada waktu yang teratur dan terjadwal untuk melakukan sesuatu, seperti "jam doa."</w:t>
+      </w:r>
+    </w:p>
+    <w:p>
+      <w:pPr>
+        <w:pStyle w:val="ListBullet"/>
+        <w:spacing w:line="240" w:lineRule="auto"/>
+        <w:ind w:left="720"/>
+      </w:pPr>
+      <w:r>
+        <w:rPr>
+          <w:lang w:val="id_ID" w:bidi="id_ID"/>
+        </w:rPr>
+      </w:r>
+      <w:r>
+        <w:rPr>
+          <w:lang w:val="id_ID" w:bidi="id_ID"/>
+        </w:rPr>
+        <w:t>Ketika ayat ini mengatakan bahwa "waktunya telah tiba" bagi Yesus untuk menderita dan dihukum mati, ini berarti bahwa itu adalah waktu yang telah ditentukan untuk hal itu terjadi-waktu yang telah dipilih Allah sejak lama.</w:t>
+      </w:r>
+    </w:p>
+    <w:p>
+      <w:pPr>
+        <w:pStyle w:val="ListBullet"/>
+        <w:spacing w:line="240" w:lineRule="auto"/>
+        <w:ind w:left="720"/>
+      </w:pPr>
+      <w:r>
+        <w:rPr>
+          <w:lang w:val="id_ID" w:bidi="id_ID"/>
+        </w:rPr>
+      </w:r>
+      <w:r>
+        <w:rPr>
+          <w:lang w:val="id_ID" w:bidi="id_ID"/>
+        </w:rPr>
+        <w:t>Istilah "saat" juga digunakan untuk mengartikan "pada saat itu" atau "saat itu juga".</w:t>
+      </w:r>
+    </w:p>
+    <w:p>
+      <w:pPr>
+        <w:pStyle w:val="ListBullet"/>
+        <w:spacing w:line="240" w:lineRule="auto"/>
+        <w:ind w:left="720"/>
+      </w:pPr>
+      <w:r>
+        <w:rPr>
+          <w:lang w:val="id_ID" w:bidi="id_ID"/>
+        </w:rPr>
+      </w:r>
+      <w:r>
+        <w:rPr>
+          <w:lang w:val="id_ID" w:bidi="id_ID"/>
+        </w:rPr>
+        <w:t>Ketika ayat ini berbicara tentang "jam" yang terlambat, ini berarti bahwa saat itu adalah sore hari, ketika matahari akan segera terbenam.</w:t>
+      </w:r>
+    </w:p>
+    <w:p>
+      <w:pPr>
+        <w:pStyle w:val="Heading3"/>
+      </w:pPr>
+      <w:r>
+        <w:rPr>
+          <w:lang w:val="id_ID" w:bidi="id_ID"/>
+        </w:rPr>
         <w:t>Saran Penerjemahan:</w:t>
       </w:r>
     </w:p>
@@ -616,43 +1835,43 @@
         <w:rPr>
           <w:lang w:val="id_ID" w:bidi="id_ID"/>
         </w:rPr>
-        <w:t>Tergantung pada konteksnya, istilah "jahat" dan "fasik" dapat diterjemahkan sebagai "buruk" atau "berdosa" atau "tidak bermoral".</w:t>
-      </w:r>
-    </w:p>
-    <w:p>
-      <w:pPr>
-        <w:pStyle w:val="ListBullet"/>
-        <w:spacing w:line="240" w:lineRule="auto"/>
-        <w:ind w:left="720"/>
-      </w:pPr>
-      <w:r>
-        <w:rPr>
-          <w:lang w:val="id_ID" w:bidi="id_ID"/>
-        </w:rPr>
-      </w:r>
-      <w:r>
-        <w:rPr>
-          <w:lang w:val="id_ID" w:bidi="id_ID"/>
-        </w:rPr>
-        <w:t>Cara lain untuk menerjemahkannya dapat mencakup "tidak baik" atau "tidak benar" atau "tidak bermoral."</w:t>
-      </w:r>
-    </w:p>
-    <w:p>
-      <w:pPr>
-        <w:pStyle w:val="ListBullet"/>
-        <w:spacing w:line="240" w:lineRule="auto"/>
-        <w:ind w:left="720"/>
-      </w:pPr>
-      <w:r>
-        <w:rPr>
-          <w:lang w:val="id_ID" w:bidi="id_ID"/>
-        </w:rPr>
-      </w:r>
-      <w:r>
-        <w:rPr>
-          <w:lang w:val="id_ID" w:bidi="id_ID"/>
-        </w:rPr>
-        <w:t>Pastikan kata atau frasa yang digunakan untuk menerjemahkan istilah-istilah ini sesuai dengan konteks yang wajar dalam bahasa sasaran.</w:t>
+        <w:t>Ketika digunakan secara kiasan, istilah "jam" dapat diterjemahkan sebagai "waktu" atau "saat" atau "waktu yang ditentukan."</w:t>
+      </w:r>
+    </w:p>
+    <w:p>
+      <w:pPr>
+        <w:pStyle w:val="ListBullet"/>
+        <w:spacing w:line="240" w:lineRule="auto"/>
+        <w:ind w:left="720"/>
+      </w:pPr>
+      <w:r>
+        <w:rPr>
+          <w:lang w:val="id_ID" w:bidi="id_ID"/>
+        </w:rPr>
+      </w:r>
+      <w:r>
+        <w:rPr>
+          <w:lang w:val="id_ID" w:bidi="id_ID"/>
+        </w:rPr>
+        <w:t>Ungkapan "pada saat itu juga" atau "jam yang sama" dapat diterjemahkan sebagai "pada saat itu" atau "pada waktu itu" atau "segera" atau "saat itu juga".</w:t>
+      </w:r>
+    </w:p>
+    <w:p>
+      <w:pPr>
+        <w:pStyle w:val="ListBullet"/>
+        <w:spacing w:line="240" w:lineRule="auto"/>
+        <w:ind w:left="720"/>
+      </w:pPr>
+      <w:r>
+        <w:rPr>
+          <w:lang w:val="id_ID" w:bidi="id_ID"/>
+        </w:rPr>
+      </w:r>
+      <w:r>
+        <w:rPr>
+          <w:lang w:val="id_ID" w:bidi="id_ID"/>
+        </w:rPr>
+        <w:t>Ungkapan "jam sudah larut" dapat diterjemahkan sebagai "hari sudah larut" atau "hari akan segera gelap" atau "hari sudah sore".</w:t>
       </w:r>
     </w:p>
     <w:p>
@@ -672,7 +1891,269 @@
         <w:rPr>
           <w:lang w:val="id_ID" w:bidi="id_ID"/>
         </w:rPr>
-        <w:t>tidak taat</w:t>
+        <w:t>jam</w:t>
+      </w:r>
+      <w:r>
+        <w:rPr>
+          <w:lang w:val="id_ID" w:bidi="id_ID"/>
+        </w:rPr>
+        <w:t>)</w:t>
+      </w:r>
+    </w:p>
+    <w:p>
+      <w:pPr>
+        <w:pStyle w:val="Heading3"/>
+      </w:pPr>
+      <w:r>
+        <w:rPr>
+          <w:lang w:val="id_ID" w:bidi="id_ID"/>
+        </w:rPr>
+        <w:t>Referensi Alkitab:</w:t>
+      </w:r>
+    </w:p>
+    <w:p>
+      <w:pPr>
+        <w:pStyle w:val="ListBullet"/>
+        <w:spacing w:line="240" w:lineRule="auto"/>
+        <w:ind w:left="720"/>
+      </w:pPr>
+      <w:r>
+        <w:rPr>
+          <w:lang w:val="id_ID" w:bidi="id_ID"/>
+        </w:rPr>
+      </w:r>
+      <w:r>
+        <w:rPr>
+          <w:lang w:val="id_ID" w:bidi="id_ID"/>
+        </w:rPr>
+        <w:t>1 Korintus 15:30</w:t>
+      </w:r>
+    </w:p>
+    <w:p>
+      <w:pPr>
+        <w:pStyle w:val="ListBullet"/>
+        <w:spacing w:line="240" w:lineRule="auto"/>
+        <w:ind w:left="720"/>
+      </w:pPr>
+      <w:r>
+        <w:rPr>
+          <w:lang w:val="id_ID" w:bidi="id_ID"/>
+        </w:rPr>
+      </w:r>
+      <w:r>
+        <w:rPr>
+          <w:lang w:val="id_ID" w:bidi="id_ID"/>
+        </w:rPr>
+        <w:t>Kisah Para Rasul 10:30</w:t>
+      </w:r>
+    </w:p>
+    <w:p>
+      <w:pPr>
+        <w:pStyle w:val="ListBullet"/>
+        <w:spacing w:line="240" w:lineRule="auto"/>
+        <w:ind w:left="720"/>
+      </w:pPr>
+      <w:r>
+        <w:rPr>
+          <w:lang w:val="id_ID" w:bidi="id_ID"/>
+        </w:rPr>
+      </w:r>
+      <w:r>
+        <w:rPr>
+          <w:lang w:val="id_ID" w:bidi="id_ID"/>
+        </w:rPr>
+        <w:t>Markus 14:35</w:t>
+      </w:r>
+    </w:p>
+    <w:p>
+      <w:pPr>
+        <w:pStyle w:val="Heading3"/>
+      </w:pPr>
+      <w:r>
+        <w:rPr>
+          <w:lang w:val="id_ID" w:bidi="id_ID"/>
+        </w:rPr>
+        <w:t>Data Kata:</w:t>
+      </w:r>
+    </w:p>
+    <w:p>
+      <w:pPr>
+        <w:pStyle w:val="ListBullet"/>
+        <w:spacing w:line="240" w:lineRule="auto"/>
+        <w:ind w:left="720"/>
+      </w:pPr>
+      <w:r>
+        <w:rPr>
+          <w:lang w:val="id_ID" w:bidi="id_ID"/>
+        </w:rPr>
+      </w:r>
+      <w:r>
+        <w:rPr>
+          <w:lang w:val="id_ID" w:bidi="id_ID"/>
+        </w:rPr>
+        <w:t>Strong’s: G56100</w:t>
+      </w:r>
+      <w:r>
+        <w:rPr>
+          <w:lang w:val="id_ID" w:bidi="id_ID"/>
+        </w:rPr>
+      </w:r>
+      <w:r>
+        <w:rPr>
+          <w:lang w:val="id_ID" w:bidi="id_ID"/>
+        </w:rPr>
+      </w:r>
+    </w:p>
+    <w:p>
+      <w:pPr/>
+      <w:r>
+        <w:rPr>
+          <w:lang w:val="id_ID" w:bidi="id_ID"/>
+        </w:rPr>
+      </w:r>
+    </w:p>
+    <w:p>
+      <w:pPr>
+        <w:pStyle w:val="Heading2"/>
+      </w:pPr>
+      <w:r>
+        <w:rPr>
+          <w:lang w:val="id_ID" w:bidi="id_ID"/>
+        </w:rPr>
+        <w:t>Janji</w:t>
+      </w:r>
+      <w:r>
+        <w:rPr>
+          <w:lang w:val="id_ID" w:bidi="id_ID"/>
+        </w:rPr>
+      </w:r>
+    </w:p>
+    <w:p>
+      <w:pPr>
+        <w:pStyle w:val="Heading3"/>
+      </w:pPr>
+      <w:r>
+        <w:rPr>
+          <w:lang w:val="id_ID" w:bidi="id_ID"/>
+        </w:rPr>
+        <w:t>Definisi:</w:t>
+      </w:r>
+    </w:p>
+    <w:p>
+      <w:pPr/>
+      <w:r>
+        <w:rPr>
+          <w:lang w:val="id_ID" w:bidi="id_ID"/>
+        </w:rPr>
+      </w:r>
+      <w:r>
+        <w:rPr>
+          <w:lang w:val="id_ID" w:bidi="id_ID"/>
+        </w:rPr>
+        <w:t>Ketika digunakan sebagai kata kerja, istilah "janji" mengacu pada tindakan seseorang yang mengatakan bahwa dia akan melakukan sesuatu sedemikian rupa sehingga dia mewajibkan dirinya sendiri untuk memenuhi apa yang dia katakan. Ketika digunakan sebagai kata benda, istilah "janji" mengacu pada hal yang diwajibkan oleh seseorang untuk dilakukan.</w:t>
+      </w:r>
+    </w:p>
+    <w:p>
+      <w:pPr>
+        <w:pStyle w:val="ListBullet"/>
+        <w:spacing w:line="240" w:lineRule="auto"/>
+        <w:ind w:left="720"/>
+      </w:pPr>
+      <w:r>
+        <w:rPr>
+          <w:lang w:val="id_ID" w:bidi="id_ID"/>
+        </w:rPr>
+      </w:r>
+      <w:r>
+        <w:rPr>
+          <w:lang w:val="id_ID" w:bidi="id_ID"/>
+        </w:rPr>
+        <w:t>Alkitab mencatat banyak janji yang telah Allah buat untuk umat-Nya.</w:t>
+      </w:r>
+    </w:p>
+    <w:p>
+      <w:pPr>
+        <w:pStyle w:val="ListBullet"/>
+        <w:spacing w:line="240" w:lineRule="auto"/>
+        <w:ind w:left="720"/>
+      </w:pPr>
+      <w:r>
+        <w:rPr>
+          <w:lang w:val="id_ID" w:bidi="id_ID"/>
+        </w:rPr>
+      </w:r>
+      <w:r>
+        <w:rPr>
+          <w:lang w:val="id_ID" w:bidi="id_ID"/>
+        </w:rPr>
+        <w:t>Janji adalah bagian penting dari perjanjian formal seperti kovenan/perjanjian.</w:t>
+      </w:r>
+    </w:p>
+    <w:p>
+      <w:pPr>
+        <w:pStyle w:val="Heading3"/>
+      </w:pPr>
+      <w:r>
+        <w:rPr>
+          <w:lang w:val="id_ID" w:bidi="id_ID"/>
+        </w:rPr>
+        <w:t>Saran Penerjemahan:</w:t>
+      </w:r>
+    </w:p>
+    <w:p>
+      <w:pPr>
+        <w:pStyle w:val="ListBullet"/>
+        <w:spacing w:line="240" w:lineRule="auto"/>
+        <w:ind w:left="720"/>
+      </w:pPr>
+      <w:r>
+        <w:rPr>
+          <w:lang w:val="id_ID" w:bidi="id_ID"/>
+        </w:rPr>
+      </w:r>
+      <w:r>
+        <w:rPr>
+          <w:lang w:val="id_ID" w:bidi="id_ID"/>
+        </w:rPr>
+        <w:t>Istilah "janji" dapat diterjemahkan sebagai "komitmen" atau "jaminan" atau "garansi."</w:t>
+      </w:r>
+    </w:p>
+    <w:p>
+      <w:pPr>
+        <w:pStyle w:val="ListBullet"/>
+        <w:spacing w:line="240" w:lineRule="auto"/>
+        <w:ind w:left="720"/>
+      </w:pPr>
+      <w:r>
+        <w:rPr>
+          <w:lang w:val="id_ID" w:bidi="id_ID"/>
+        </w:rPr>
+      </w:r>
+      <w:r>
+        <w:rPr>
+          <w:lang w:val="id_ID" w:bidi="id_ID"/>
+        </w:rPr>
+        <w:t>Untuk "berjanji melakukan sesuatu" dapat diterjemahkan sebagai "meyakinkan seseorang bahwa Anda akan melakukan sesuatu" atau "berkomitmen untuk melakukan sesuatu."</w:t>
+      </w:r>
+    </w:p>
+    <w:p>
+      <w:pPr/>
+      <w:r>
+        <w:rPr>
+          <w:lang w:val="id_ID" w:bidi="id_ID"/>
+        </w:rPr>
+      </w:r>
+      <w:r>
+        <w:rPr>
+          <w:lang w:val="id_ID" w:bidi="id_ID"/>
+        </w:rPr>
+        <w:t xml:space="preserve">(Lihat juga: </w:t>
+      </w:r>
+      <w:r>
+        <w:rPr>
+          <w:lang w:val="id_ID" w:bidi="id_ID"/>
+        </w:rPr>
+        <w:t>perjanjian</w:t>
       </w:r>
       <w:r>
         <w:rPr>
@@ -684,7 +2165,602 @@
         <w:rPr>
           <w:lang w:val="id_ID" w:bidi="id_ID"/>
         </w:rPr>
-        <w:t>dosa</w:t>
+        <w:t>sumpah</w:t>
+      </w:r>
+      <w:r>
+        <w:rPr>
+          <w:lang w:val="id_ID" w:bidi="id_ID"/>
+        </w:rPr>
+        <w:t>, nazar)</w:t>
+      </w:r>
+    </w:p>
+    <w:p>
+      <w:pPr>
+        <w:pStyle w:val="Heading3"/>
+      </w:pPr>
+      <w:r>
+        <w:rPr>
+          <w:lang w:val="id_ID" w:bidi="id_ID"/>
+        </w:rPr>
+        <w:t>Referensi Alkitab:</w:t>
+      </w:r>
+    </w:p>
+    <w:p>
+      <w:pPr>
+        <w:pStyle w:val="ListBullet"/>
+        <w:spacing w:line="240" w:lineRule="auto"/>
+        <w:ind w:left="720"/>
+      </w:pPr>
+      <w:r>
+        <w:rPr>
+          <w:lang w:val="id_ID" w:bidi="id_ID"/>
+        </w:rPr>
+      </w:r>
+      <w:r>
+        <w:rPr>
+          <w:lang w:val="id_ID" w:bidi="id_ID"/>
+        </w:rPr>
+        <w:t>Galatia 3:15–16</w:t>
+      </w:r>
+    </w:p>
+    <w:p>
+      <w:pPr>
+        <w:pStyle w:val="ListBullet"/>
+        <w:spacing w:line="240" w:lineRule="auto"/>
+        <w:ind w:left="720"/>
+      </w:pPr>
+      <w:r>
+        <w:rPr>
+          <w:lang w:val="id_ID" w:bidi="id_ID"/>
+        </w:rPr>
+      </w:r>
+      <w:r>
+        <w:rPr>
+          <w:lang w:val="id_ID" w:bidi="id_ID"/>
+        </w:rPr>
+        <w:t>Kejadian 25:31–34</w:t>
+      </w:r>
+    </w:p>
+    <w:p>
+      <w:pPr>
+        <w:pStyle w:val="ListBullet"/>
+        <w:spacing w:line="240" w:lineRule="auto"/>
+        <w:ind w:left="720"/>
+      </w:pPr>
+      <w:r>
+        <w:rPr>
+          <w:lang w:val="id_ID" w:bidi="id_ID"/>
+        </w:rPr>
+      </w:r>
+      <w:r>
+        <w:rPr>
+          <w:lang w:val="id_ID" w:bidi="id_ID"/>
+        </w:rPr>
+        <w:t>Ibrani 11:9</w:t>
+      </w:r>
+    </w:p>
+    <w:p>
+      <w:pPr>
+        <w:pStyle w:val="ListBullet"/>
+        <w:spacing w:line="240" w:lineRule="auto"/>
+        <w:ind w:left="720"/>
+      </w:pPr>
+      <w:r>
+        <w:rPr>
+          <w:lang w:val="id_ID" w:bidi="id_ID"/>
+        </w:rPr>
+      </w:r>
+      <w:r>
+        <w:rPr>
+          <w:lang w:val="id_ID" w:bidi="id_ID"/>
+        </w:rPr>
+        <w:t>Yakobus 1:12</w:t>
+      </w:r>
+    </w:p>
+    <w:p>
+      <w:pPr>
+        <w:pStyle w:val="ListBullet"/>
+        <w:spacing w:line="240" w:lineRule="auto"/>
+        <w:ind w:left="720"/>
+      </w:pPr>
+      <w:r>
+        <w:rPr>
+          <w:lang w:val="id_ID" w:bidi="id_ID"/>
+        </w:rPr>
+      </w:r>
+      <w:r>
+        <w:rPr>
+          <w:lang w:val="id_ID" w:bidi="id_ID"/>
+        </w:rPr>
+        <w:t>Bilangan 30:2</w:t>
+      </w:r>
+    </w:p>
+    <w:p>
+      <w:pPr>
+        <w:pStyle w:val="Heading3"/>
+      </w:pPr>
+      <w:r>
+        <w:rPr>
+          <w:lang w:val="id_ID" w:bidi="id_ID"/>
+        </w:rPr>
+        <w:t>Contoh dari KIsah-kisah Alkitab:</w:t>
+      </w:r>
+    </w:p>
+    <w:p>
+      <w:pPr>
+        <w:pStyle w:val="ListBullet"/>
+        <w:spacing w:line="240" w:lineRule="auto"/>
+        <w:ind w:left="720"/>
+      </w:pPr>
+      <w:r>
+        <w:rPr>
+          <w:lang w:val="id_ID" w:bidi="id_ID"/>
+        </w:rPr>
+      </w:r>
+      <w:r>
+        <w:rPr>
+          <w:b/>
+          <w:lang w:val="id_ID" w:bidi="id_ID"/>
+        </w:rPr>
+        <w:t>3:15</w:t>
+      </w:r>
+      <w:r>
+        <w:rPr>
+          <w:lang w:val="id_ID" w:bidi="id_ID"/>
+        </w:rPr>
+        <w:t xml:space="preserve"> Allah berkata, "Aku </w:t>
+      </w:r>
+      <w:r>
+        <w:rPr>
+          <w:b/>
+          <w:lang w:val="id_ID" w:bidi="id_ID"/>
+        </w:rPr>
+        <w:t>berjanji</w:t>
+      </w:r>
+      <w:r>
+        <w:rPr>
+          <w:lang w:val="id_ID" w:bidi="id_ID"/>
+        </w:rPr>
+        <w:t xml:space="preserve"> Aku tidak akan pernah lagi mengutuk tanah karena kejahatan yang dilakukan manusia, atau membinasakan dunia ini dengan mendatangkan air bah, meskipun manusia berdosa sejak mereka masih kecil."</w:t>
+      </w:r>
+    </w:p>
+    <w:p>
+      <w:pPr>
+        <w:pStyle w:val="ListBullet"/>
+        <w:spacing w:line="240" w:lineRule="auto"/>
+        <w:ind w:left="720"/>
+      </w:pPr>
+      <w:r>
+        <w:rPr>
+          <w:lang w:val="id_ID" w:bidi="id_ID"/>
+        </w:rPr>
+      </w:r>
+      <w:r>
+        <w:rPr>
+          <w:b/>
+          <w:lang w:val="id_ID" w:bidi="id_ID"/>
+        </w:rPr>
+        <w:t>3:16</w:t>
+      </w:r>
+      <w:r>
+        <w:rPr>
+          <w:lang w:val="id_ID" w:bidi="id_ID"/>
+        </w:rPr>
+        <w:t xml:space="preserve"> Allah kemudian membuat pelangi pertama sebagai tanda dari </w:t>
+      </w:r>
+      <w:r>
+        <w:rPr>
+          <w:b/>
+          <w:lang w:val="id_ID" w:bidi="id_ID"/>
+        </w:rPr>
+        <w:t>janji</w:t>
+      </w:r>
+      <w:r>
+        <w:rPr>
+          <w:lang w:val="id_ID" w:bidi="id_ID"/>
+        </w:rPr>
+        <w:t>-Nya. Setiap kali pelangi muncul di langit, Allah akan mengingat apa yang telah dijanjikan-Nya, demikian pula umat-Nya.</w:t>
+      </w:r>
+    </w:p>
+    <w:p>
+      <w:pPr>
+        <w:pStyle w:val="ListBullet"/>
+        <w:spacing w:line="240" w:lineRule="auto"/>
+        <w:ind w:left="720"/>
+      </w:pPr>
+      <w:r>
+        <w:rPr>
+          <w:lang w:val="id_ID" w:bidi="id_ID"/>
+        </w:rPr>
+      </w:r>
+      <w:r>
+        <w:rPr>
+          <w:b/>
+          <w:lang w:val="id_ID" w:bidi="id_ID"/>
+        </w:rPr>
+        <w:t>4:8</w:t>
+      </w:r>
+      <w:r>
+        <w:rPr>
+          <w:lang w:val="id_ID" w:bidi="id_ID"/>
+        </w:rPr>
+        <w:t xml:space="preserve"> Allah berbicara kepada Abram dan </w:t>
+      </w:r>
+      <w:r>
+        <w:rPr>
+          <w:b/>
+          <w:lang w:val="id_ID" w:bidi="id_ID"/>
+        </w:rPr>
+        <w:t>berjanji</w:t>
+      </w:r>
+      <w:r>
+        <w:rPr>
+          <w:lang w:val="id_ID" w:bidi="id_ID"/>
+        </w:rPr>
+        <w:t xml:space="preserve"> sekali lagi bahwa ia akan memiliki seorang anak laki-laki dan keturunan sebanyak bintang di langit. Abram percaya akan janji Allah.</w:t>
+      </w:r>
+    </w:p>
+    <w:p>
+      <w:pPr>
+        <w:pStyle w:val="ListBullet"/>
+        <w:spacing w:line="240" w:lineRule="auto"/>
+        <w:ind w:left="720"/>
+      </w:pPr>
+      <w:r>
+        <w:rPr>
+          <w:lang w:val="id_ID" w:bidi="id_ID"/>
+        </w:rPr>
+      </w:r>
+      <w:r>
+        <w:rPr>
+          <w:b/>
+          <w:lang w:val="id_ID" w:bidi="id_ID"/>
+        </w:rPr>
+        <w:t>5:4</w:t>
+      </w:r>
+      <w:r>
+        <w:rPr>
+          <w:lang w:val="id_ID" w:bidi="id_ID"/>
+        </w:rPr>
+        <w:t xml:space="preserve"> "Istrimu, Sarai, akan mempunyai seorang anak laki-laki; ia akan menjadi anak yang </w:t>
+      </w:r>
+      <w:r>
+        <w:rPr>
+          <w:b/>
+          <w:lang w:val="id_ID" w:bidi="id_ID"/>
+        </w:rPr>
+        <w:t>dijanjikan</w:t>
+      </w:r>
+      <w:r>
+        <w:rPr>
+          <w:lang w:val="id_ID" w:bidi="id_ID"/>
+        </w:rPr>
+        <w:t xml:space="preserve"> itu."</w:t>
+      </w:r>
+    </w:p>
+    <w:p>
+      <w:pPr>
+        <w:pStyle w:val="ListBullet"/>
+        <w:spacing w:line="240" w:lineRule="auto"/>
+        <w:ind w:left="720"/>
+      </w:pPr>
+      <w:r>
+        <w:rPr>
+          <w:lang w:val="id_ID" w:bidi="id_ID"/>
+        </w:rPr>
+      </w:r>
+      <w:r>
+        <w:rPr>
+          <w:b/>
+          <w:lang w:val="id_ID" w:bidi="id_ID"/>
+        </w:rPr>
+        <w:t>8:15</w:t>
+      </w:r>
+      <w:r>
+        <w:rPr>
+          <w:lang w:val="id_ID" w:bidi="id_ID"/>
+        </w:rPr>
+        <w:t xml:space="preserve"> Kovenan </w:t>
+      </w:r>
+      <w:r>
+        <w:rPr>
+          <w:b/>
+          <w:lang w:val="id_ID" w:bidi="id_ID"/>
+        </w:rPr>
+        <w:t>janji</w:t>
+      </w:r>
+      <w:r>
+        <w:rPr>
+          <w:lang w:val="id_ID" w:bidi="id_ID"/>
+        </w:rPr>
+        <w:t xml:space="preserve"> yang Allah berikan kepada Abraham diteruskan kepada Ishak, kemudian kepada Yakub, dan kemudian kepada kedua belas putra Yakub dan keluarga mereka.</w:t>
+      </w:r>
+    </w:p>
+    <w:p>
+      <w:pPr>
+        <w:pStyle w:val="ListBullet"/>
+        <w:spacing w:line="240" w:lineRule="auto"/>
+        <w:ind w:left="720"/>
+      </w:pPr>
+      <w:r>
+        <w:rPr>
+          <w:lang w:val="id_ID" w:bidi="id_ID"/>
+        </w:rPr>
+      </w:r>
+      <w:r>
+        <w:rPr>
+          <w:b/>
+          <w:lang w:val="id_ID" w:bidi="id_ID"/>
+        </w:rPr>
+        <w:t>17:14</w:t>
+      </w:r>
+      <w:r>
+        <w:rPr>
+          <w:lang w:val="id_ID" w:bidi="id_ID"/>
+        </w:rPr>
+        <w:t xml:space="preserve"> Meskipun Daud tidak setia kepada Allah, Allah tetap setia kepada </w:t>
+      </w:r>
+      <w:r>
+        <w:rPr>
+          <w:b/>
+          <w:lang w:val="id_ID" w:bidi="id_ID"/>
+        </w:rPr>
+        <w:t>janji-janji</w:t>
+      </w:r>
+      <w:r>
+        <w:rPr>
+          <w:lang w:val="id_ID" w:bidi="id_ID"/>
+        </w:rPr>
+        <w:t>-Nya.</w:t>
+      </w:r>
+    </w:p>
+    <w:p>
+      <w:pPr>
+        <w:pStyle w:val="ListBullet"/>
+        <w:spacing w:line="240" w:lineRule="auto"/>
+        <w:ind w:left="720"/>
+      </w:pPr>
+      <w:r>
+        <w:rPr>
+          <w:lang w:val="id_ID" w:bidi="id_ID"/>
+        </w:rPr>
+      </w:r>
+      <w:r>
+        <w:rPr>
+          <w:b/>
+          <w:lang w:val="id_ID" w:bidi="id_ID"/>
+        </w:rPr>
+        <w:t>50:1</w:t>
+      </w:r>
+      <w:r>
+        <w:rPr>
+          <w:lang w:val="id_ID" w:bidi="id_ID"/>
+        </w:rPr>
+        <w:t xml:space="preserve"> Yesus </w:t>
+      </w:r>
+      <w:r>
+        <w:rPr>
+          <w:b/>
+          <w:lang w:val="id_ID" w:bidi="id_ID"/>
+        </w:rPr>
+        <w:t>berjanji</w:t>
+      </w:r>
+      <w:r>
+        <w:rPr>
+          <w:lang w:val="id_ID" w:bidi="id_ID"/>
+        </w:rPr>
+        <w:t xml:space="preserve"> bahwa Ia akan datang kembali pada akhir zaman. Meskipun Ia belum datang kembali, Ia akan menepati </w:t>
+      </w:r>
+      <w:r>
+        <w:rPr>
+          <w:b/>
+          <w:lang w:val="id_ID" w:bidi="id_ID"/>
+        </w:rPr>
+        <w:t>janji</w:t>
+      </w:r>
+      <w:r>
+        <w:rPr>
+          <w:lang w:val="id_ID" w:bidi="id_ID"/>
+        </w:rPr>
+        <w:t>-Nya.</w:t>
+      </w:r>
+    </w:p>
+    <w:p>
+      <w:pPr>
+        <w:pStyle w:val="Heading3"/>
+      </w:pPr>
+      <w:r>
+        <w:rPr>
+          <w:lang w:val="id_ID" w:bidi="id_ID"/>
+        </w:rPr>
+        <w:t>Data Kata:</w:t>
+      </w:r>
+    </w:p>
+    <w:p>
+      <w:pPr>
+        <w:pStyle w:val="ListBullet"/>
+        <w:spacing w:line="240" w:lineRule="auto"/>
+        <w:ind w:left="720"/>
+      </w:pPr>
+      <w:r>
+        <w:rPr>
+          <w:lang w:val="id_ID" w:bidi="id_ID"/>
+        </w:rPr>
+      </w:r>
+      <w:r>
+        <w:rPr>
+          <w:lang w:val="id_ID" w:bidi="id_ID"/>
+        </w:rPr>
+        <w:t>Strong’s: H0559, H0562, H1696, H8569, G18430, G18600, G18610, G18620, G36700, G42790</w:t>
+      </w:r>
+      <w:r>
+        <w:rPr>
+          <w:lang w:val="id_ID" w:bidi="id_ID"/>
+        </w:rPr>
+      </w:r>
+      <w:r>
+        <w:rPr>
+          <w:lang w:val="id_ID" w:bidi="id_ID"/>
+        </w:rPr>
+      </w:r>
+    </w:p>
+    <w:p>
+      <w:pPr/>
+      <w:r>
+        <w:rPr>
+          <w:lang w:val="id_ID" w:bidi="id_ID"/>
+        </w:rPr>
+      </w:r>
+    </w:p>
+    <w:p>
+      <w:pPr>
+        <w:pStyle w:val="Heading2"/>
+      </w:pPr>
+      <w:r>
+        <w:rPr>
+          <w:lang w:val="id_ID" w:bidi="id_ID"/>
+        </w:rPr>
+        <w:t>Janji</w:t>
+      </w:r>
+      <w:r>
+        <w:rPr>
+          <w:lang w:val="id_ID" w:bidi="id_ID"/>
+        </w:rPr>
+      </w:r>
+    </w:p>
+    <w:p>
+      <w:pPr>
+        <w:pStyle w:val="Heading3"/>
+      </w:pPr>
+      <w:r>
+        <w:rPr>
+          <w:lang w:val="id_ID" w:bidi="id_ID"/>
+        </w:rPr>
+        <w:t>Pengertian:</w:t>
+      </w:r>
+    </w:p>
+    <w:p>
+      <w:pPr/>
+      <w:r>
+        <w:rPr>
+          <w:lang w:val="id_ID" w:bidi="id_ID"/>
+        </w:rPr>
+      </w:r>
+      <w:r>
+        <w:rPr>
+          <w:lang w:val="id_ID" w:bidi="id_ID"/>
+        </w:rPr>
+        <w:t>Istilah "janji" merujuk pada komitmen resmi dan serius untuk melakukan atau memberikan sesuatu.</w:t>
+      </w:r>
+    </w:p>
+    <w:p>
+      <w:pPr>
+        <w:pStyle w:val="ListBullet"/>
+        <w:spacing w:line="240" w:lineRule="auto"/>
+        <w:ind w:left="720"/>
+      </w:pPr>
+      <w:r>
+        <w:rPr>
+          <w:lang w:val="id_ID" w:bidi="id_ID"/>
+        </w:rPr>
+      </w:r>
+      <w:r>
+        <w:rPr>
+          <w:lang w:val="id_ID" w:bidi="id_ID"/>
+        </w:rPr>
+        <w:t>Dalam Perjanjian Lama, para pejabat Israel berjanji setia kepada Raja Daud.</w:t>
+      </w:r>
+    </w:p>
+    <w:p>
+      <w:pPr>
+        <w:pStyle w:val="ListBullet"/>
+        <w:spacing w:line="240" w:lineRule="auto"/>
+        <w:ind w:left="720"/>
+      </w:pPr>
+      <w:r>
+        <w:rPr>
+          <w:lang w:val="id_ID" w:bidi="id_ID"/>
+        </w:rPr>
+      </w:r>
+      <w:r>
+        <w:rPr>
+          <w:lang w:val="id_ID" w:bidi="id_ID"/>
+        </w:rPr>
+        <w:t>“Janji” atau perjanjian dapat diterjemahkan sebagai “berkomitmen secara resmi” atau “bersumpah dengan tegas.”</w:t>
+      </w:r>
+    </w:p>
+    <w:p>
+      <w:pPr>
+        <w:pStyle w:val="ListBullet"/>
+        <w:spacing w:line="240" w:lineRule="auto"/>
+        <w:ind w:left="720"/>
+      </w:pPr>
+      <w:r>
+        <w:rPr>
+          <w:lang w:val="id_ID" w:bidi="id_ID"/>
+        </w:rPr>
+      </w:r>
+      <w:r>
+        <w:rPr>
+          <w:lang w:val="id_ID" w:bidi="id_ID"/>
+        </w:rPr>
+        <w:t>Istilah "jaminan" juga dapat merujuk pada objek yang diberikan sebagai penjamin bahwa utang akan dibayar.</w:t>
+      </w:r>
+    </w:p>
+    <w:p>
+      <w:pPr>
+        <w:pStyle w:val="ListBullet"/>
+        <w:spacing w:line="240" w:lineRule="auto"/>
+        <w:ind w:left="720"/>
+      </w:pPr>
+      <w:r>
+        <w:rPr>
+          <w:lang w:val="id_ID" w:bidi="id_ID"/>
+        </w:rPr>
+      </w:r>
+      <w:r>
+        <w:rPr>
+          <w:lang w:val="id_ID" w:bidi="id_ID"/>
+        </w:rPr>
+        <w:t>Barang yang dijadikan jaminan akan dikembalikan kepada pemiliknya setelah janji dipenuhi.</w:t>
+      </w:r>
+    </w:p>
+    <w:p>
+      <w:pPr>
+        <w:pStyle w:val="ListBullet"/>
+        <w:spacing w:line="240" w:lineRule="auto"/>
+        <w:ind w:left="720"/>
+      </w:pPr>
+      <w:r>
+        <w:rPr>
+          <w:lang w:val="id_ID" w:bidi="id_ID"/>
+        </w:rPr>
+      </w:r>
+      <w:r>
+        <w:rPr>
+          <w:lang w:val="id_ID" w:bidi="id_ID"/>
+        </w:rPr>
+        <w:t>Cara menerjemahkan "sebuah janji" dapat mencakup "janji yang sungguh-sungguh," "komitmen formal," "jaminan," atau "kepastian formal," tergantung pada konteksnya.</w:t>
+      </w:r>
+    </w:p>
+    <w:p>
+      <w:pPr/>
+      <w:r>
+        <w:rPr>
+          <w:lang w:val="id_ID" w:bidi="id_ID"/>
+        </w:rPr>
+      </w:r>
+      <w:r>
+        <w:rPr>
+          <w:lang w:val="id_ID" w:bidi="id_ID"/>
+        </w:rPr>
+        <w:t xml:space="preserve">(Lihat juga: </w:t>
+      </w:r>
+      <w:r>
+        <w:rPr>
+          <w:lang w:val="id_ID" w:bidi="id_ID"/>
+        </w:rPr>
+        <w:t>janji</w:t>
       </w:r>
       <w:r>
         <w:rPr>
@@ -696,7 +2772,461 @@
         <w:rPr>
           <w:lang w:val="id_ID" w:bidi="id_ID"/>
         </w:rPr>
-        <w:t>baik</w:t>
+        <w:t>sumpah</w:t>
+      </w:r>
+      <w:r>
+        <w:rPr>
+          <w:lang w:val="id_ID" w:bidi="id_ID"/>
+        </w:rPr>
+        <w:t>, nazar)</w:t>
+      </w:r>
+    </w:p>
+    <w:p>
+      <w:pPr>
+        <w:pStyle w:val="Heading3"/>
+      </w:pPr>
+      <w:r>
+        <w:rPr>
+          <w:lang w:val="id_ID" w:bidi="id_ID"/>
+        </w:rPr>
+        <w:t>Referensi Alkitab:</w:t>
+      </w:r>
+    </w:p>
+    <w:p>
+      <w:pPr>
+        <w:pStyle w:val="ListBullet"/>
+        <w:spacing w:line="240" w:lineRule="auto"/>
+        <w:ind w:left="720"/>
+      </w:pPr>
+      <w:r>
+        <w:rPr>
+          <w:lang w:val="id_ID" w:bidi="id_ID"/>
+        </w:rPr>
+      </w:r>
+      <w:r>
+        <w:rPr>
+          <w:lang w:val="id_ID" w:bidi="id_ID"/>
+        </w:rPr>
+        <w:t>2 Korintus 5:4–5</w:t>
+      </w:r>
+    </w:p>
+    <w:p>
+      <w:pPr>
+        <w:pStyle w:val="ListBullet"/>
+        <w:spacing w:line="240" w:lineRule="auto"/>
+        <w:ind w:left="720"/>
+      </w:pPr>
+      <w:r>
+        <w:rPr>
+          <w:lang w:val="id_ID" w:bidi="id_ID"/>
+        </w:rPr>
+      </w:r>
+      <w:r>
+        <w:rPr>
+          <w:lang w:val="id_ID" w:bidi="id_ID"/>
+        </w:rPr>
+        <w:t>Keluaran 22:26</w:t>
+      </w:r>
+    </w:p>
+    <w:p>
+      <w:pPr>
+        <w:pStyle w:val="ListBullet"/>
+        <w:spacing w:line="240" w:lineRule="auto"/>
+        <w:ind w:left="720"/>
+      </w:pPr>
+      <w:r>
+        <w:rPr>
+          <w:lang w:val="id_ID" w:bidi="id_ID"/>
+        </w:rPr>
+      </w:r>
+      <w:r>
+        <w:rPr>
+          <w:lang w:val="id_ID" w:bidi="id_ID"/>
+        </w:rPr>
+        <w:t>Kejadian 38:17–18</w:t>
+      </w:r>
+    </w:p>
+    <w:p>
+      <w:pPr>
+        <w:pStyle w:val="ListBullet"/>
+        <w:spacing w:line="240" w:lineRule="auto"/>
+        <w:ind w:left="720"/>
+      </w:pPr>
+      <w:r>
+        <w:rPr>
+          <w:lang w:val="id_ID" w:bidi="id_ID"/>
+        </w:rPr>
+      </w:r>
+      <w:r>
+        <w:rPr>
+          <w:lang w:val="id_ID" w:bidi="id_ID"/>
+        </w:rPr>
+        <w:t>Nehemia 10:28–29</w:t>
+      </w:r>
+    </w:p>
+    <w:p>
+      <w:pPr>
+        <w:pStyle w:val="Heading3"/>
+      </w:pPr>
+      <w:r>
+        <w:rPr>
+          <w:lang w:val="id_ID" w:bidi="id_ID"/>
+        </w:rPr>
+        <w:t>Data Kata:</w:t>
+      </w:r>
+    </w:p>
+    <w:p>
+      <w:pPr>
+        <w:pStyle w:val="ListBullet"/>
+        <w:spacing w:line="240" w:lineRule="auto"/>
+        <w:ind w:left="720"/>
+      </w:pPr>
+      <w:r>
+        <w:rPr>
+          <w:lang w:val="id_ID" w:bidi="id_ID"/>
+        </w:rPr>
+      </w:r>
+      <w:r>
+        <w:rPr>
+          <w:lang w:val="id_ID" w:bidi="id_ID"/>
+        </w:rPr>
+        <w:t>Strong: H0781, H2254, H2258, H5667, H5671, H6148, H6161, H6162</w:t>
+      </w:r>
+      <w:r>
+        <w:rPr>
+          <w:lang w:val="id_ID" w:bidi="id_ID"/>
+        </w:rPr>
+      </w:r>
+      <w:r>
+        <w:rPr>
+          <w:lang w:val="id_ID" w:bidi="id_ID"/>
+        </w:rPr>
+      </w:r>
+    </w:p>
+    <w:p>
+      <w:pPr/>
+      <w:r>
+        <w:rPr>
+          <w:lang w:val="id_ID" w:bidi="id_ID"/>
+        </w:rPr>
+      </w:r>
+    </w:p>
+    <w:p>
+      <w:pPr>
+        <w:pStyle w:val="Heading2"/>
+      </w:pPr>
+      <w:r>
+        <w:rPr>
+          <w:lang w:val="id_ID" w:bidi="id_ID"/>
+        </w:rPr>
+        <w:t>Jarah</w:t>
+      </w:r>
+      <w:r>
+        <w:rPr>
+          <w:lang w:val="id_ID" w:bidi="id_ID"/>
+        </w:rPr>
+      </w:r>
+    </w:p>
+    <w:p>
+      <w:pPr>
+        <w:pStyle w:val="Heading3"/>
+      </w:pPr>
+      <w:r>
+        <w:rPr>
+          <w:lang w:val="id_ID" w:bidi="id_ID"/>
+        </w:rPr>
+        <w:t>Fakta:</w:t>
+      </w:r>
+    </w:p>
+    <w:p>
+      <w:pPr/>
+      <w:r>
+        <w:rPr>
+          <w:lang w:val="id_ID" w:bidi="id_ID"/>
+        </w:rPr>
+      </w:r>
+      <w:r>
+        <w:rPr>
+          <w:lang w:val="id_ID" w:bidi="id_ID"/>
+        </w:rPr>
+        <w:t>Istilah "rampasan" dan "jarahan," ketika digunakan sebagai kata benda, merujuk pada barang-barang yang diambil secara paksa dari seseorang atau tempat, biasanya selama masa perang. Kata kerja "menjarah" berarti mengambil barang dari seseorang atau tempat, biasanya dengan paksa dan selama masa perang.</w:t>
+      </w:r>
+    </w:p>
+    <w:p>
+      <w:pPr>
+        <w:pStyle w:val="ListBullet"/>
+        <w:spacing w:line="240" w:lineRule="auto"/>
+        <w:ind w:left="720"/>
+      </w:pPr>
+      <w:r>
+        <w:rPr>
+          <w:lang w:val="id_ID" w:bidi="id_ID"/>
+        </w:rPr>
+      </w:r>
+      <w:r>
+        <w:rPr>
+          <w:lang w:val="id_ID" w:bidi="id_ID"/>
+        </w:rPr>
+        <w:t>Ketika menerjemahkan kata kerja "rampasan" dalam konteks perang, sebaiknya Anda menggunakan kata yang berbeda dari "mencuri" karena "mencuri" biasanya menyiratkan tindakan yang salah atau berdosa, sedangkan "menjarah" dalam perang tidak selalu dianggap sebagai dosa.</w:t>
+      </w:r>
+    </w:p>
+    <w:p>
+      <w:pPr>
+        <w:pStyle w:val="ListBullet"/>
+        <w:spacing w:line="240" w:lineRule="auto"/>
+        <w:ind w:left="720"/>
+      </w:pPr>
+      <w:r>
+        <w:rPr>
+          <w:lang w:val="id_ID" w:bidi="id_ID"/>
+        </w:rPr>
+      </w:r>
+      <w:r>
+        <w:rPr>
+          <w:lang w:val="id_ID" w:bidi="id_ID"/>
+        </w:rPr>
+        <w:t>Anda dapat menerjemahkan kata kerja "rampasan" dengan kata seperti "menjarah" atau dengan frasa deskriptif "mengambil barang-barang dari."</w:t>
+      </w:r>
+    </w:p>
+    <w:p>
+      <w:pPr>
+        <w:pStyle w:val="ListBullet"/>
+        <w:spacing w:line="240" w:lineRule="auto"/>
+        <w:ind w:left="720"/>
+      </w:pPr>
+      <w:r>
+        <w:rPr>
+          <w:lang w:val="id_ID" w:bidi="id_ID"/>
+        </w:rPr>
+      </w:r>
+      <w:r>
+        <w:rPr>
+          <w:lang w:val="id_ID" w:bidi="id_ID"/>
+        </w:rPr>
+        <w:t>Anda dapat menerjemahkan istilah "jarahan" dengan frasa deskriptif seperti "barang rampasan" atau "benda hasil jarahan."</w:t>
+      </w:r>
+    </w:p>
+    <w:p>
+      <w:pPr>
+        <w:pStyle w:val="ListBullet"/>
+        <w:spacing w:line="240" w:lineRule="auto"/>
+        <w:ind w:left="720"/>
+      </w:pPr>
+      <w:r>
+        <w:rPr>
+          <w:lang w:val="id_ID" w:bidi="id_ID"/>
+        </w:rPr>
+      </w:r>
+      <w:r>
+        <w:rPr>
+          <w:lang w:val="id_ID" w:bidi="id_ID"/>
+        </w:rPr>
+        <w:t>Tergantung pada konteksnya, Anda dapat menerjemahkan istilah "rampasan" dengan frasa deskriptif seperti "barang yang diambil" atau dengan istilah lain seperti "rampasan" atau "harta rampasan."</w:t>
+      </w:r>
+    </w:p>
+    <w:p>
+      <w:pPr>
+        <w:pStyle w:val="ListBullet"/>
+        <w:spacing w:line="240" w:lineRule="auto"/>
+        <w:ind w:left="720"/>
+      </w:pPr>
+      <w:r>
+        <w:rPr>
+          <w:lang w:val="id_ID" w:bidi="id_ID"/>
+        </w:rPr>
+      </w:r>
+      <w:r>
+        <w:rPr>
+          <w:lang w:val="id_ID" w:bidi="id_ID"/>
+        </w:rPr>
+        <w:t>Bahasa Anda mungkin memiliki kata untuk benda-benda yang diambil secara paksa dan/atau selama masa perang.</w:t>
+      </w:r>
+    </w:p>
+    <w:p>
+      <w:pPr>
+        <w:pStyle w:val="Heading3"/>
+      </w:pPr>
+      <w:r>
+        <w:rPr>
+          <w:lang w:val="id_ID" w:bidi="id_ID"/>
+        </w:rPr>
+        <w:t>Referensi dari Alkitab:</w:t>
+      </w:r>
+    </w:p>
+    <w:p>
+      <w:pPr>
+        <w:pStyle w:val="Heading3"/>
+      </w:pPr>
+      <w:r>
+        <w:rPr>
+          <w:lang w:val="id_ID" w:bidi="id_ID"/>
+        </w:rPr>
+        <w:t>Data Kata:</w:t>
+      </w:r>
+    </w:p>
+    <w:p>
+      <w:pPr>
+        <w:pStyle w:val="ListBullet"/>
+        <w:spacing w:line="240" w:lineRule="auto"/>
+        <w:ind w:left="720"/>
+      </w:pPr>
+      <w:r>
+        <w:rPr>
+          <w:lang w:val="id_ID" w:bidi="id_ID"/>
+        </w:rPr>
+      </w:r>
+      <w:r>
+        <w:rPr>
+          <w:lang w:val="id_ID" w:bidi="id_ID"/>
+        </w:rPr>
+        <w:t>Strong:</w:t>
+      </w:r>
+      <w:r>
+        <w:rPr>
+          <w:lang w:val="id_ID" w:bidi="id_ID"/>
+        </w:rPr>
+      </w:r>
+      <w:r>
+        <w:rPr>
+          <w:lang w:val="id_ID" w:bidi="id_ID"/>
+        </w:rPr>
+      </w:r>
+    </w:p>
+    <w:p>
+      <w:pPr/>
+      <w:r>
+        <w:rPr>
+          <w:lang w:val="id_ID" w:bidi="id_ID"/>
+        </w:rPr>
+      </w:r>
+    </w:p>
+    <w:p>
+      <w:pPr>
+        <w:pStyle w:val="Heading2"/>
+      </w:pPr>
+      <w:r>
+        <w:rPr>
+          <w:lang w:val="id_ID" w:bidi="id_ID"/>
+        </w:rPr>
+        <w:t>Jefta</w:t>
+      </w:r>
+      <w:r>
+        <w:rPr>
+          <w:lang w:val="id_ID" w:bidi="id_ID"/>
+        </w:rPr>
+      </w:r>
+    </w:p>
+    <w:p>
+      <w:pPr>
+        <w:pStyle w:val="Heading3"/>
+      </w:pPr>
+      <w:r>
+        <w:rPr>
+          <w:lang w:val="id_ID" w:bidi="id_ID"/>
+        </w:rPr>
+        <w:t>Fakta-fakta</w:t>
+      </w:r>
+    </w:p>
+    <w:p>
+      <w:pPr/>
+      <w:r>
+        <w:rPr>
+          <w:lang w:val="id_ID" w:bidi="id_ID"/>
+        </w:rPr>
+      </w:r>
+      <w:r>
+        <w:rPr>
+          <w:lang w:val="id_ID" w:bidi="id_ID"/>
+        </w:rPr>
+        <w:t>Jefta adalah seorang pejuang dari Gilead yang menjabat sebagai hakim atas Israel.</w:t>
+      </w:r>
+    </w:p>
+    <w:p>
+      <w:pPr>
+        <w:pStyle w:val="ListBullet"/>
+        <w:spacing w:line="240" w:lineRule="auto"/>
+        <w:ind w:left="720"/>
+      </w:pPr>
+      <w:r>
+        <w:rPr>
+          <w:lang w:val="id_ID" w:bidi="id_ID"/>
+        </w:rPr>
+      </w:r>
+      <w:r>
+        <w:rPr>
+          <w:lang w:val="id_ID" w:bidi="id_ID"/>
+        </w:rPr>
+        <w:t>Dalam Ibrani 11:32, Yefta dipuji sebagai pemimpin penting yang menyelamatkan umatnya dari musuh.</w:t>
+      </w:r>
+    </w:p>
+    <w:p>
+      <w:pPr>
+        <w:pStyle w:val="ListBullet"/>
+        <w:spacing w:line="240" w:lineRule="auto"/>
+        <w:ind w:left="720"/>
+      </w:pPr>
+      <w:r>
+        <w:rPr>
+          <w:lang w:val="id_ID" w:bidi="id_ID"/>
+        </w:rPr>
+      </w:r>
+      <w:r>
+        <w:rPr>
+          <w:lang w:val="id_ID" w:bidi="id_ID"/>
+        </w:rPr>
+        <w:t>Dia menyelamatkan bangsa Israel dari bangsa Amon dan memimpin umatnya untuk mengalahkan bangsa Efraim.</w:t>
+      </w:r>
+    </w:p>
+    <w:p>
+      <w:pPr>
+        <w:pStyle w:val="ListBullet"/>
+        <w:spacing w:line="240" w:lineRule="auto"/>
+        <w:ind w:left="720"/>
+      </w:pPr>
+      <w:r>
+        <w:rPr>
+          <w:lang w:val="id_ID" w:bidi="id_ID"/>
+        </w:rPr>
+      </w:r>
+      <w:r>
+        <w:rPr>
+          <w:lang w:val="id_ID" w:bidi="id_ID"/>
+        </w:rPr>
+        <w:t>Namun Jefta membuat sumpah yang bodoh dan tergesa-gesa kepada Tuhan yang mengakibatkan putrinya dikorbankan.</w:t>
+      </w:r>
+    </w:p>
+    <w:p>
+      <w:pPr/>
+      <w:r>
+        <w:rPr>
+          <w:lang w:val="id_ID" w:bidi="id_ID"/>
+        </w:rPr>
+      </w:r>
+      <w:r>
+        <w:rPr>
+          <w:lang w:val="id_ID" w:bidi="id_ID"/>
+        </w:rPr>
+        <w:t>(Saran Penerjemahan: How to Translate Names)</w:t>
+      </w:r>
+    </w:p>
+    <w:p>
+      <w:pPr/>
+      <w:r>
+        <w:rPr>
+          <w:lang w:val="id_ID" w:bidi="id_ID"/>
+        </w:rPr>
+      </w:r>
+      <w:r>
+        <w:rPr>
+          <w:lang w:val="id_ID" w:bidi="id_ID"/>
+        </w:rPr>
+        <w:t xml:space="preserve">(Lihat juga: </w:t>
+      </w:r>
+      <w:r>
+        <w:rPr>
+          <w:lang w:val="id_ID" w:bidi="id_ID"/>
+        </w:rPr>
+        <w:t>Ammon</w:t>
       </w:r>
       <w:r>
         <w:rPr>
@@ -708,7 +3238,7 @@
         <w:rPr>
           <w:lang w:val="id_ID" w:bidi="id_ID"/>
         </w:rPr>
-        <w:t>benar</w:t>
+        <w:t>deliver</w:t>
       </w:r>
       <w:r>
         <w:rPr>
@@ -720,1464 +3250,7 @@
         <w:rPr>
           <w:lang w:val="id_ID" w:bidi="id_ID"/>
         </w:rPr>
-        <w:t>iblis</w:t>
-      </w:r>
-      <w:r>
-        <w:rPr>
-          <w:lang w:val="id_ID" w:bidi="id_ID"/>
-        </w:rPr>
-        <w:t>)</w:t>
-      </w:r>
-    </w:p>
-    <w:p>
-      <w:pPr>
-        <w:pStyle w:val="Heading3"/>
-      </w:pPr>
-      <w:r>
-        <w:rPr>
-          <w:lang w:val="id_ID" w:bidi="id_ID"/>
-        </w:rPr>
-        <w:t>Referensi Alkitab:</w:t>
-      </w:r>
-    </w:p>
-    <w:p>
-      <w:pPr>
-        <w:pStyle w:val="ListBullet"/>
-        <w:spacing w:line="240" w:lineRule="auto"/>
-        <w:ind w:left="720"/>
-      </w:pPr>
-      <w:r>
-        <w:rPr>
-          <w:lang w:val="id_ID" w:bidi="id_ID"/>
-        </w:rPr>
-      </w:r>
-      <w:r>
-        <w:rPr>
-          <w:lang w:val="id_ID" w:bidi="id_ID"/>
-        </w:rPr>
-        <w:t>1 Samuel 24:11</w:t>
-      </w:r>
-    </w:p>
-    <w:p>
-      <w:pPr>
-        <w:pStyle w:val="ListBullet"/>
-        <w:spacing w:line="240" w:lineRule="auto"/>
-        <w:ind w:left="720"/>
-      </w:pPr>
-      <w:r>
-        <w:rPr>
-          <w:lang w:val="id_ID" w:bidi="id_ID"/>
-        </w:rPr>
-      </w:r>
-      <w:r>
-        <w:rPr>
-          <w:lang w:val="id_ID" w:bidi="id_ID"/>
-        </w:rPr>
-        <w:t>1 Timotius 6:10</w:t>
-      </w:r>
-    </w:p>
-    <w:p>
-      <w:pPr>
-        <w:pStyle w:val="ListBullet"/>
-        <w:spacing w:line="240" w:lineRule="auto"/>
-        <w:ind w:left="720"/>
-      </w:pPr>
-      <w:r>
-        <w:rPr>
-          <w:lang w:val="id_ID" w:bidi="id_ID"/>
-        </w:rPr>
-      </w:r>
-      <w:r>
-        <w:rPr>
-          <w:lang w:val="id_ID" w:bidi="id_ID"/>
-        </w:rPr>
-        <w:t>3 Yohanes 1:10</w:t>
-      </w:r>
-    </w:p>
-    <w:p>
-      <w:pPr>
-        <w:pStyle w:val="ListBullet"/>
-        <w:spacing w:line="240" w:lineRule="auto"/>
-        <w:ind w:left="720"/>
-      </w:pPr>
-      <w:r>
-        <w:rPr>
-          <w:lang w:val="id_ID" w:bidi="id_ID"/>
-        </w:rPr>
-      </w:r>
-      <w:r>
-        <w:rPr>
-          <w:lang w:val="id_ID" w:bidi="id_ID"/>
-        </w:rPr>
-        <w:t>Kejadian 2:17</w:t>
-      </w:r>
-    </w:p>
-    <w:p>
-      <w:pPr>
-        <w:pStyle w:val="ListBullet"/>
-        <w:spacing w:line="240" w:lineRule="auto"/>
-        <w:ind w:left="720"/>
-      </w:pPr>
-      <w:r>
-        <w:rPr>
-          <w:lang w:val="id_ID" w:bidi="id_ID"/>
-        </w:rPr>
-      </w:r>
-      <w:r>
-        <w:rPr>
-          <w:lang w:val="id_ID" w:bidi="id_ID"/>
-        </w:rPr>
-        <w:t>Kejadian 6:5–6</w:t>
-      </w:r>
-    </w:p>
-    <w:p>
-      <w:pPr>
-        <w:pStyle w:val="ListBullet"/>
-        <w:spacing w:line="240" w:lineRule="auto"/>
-        <w:ind w:left="720"/>
-      </w:pPr>
-      <w:r>
-        <w:rPr>
-          <w:lang w:val="id_ID" w:bidi="id_ID"/>
-        </w:rPr>
-      </w:r>
-      <w:r>
-        <w:rPr>
-          <w:lang w:val="id_ID" w:bidi="id_ID"/>
-        </w:rPr>
-        <w:t>Ayub 1:1</w:t>
-      </w:r>
-    </w:p>
-    <w:p>
-      <w:pPr>
-        <w:pStyle w:val="ListBullet"/>
-        <w:spacing w:line="240" w:lineRule="auto"/>
-        <w:ind w:left="720"/>
-      </w:pPr>
-      <w:r>
-        <w:rPr>
-          <w:lang w:val="id_ID" w:bidi="id_ID"/>
-        </w:rPr>
-      </w:r>
-      <w:r>
-        <w:rPr>
-          <w:lang w:val="id_ID" w:bidi="id_ID"/>
-        </w:rPr>
-        <w:t>Ayub 8:20</w:t>
-      </w:r>
-    </w:p>
-    <w:p>
-      <w:pPr>
-        <w:pStyle w:val="ListBullet"/>
-        <w:spacing w:line="240" w:lineRule="auto"/>
-        <w:ind w:left="720"/>
-      </w:pPr>
-      <w:r>
-        <w:rPr>
-          <w:lang w:val="id_ID" w:bidi="id_ID"/>
-        </w:rPr>
-      </w:r>
-      <w:r>
-        <w:rPr>
-          <w:lang w:val="id_ID" w:bidi="id_ID"/>
-        </w:rPr>
-        <w:t>Hakim-Hakim 9:57</w:t>
-      </w:r>
-    </w:p>
-    <w:p>
-      <w:pPr>
-        <w:pStyle w:val="ListBullet"/>
-        <w:spacing w:line="240" w:lineRule="auto"/>
-        <w:ind w:left="720"/>
-      </w:pPr>
-      <w:r>
-        <w:rPr>
-          <w:lang w:val="id_ID" w:bidi="id_ID"/>
-        </w:rPr>
-      </w:r>
-      <w:r>
-        <w:rPr>
-          <w:lang w:val="id_ID" w:bidi="id_ID"/>
-        </w:rPr>
-        <w:t>Lukas 6:22–23</w:t>
-      </w:r>
-    </w:p>
-    <w:p>
-      <w:pPr>
-        <w:pStyle w:val="ListBullet"/>
-        <w:spacing w:line="240" w:lineRule="auto"/>
-        <w:ind w:left="720"/>
-      </w:pPr>
-      <w:r>
-        <w:rPr>
-          <w:lang w:val="id_ID" w:bidi="id_ID"/>
-        </w:rPr>
-      </w:r>
-      <w:r>
-        <w:rPr>
-          <w:lang w:val="id_ID" w:bidi="id_ID"/>
-        </w:rPr>
-        <w:t>Matius 7:11–12</w:t>
-      </w:r>
-    </w:p>
-    <w:p>
-      <w:pPr>
-        <w:pStyle w:val="ListBullet"/>
-        <w:spacing w:line="240" w:lineRule="auto"/>
-        <w:ind w:left="720"/>
-      </w:pPr>
-      <w:r>
-        <w:rPr>
-          <w:lang w:val="id_ID" w:bidi="id_ID"/>
-        </w:rPr>
-      </w:r>
-      <w:r>
-        <w:rPr>
-          <w:lang w:val="id_ID" w:bidi="id_ID"/>
-        </w:rPr>
-        <w:t>Amsal 3:7</w:t>
-      </w:r>
-    </w:p>
-    <w:p>
-      <w:pPr>
-        <w:pStyle w:val="ListBullet"/>
-        <w:spacing w:line="240" w:lineRule="auto"/>
-        <w:ind w:left="720"/>
-      </w:pPr>
-      <w:r>
-        <w:rPr>
-          <w:lang w:val="id_ID" w:bidi="id_ID"/>
-        </w:rPr>
-      </w:r>
-      <w:r>
-        <w:rPr>
-          <w:lang w:val="id_ID" w:bidi="id_ID"/>
-        </w:rPr>
-        <w:t>Mazmur 22:16–17</w:t>
-      </w:r>
-    </w:p>
-    <w:p>
-      <w:pPr>
-        <w:pStyle w:val="Heading3"/>
-      </w:pPr>
-      <w:r>
-        <w:rPr>
-          <w:lang w:val="id_ID" w:bidi="id_ID"/>
-        </w:rPr>
-        <w:t>Contoh dari Kisah-kisah Alkitab:</w:t>
-      </w:r>
-    </w:p>
-    <w:p>
-      <w:pPr>
-        <w:pStyle w:val="ListBullet"/>
-        <w:spacing w:line="240" w:lineRule="auto"/>
-        <w:ind w:left="720"/>
-      </w:pPr>
-      <w:r>
-        <w:rPr>
-          <w:lang w:val="id_ID" w:bidi="id_ID"/>
-        </w:rPr>
-      </w:r>
-      <w:r>
-        <w:rPr>
-          <w:b/>
-          <w:lang w:val="id_ID" w:bidi="id_ID"/>
-        </w:rPr>
-        <w:t>2:4</w:t>
-      </w:r>
-      <w:r>
-        <w:rPr>
-          <w:lang w:val="id_ID" w:bidi="id_ID"/>
-        </w:rPr>
-        <w:t xml:space="preserve"> "Tuhan hanya tahu bahwa segera setelah Anda memakannya, Anda akan menjadi seperti Tuhan dan akan memahami yang baik dan yang </w:t>
-      </w:r>
-      <w:r>
-        <w:rPr>
-          <w:b/>
-          <w:lang w:val="id_ID" w:bidi="id_ID"/>
-        </w:rPr>
-        <w:t>jahat</w:t>
-      </w:r>
-      <w:r>
-        <w:rPr>
-          <w:lang w:val="id_ID" w:bidi="id_ID"/>
-        </w:rPr>
-        <w:t xml:space="preserve"> seperti Dia."</w:t>
-      </w:r>
-    </w:p>
-    <w:p>
-      <w:pPr>
-        <w:pStyle w:val="ListBullet"/>
-        <w:spacing w:line="240" w:lineRule="auto"/>
-        <w:ind w:left="720"/>
-      </w:pPr>
-      <w:r>
-        <w:rPr>
-          <w:lang w:val="id_ID" w:bidi="id_ID"/>
-        </w:rPr>
-      </w:r>
-      <w:r>
-        <w:rPr>
-          <w:b/>
-          <w:lang w:val="id_ID" w:bidi="id_ID"/>
-        </w:rPr>
-        <w:t>3:1</w:t>
-      </w:r>
-      <w:r>
-        <w:rPr>
-          <w:lang w:val="id_ID" w:bidi="id_ID"/>
-        </w:rPr>
-        <w:t xml:space="preserve"> Setelah sekian lama, banyak orang hidup di dunia. Mereka menjadi sangat </w:t>
-      </w:r>
-      <w:r>
-        <w:rPr>
-          <w:b/>
-          <w:lang w:val="id_ID" w:bidi="id_ID"/>
-        </w:rPr>
-        <w:t>fasik</w:t>
-      </w:r>
-      <w:r>
-        <w:rPr>
-          <w:lang w:val="id_ID" w:bidi="id_ID"/>
-        </w:rPr>
-        <w:t xml:space="preserve"> dan kejam.</w:t>
-      </w:r>
-    </w:p>
-    <w:p>
-      <w:pPr>
-        <w:pStyle w:val="ListBullet"/>
-        <w:spacing w:line="240" w:lineRule="auto"/>
-        <w:ind w:left="720"/>
-      </w:pPr>
-      <w:r>
-        <w:rPr>
-          <w:lang w:val="id_ID" w:bidi="id_ID"/>
-        </w:rPr>
-      </w:r>
-      <w:r>
-        <w:rPr>
-          <w:b/>
-          <w:lang w:val="id_ID" w:bidi="id_ID"/>
-        </w:rPr>
-        <w:t>3:2</w:t>
-      </w:r>
-      <w:r>
-        <w:rPr>
-          <w:lang w:val="id_ID" w:bidi="id_ID"/>
-        </w:rPr>
-        <w:t xml:space="preserve"> Tetapi Nuh mendapat kasih karunia dari Allah. Ia adalah orang benar yang hidup di tengah-tengah orang yang </w:t>
-      </w:r>
-      <w:r>
-        <w:rPr>
-          <w:i/>
-          <w:lang w:val="id_ID" w:bidi="id_ID"/>
-        </w:rPr>
-        <w:t>fasik</w:t>
-      </w:r>
-      <w:r>
-        <w:rPr>
-          <w:lang w:val="id_ID" w:bidi="id_ID"/>
-        </w:rPr>
-        <w:t>.</w:t>
-      </w:r>
-    </w:p>
-    <w:p>
-      <w:pPr>
-        <w:pStyle w:val="ListBullet"/>
-        <w:spacing w:line="240" w:lineRule="auto"/>
-        <w:ind w:left="720"/>
-      </w:pPr>
-      <w:r>
-        <w:rPr>
-          <w:lang w:val="id_ID" w:bidi="id_ID"/>
-        </w:rPr>
-      </w:r>
-      <w:r>
-        <w:rPr>
-          <w:b/>
-          <w:lang w:val="id_ID" w:bidi="id_ID"/>
-        </w:rPr>
-        <w:t>4:2</w:t>
-      </w:r>
-      <w:r>
-        <w:rPr>
-          <w:lang w:val="id_ID" w:bidi="id_ID"/>
-        </w:rPr>
-        <w:t xml:space="preserve"> Allah melihat bahwa jika mereka semua terus bekerja sama untuk melakukan </w:t>
-      </w:r>
-      <w:r>
-        <w:rPr>
-          <w:b/>
-          <w:lang w:val="id_ID" w:bidi="id_ID"/>
-        </w:rPr>
-        <w:t>kejahatan</w:t>
-      </w:r>
-      <w:r>
-        <w:rPr>
-          <w:lang w:val="id_ID" w:bidi="id_ID"/>
-        </w:rPr>
-        <w:t>, mereka akan melakukan lebih banyak lagi hal-hal yang berdosa.</w:t>
-      </w:r>
-    </w:p>
-    <w:p>
-      <w:pPr>
-        <w:pStyle w:val="ListBullet"/>
-        <w:spacing w:line="240" w:lineRule="auto"/>
-        <w:ind w:left="720"/>
-      </w:pPr>
-      <w:r>
-        <w:rPr>
-          <w:lang w:val="id_ID" w:bidi="id_ID"/>
-        </w:rPr>
-      </w:r>
-      <w:r>
-        <w:rPr>
-          <w:b/>
-          <w:lang w:val="id_ID" w:bidi="id_ID"/>
-        </w:rPr>
-        <w:t>8:12</w:t>
-      </w:r>
-      <w:r>
-        <w:rPr>
-          <w:lang w:val="id_ID" w:bidi="id_ID"/>
-        </w:rPr>
-        <w:t xml:space="preserve"> "Engkau telah mencoba melakukan </w:t>
-      </w:r>
-      <w:r>
-        <w:rPr>
-          <w:b/>
-          <w:lang w:val="id_ID" w:bidi="id_ID"/>
-        </w:rPr>
-        <w:t>kejahatan</w:t>
-      </w:r>
-      <w:r>
-        <w:rPr>
-          <w:lang w:val="id_ID" w:bidi="id_ID"/>
-        </w:rPr>
-        <w:t xml:space="preserve"> ketika engkau menjual aku sebagai budak, tetapi Allah menggunakan </w:t>
-      </w:r>
-      <w:r>
-        <w:rPr>
-          <w:b/>
-          <w:lang w:val="id_ID" w:bidi="id_ID"/>
-        </w:rPr>
-        <w:t>kejahatan</w:t>
-      </w:r>
-      <w:r>
-        <w:rPr>
-          <w:lang w:val="id_ID" w:bidi="id_ID"/>
-        </w:rPr>
-        <w:t xml:space="preserve"> itu untuk kebaikan!"</w:t>
-      </w:r>
-    </w:p>
-    <w:p>
-      <w:pPr>
-        <w:pStyle w:val="ListBullet"/>
-        <w:spacing w:line="240" w:lineRule="auto"/>
-        <w:ind w:left="720"/>
-      </w:pPr>
-      <w:r>
-        <w:rPr>
-          <w:lang w:val="id_ID" w:bidi="id_ID"/>
-        </w:rPr>
-      </w:r>
-      <w:r>
-        <w:rPr>
-          <w:b/>
-          <w:lang w:val="id_ID" w:bidi="id_ID"/>
-        </w:rPr>
-        <w:t>14:2</w:t>
-      </w:r>
-      <w:r>
-        <w:rPr>
-          <w:lang w:val="id_ID" w:bidi="id_ID"/>
-        </w:rPr>
-        <w:t xml:space="preserve"> Mereka (orang Kanaan) menyembah ilah-ilah palsu dan melakukan banyak hal </w:t>
-      </w:r>
-      <w:r>
-        <w:rPr>
-          <w:b/>
-          <w:lang w:val="id_ID" w:bidi="id_ID"/>
-        </w:rPr>
-        <w:t>jahat</w:t>
-      </w:r>
-      <w:r>
-        <w:rPr>
-          <w:lang w:val="id_ID" w:bidi="id_ID"/>
-        </w:rPr>
-        <w:t>.</w:t>
-      </w:r>
-    </w:p>
-    <w:p>
-      <w:pPr>
-        <w:pStyle w:val="ListBullet"/>
-        <w:spacing w:line="240" w:lineRule="auto"/>
-        <w:ind w:left="720"/>
-      </w:pPr>
-      <w:r>
-        <w:rPr>
-          <w:lang w:val="id_ID" w:bidi="id_ID"/>
-        </w:rPr>
-      </w:r>
-      <w:r>
-        <w:rPr>
-          <w:b/>
-          <w:lang w:val="id_ID" w:bidi="id_ID"/>
-        </w:rPr>
-        <w:t>17:1</w:t>
-      </w:r>
-      <w:r>
-        <w:rPr>
-          <w:lang w:val="id_ID" w:bidi="id_ID"/>
-        </w:rPr>
-        <w:t xml:space="preserve"> Tetapi kemudian dia (Saul) menjadi orang yang </w:t>
-      </w:r>
-      <w:r>
-        <w:rPr>
-          <w:b/>
-          <w:lang w:val="id_ID" w:bidi="id_ID"/>
-        </w:rPr>
-        <w:t>fasik</w:t>
-      </w:r>
-      <w:r>
-        <w:rPr>
-          <w:lang w:val="id_ID" w:bidi="id_ID"/>
-        </w:rPr>
-        <w:t xml:space="preserve"> yang tidak menaati Allah, sehingga Allah memilih orang lain yang kelak akan menjadi raja menggantikannya..</w:t>
-      </w:r>
-    </w:p>
-    <w:p>
-      <w:pPr>
-        <w:pStyle w:val="ListBullet"/>
-        <w:spacing w:line="240" w:lineRule="auto"/>
-        <w:ind w:left="720"/>
-      </w:pPr>
-      <w:r>
-        <w:rPr>
-          <w:lang w:val="id_ID" w:bidi="id_ID"/>
-        </w:rPr>
-      </w:r>
-      <w:r>
-        <w:rPr>
-          <w:b/>
-          <w:lang w:val="id_ID" w:bidi="id_ID"/>
-        </w:rPr>
-        <w:t>18:11</w:t>
-      </w:r>
-      <w:r>
-        <w:rPr>
-          <w:lang w:val="id_ID" w:bidi="id_ID"/>
-        </w:rPr>
-        <w:t xml:space="preserve"> Dalam kerajaan Israel yang baru, semua raja-raja adalah </w:t>
-      </w:r>
-      <w:r>
-        <w:rPr>
-          <w:b/>
-          <w:lang w:val="id_ID" w:bidi="id_ID"/>
-        </w:rPr>
-        <w:t>jahat</w:t>
-      </w:r>
-      <w:r>
-        <w:rPr>
-          <w:lang w:val="id_ID" w:bidi="id_ID"/>
-        </w:rPr>
-        <w:t>.</w:t>
-      </w:r>
-    </w:p>
-    <w:p>
-      <w:pPr>
-        <w:pStyle w:val="ListBullet"/>
-        <w:spacing w:line="240" w:lineRule="auto"/>
-        <w:ind w:left="720"/>
-      </w:pPr>
-      <w:r>
-        <w:rPr>
-          <w:lang w:val="id_ID" w:bidi="id_ID"/>
-        </w:rPr>
-      </w:r>
-      <w:r>
-        <w:rPr>
-          <w:b/>
-          <w:lang w:val="id_ID" w:bidi="id_ID"/>
-        </w:rPr>
-        <w:t>29:8</w:t>
-      </w:r>
-      <w:r>
-        <w:rPr>
-          <w:lang w:val="id_ID" w:bidi="id_ID"/>
-        </w:rPr>
-        <w:t xml:space="preserve"> Raja sangat marah sehingga ia melemparkan hamba yang </w:t>
-      </w:r>
-      <w:r>
-        <w:rPr>
-          <w:b/>
-          <w:lang w:val="id_ID" w:bidi="id_ID"/>
-        </w:rPr>
-        <w:t>jahat</w:t>
-      </w:r>
-      <w:r>
-        <w:rPr>
-          <w:lang w:val="id_ID" w:bidi="id_ID"/>
-        </w:rPr>
-        <w:t xml:space="preserve"> itu ke dalam penjara sampai ia dapat melunasi semua hutangnya.</w:t>
-      </w:r>
-    </w:p>
-    <w:p>
-      <w:pPr>
-        <w:pStyle w:val="ListBullet"/>
-        <w:spacing w:line="240" w:lineRule="auto"/>
-        <w:ind w:left="720"/>
-      </w:pPr>
-      <w:r>
-        <w:rPr>
-          <w:lang w:val="id_ID" w:bidi="id_ID"/>
-        </w:rPr>
-      </w:r>
-      <w:r>
-        <w:rPr>
-          <w:b/>
-          <w:lang w:val="id_ID" w:bidi="id_ID"/>
-        </w:rPr>
-        <w:t>45:2</w:t>
-      </w:r>
-      <w:r>
-        <w:rPr>
-          <w:lang w:val="id_ID" w:bidi="id_ID"/>
-        </w:rPr>
-        <w:t xml:space="preserve"> Mereka berkata, "Kami telah mendengar dia (Stefanus) mengatakan hal-hal yang </w:t>
-      </w:r>
-      <w:r>
-        <w:rPr>
-          <w:b/>
-          <w:lang w:val="id_ID" w:bidi="id_ID"/>
-        </w:rPr>
-        <w:t>jahat</w:t>
-      </w:r>
-      <w:r>
-        <w:rPr>
-          <w:lang w:val="id_ID" w:bidi="id_ID"/>
-        </w:rPr>
-        <w:t xml:space="preserve"> tentang Musa dan Allah!"</w:t>
-      </w:r>
-    </w:p>
-    <w:p>
-      <w:pPr>
-        <w:pStyle w:val="ListBullet"/>
-        <w:spacing w:line="240" w:lineRule="auto"/>
-        <w:ind w:left="720"/>
-      </w:pPr>
-      <w:r>
-        <w:rPr>
-          <w:lang w:val="id_ID" w:bidi="id_ID"/>
-        </w:rPr>
-      </w:r>
-      <w:r>
-        <w:rPr>
-          <w:b/>
-          <w:lang w:val="id_ID" w:bidi="id_ID"/>
-        </w:rPr>
-        <w:t>50:17</w:t>
-      </w:r>
-      <w:r>
-        <w:rPr>
-          <w:lang w:val="id_ID" w:bidi="id_ID"/>
-        </w:rPr>
-        <w:t xml:space="preserve"> Dia (Yesus) akan menghapus setiap air mata dan tidak akan ada lagi penderitaan, kesedihan, tangisan, </w:t>
-      </w:r>
-      <w:r>
-        <w:rPr>
-          <w:b/>
-          <w:lang w:val="id_ID" w:bidi="id_ID"/>
-        </w:rPr>
-        <w:t>kejahatan</w:t>
-      </w:r>
-      <w:r>
-        <w:rPr>
-          <w:lang w:val="id_ID" w:bidi="id_ID"/>
-        </w:rPr>
-        <w:t>, kesakitan, atau kematian.</w:t>
-      </w:r>
-    </w:p>
-    <w:p>
-      <w:pPr>
-        <w:pStyle w:val="Heading3"/>
-      </w:pPr>
-      <w:r>
-        <w:rPr>
-          <w:lang w:val="id_ID" w:bidi="id_ID"/>
-        </w:rPr>
-        <w:t>Data Kata:</w:t>
-      </w:r>
-    </w:p>
-    <w:p>
-      <w:pPr>
-        <w:pStyle w:val="ListBullet"/>
-        <w:spacing w:line="240" w:lineRule="auto"/>
-        <w:ind w:left="720"/>
-      </w:pPr>
-      <w:r>
-        <w:rPr>
-          <w:lang w:val="id_ID" w:bidi="id_ID"/>
-        </w:rPr>
-      </w:r>
-      <w:r>
-        <w:rPr>
-          <w:lang w:val="id_ID" w:bidi="id_ID"/>
-        </w:rPr>
-        <w:t>Strong’s: H0205, H0605, H1100, H1681, H1942, H2154, H2162, H2254, H2617, H3399, H3415, H4209, H4849, H5753, H5766, H5767, H5999, H6001, H6090, H7451, H7455, H7489, H7561, H7562, H7563, H7564, G00920, G01130, G04590, G09320, G09870, G09880, G14260, G25490, G25510, G25540, G25550, G25560, G25570, G25590, G25600, G26350, G26360, G41510, G41890, G41900, G41910, G53370</w:t>
-      </w:r>
-      <w:r>
-        <w:rPr>
-          <w:lang w:val="id_ID" w:bidi="id_ID"/>
-        </w:rPr>
-      </w:r>
-      <w:r>
-        <w:rPr>
-          <w:lang w:val="id_ID" w:bidi="id_ID"/>
-        </w:rPr>
-      </w:r>
-    </w:p>
-    <w:p>
-      <w:pPr/>
-      <w:r>
-        <w:rPr>
-          <w:lang w:val="id_ID" w:bidi="id_ID"/>
-        </w:rPr>
-      </w:r>
-    </w:p>
-    <w:p>
-      <w:pPr>
-        <w:pStyle w:val="Heading2"/>
-      </w:pPr>
-      <w:r>
-        <w:rPr>
-          <w:lang w:val="id_ID" w:bidi="id_ID"/>
-        </w:rPr>
-        <w:t>Jam</w:t>
-      </w:r>
-      <w:r>
-        <w:rPr>
-          <w:lang w:val="id_ID" w:bidi="id_ID"/>
-        </w:rPr>
-      </w:r>
-    </w:p>
-    <w:p>
-      <w:pPr>
-        <w:pStyle w:val="Heading3"/>
-      </w:pPr>
-      <w:r>
-        <w:rPr>
-          <w:lang w:val="id_ID" w:bidi="id_ID"/>
-        </w:rPr>
-        <w:t>Definisi:</w:t>
-      </w:r>
-    </w:p>
-    <w:p>
-      <w:pPr/>
-      <w:r>
-        <w:rPr>
-          <w:lang w:val="id_ID" w:bidi="id_ID"/>
-        </w:rPr>
-      </w:r>
-      <w:r>
-        <w:rPr>
-          <w:lang w:val="id_ID" w:bidi="id_ID"/>
-        </w:rPr>
-        <w:t>Istilah “jam” sering digunakan dalam Alkitab untuk menunjukkan jam berapa suatu peristiwa tertentu terjadi. Kata ini juga digunakan secara kiasan yang berarti “waktu” atau “momen”.</w:t>
-      </w:r>
-    </w:p>
-    <w:p>
-      <w:pPr/>
-      <w:r>
-        <w:rPr>
-          <w:lang w:val="id_ID" w:bidi="id_ID"/>
-        </w:rPr>
-      </w:r>
-      <w:r>
-        <w:rPr>
-          <w:lang w:val="id_ID" w:bidi="id_ID"/>
-        </w:rPr>
-        <w:t>*Orang-orang Yahudi menghitung waktu siang hari dimulai saat matahari terbit (sekitar jam 6 pagi). Misalnya, “jam kesembilan” berarti “sekitar jam tiga sore”.</w:t>
-      </w:r>
-    </w:p>
-    <w:p>
-      <w:pPr>
-        <w:pStyle w:val="ListBullet"/>
-        <w:spacing w:line="240" w:lineRule="auto"/>
-        <w:ind w:left="720"/>
-      </w:pPr>
-      <w:r>
-        <w:rPr>
-          <w:lang w:val="id_ID" w:bidi="id_ID"/>
-        </w:rPr>
-      </w:r>
-      <w:r>
-        <w:rPr>
-          <w:lang w:val="id_ID" w:bidi="id_ID"/>
-        </w:rPr>
-        <w:t>Jam malam dihitung mulai saat matahari terbenam (sekitar jam 6 sore). Misalnya, “jam ketiga malam” berarti “sekitar jam sembilan malam” dalam sistem kita saat ini.</w:t>
-      </w:r>
-    </w:p>
-    <w:p>
-      <w:pPr>
-        <w:pStyle w:val="ListBullet"/>
-        <w:spacing w:line="240" w:lineRule="auto"/>
-        <w:ind w:left="720"/>
-      </w:pPr>
-      <w:r>
-        <w:rPr>
-          <w:lang w:val="id_ID" w:bidi="id_ID"/>
-        </w:rPr>
-      </w:r>
-      <w:r>
-        <w:rPr>
-          <w:lang w:val="id_ID" w:bidi="id_ID"/>
-        </w:rPr>
-        <w:t>Karena referensi waktu dalam Alkitab tidak sama persis dengan sistem waktu sekarang, frasa seperti “sekitar jam sembilan” atau “sekitar jam enam” dapat digunakan.</w:t>
-      </w:r>
-    </w:p>
-    <w:p>
-      <w:pPr>
-        <w:pStyle w:val="ListBullet"/>
-        <w:spacing w:line="240" w:lineRule="auto"/>
-        <w:ind w:left="720"/>
-      </w:pPr>
-      <w:r>
-        <w:rPr>
-          <w:lang w:val="id_ID" w:bidi="id_ID"/>
-        </w:rPr>
-      </w:r>
-      <w:r>
-        <w:rPr>
-          <w:lang w:val="id_ID" w:bidi="id_ID"/>
-        </w:rPr>
-        <w:t>Beberapa terjemahan mungkin menambahkan frasa seperti “di malam hari” atau “di pagi hari” atau “di sore hari” untuk memperjelas jam berapa yang sedang dibicarakan.</w:t>
-      </w:r>
-    </w:p>
-    <w:p>
-      <w:pPr>
-        <w:pStyle w:val="ListBullet"/>
-        <w:spacing w:line="240" w:lineRule="auto"/>
-        <w:ind w:left="720"/>
-      </w:pPr>
-      <w:r>
-        <w:rPr>
-          <w:lang w:val="id_ID" w:bidi="id_ID"/>
-        </w:rPr>
-      </w:r>
-      <w:r>
-        <w:rPr>
-          <w:lang w:val="id_ID" w:bidi="id_ID"/>
-        </w:rPr>
-        <w:t>Frasa “pada jam itu” dapat diterjemahkan sebagai “pada waktu itu” atau “pada saat itu.”</w:t>
-      </w:r>
-    </w:p>
-    <w:p>
-      <w:pPr>
-        <w:pStyle w:val="ListBullet"/>
-        <w:spacing w:line="240" w:lineRule="auto"/>
-        <w:ind w:left="720"/>
-      </w:pPr>
-      <w:r>
-        <w:rPr>
-          <w:lang w:val="id_ID" w:bidi="id_ID"/>
-        </w:rPr>
-      </w:r>
-      <w:r>
-        <w:rPr>
-          <w:lang w:val="id_ID" w:bidi="id_ID"/>
-        </w:rPr>
-        <w:t>Sehubungan dengan Yesus, ungkapan ”saatnya telah tiba” dapat diterjemahkan menjadi ”waktunya telah tiba bagi dia untuk” atau “waktu yang ditetapkan baginya telah tiba”.</w:t>
-      </w:r>
-    </w:p>
-    <w:p>
-      <w:pPr>
-        <w:pStyle w:val="Heading3"/>
-      </w:pPr>
-      <w:r>
-        <w:rPr>
-          <w:lang w:val="id_ID" w:bidi="id_ID"/>
-        </w:rPr>
-        <w:t>Referensi Alkitab:</w:t>
-      </w:r>
-    </w:p>
-    <w:p>
-      <w:pPr>
-        <w:pStyle w:val="ListBullet"/>
-        <w:spacing w:line="240" w:lineRule="auto"/>
-        <w:ind w:left="720"/>
-      </w:pPr>
-      <w:r>
-        <w:rPr>
-          <w:lang w:val="id_ID" w:bidi="id_ID"/>
-        </w:rPr>
-      </w:r>
-      <w:r>
-        <w:rPr>
-          <w:lang w:val="id_ID" w:bidi="id_ID"/>
-        </w:rPr>
-        <w:t>Kisah Para Rasul 2:15</w:t>
-      </w:r>
-    </w:p>
-    <w:p>
-      <w:pPr>
-        <w:pStyle w:val="ListBullet"/>
-        <w:spacing w:line="240" w:lineRule="auto"/>
-        <w:ind w:left="720"/>
-      </w:pPr>
-      <w:r>
-        <w:rPr>
-          <w:lang w:val="id_ID" w:bidi="id_ID"/>
-        </w:rPr>
-      </w:r>
-      <w:r>
-        <w:rPr>
-          <w:lang w:val="id_ID" w:bidi="id_ID"/>
-        </w:rPr>
-        <w:t>Yohanes 4:51–52</w:t>
-      </w:r>
-    </w:p>
-    <w:p>
-      <w:pPr>
-        <w:pStyle w:val="ListBullet"/>
-        <w:spacing w:line="240" w:lineRule="auto"/>
-        <w:ind w:left="720"/>
-      </w:pPr>
-      <w:r>
-        <w:rPr>
-          <w:lang w:val="id_ID" w:bidi="id_ID"/>
-        </w:rPr>
-      </w:r>
-      <w:r>
-        <w:rPr>
-          <w:lang w:val="id_ID" w:bidi="id_ID"/>
-        </w:rPr>
-        <w:t>Lukas 23:44</w:t>
-      </w:r>
-    </w:p>
-    <w:p>
-      <w:pPr>
-        <w:pStyle w:val="ListBullet"/>
-        <w:spacing w:line="240" w:lineRule="auto"/>
-        <w:ind w:left="720"/>
-      </w:pPr>
-      <w:r>
-        <w:rPr>
-          <w:lang w:val="id_ID" w:bidi="id_ID"/>
-        </w:rPr>
-      </w:r>
-      <w:r>
-        <w:rPr>
-          <w:lang w:val="id_ID" w:bidi="id_ID"/>
-        </w:rPr>
-        <w:t>Matius 20:3</w:t>
-      </w:r>
-    </w:p>
-    <w:p>
-      <w:pPr>
-        <w:pStyle w:val="Heading3"/>
-      </w:pPr>
-      <w:r>
-        <w:rPr>
-          <w:lang w:val="id_ID" w:bidi="id_ID"/>
-        </w:rPr>
-        <w:t>Data Kata:</w:t>
-      </w:r>
-    </w:p>
-    <w:p>
-      <w:pPr>
-        <w:pStyle w:val="ListBullet"/>
-        <w:spacing w:line="240" w:lineRule="auto"/>
-        <w:ind w:left="720"/>
-      </w:pPr>
-      <w:r>
-        <w:rPr>
-          <w:lang w:val="id_ID" w:bidi="id_ID"/>
-        </w:rPr>
-      </w:r>
-      <w:r>
-        <w:rPr>
-          <w:lang w:val="id_ID" w:bidi="id_ID"/>
-        </w:rPr>
-        <w:t>Strong’s: H8160, G56100</w:t>
-      </w:r>
-      <w:r>
-        <w:rPr>
-          <w:lang w:val="id_ID" w:bidi="id_ID"/>
-        </w:rPr>
-      </w:r>
-      <w:r>
-        <w:rPr>
-          <w:lang w:val="id_ID" w:bidi="id_ID"/>
-        </w:rPr>
-      </w:r>
-    </w:p>
-    <w:p>
-      <w:pPr/>
-      <w:r>
-        <w:rPr>
-          <w:lang w:val="id_ID" w:bidi="id_ID"/>
-        </w:rPr>
-      </w:r>
-    </w:p>
-    <w:p>
-      <w:pPr>
-        <w:pStyle w:val="Heading2"/>
-      </w:pPr>
-      <w:r>
-        <w:rPr>
-          <w:lang w:val="id_ID" w:bidi="id_ID"/>
-        </w:rPr>
-        <w:t>Jam</w:t>
-      </w:r>
-      <w:r>
-        <w:rPr>
-          <w:lang w:val="id_ID" w:bidi="id_ID"/>
-        </w:rPr>
-      </w:r>
-    </w:p>
-    <w:p>
-      <w:pPr>
-        <w:pStyle w:val="Heading3"/>
-      </w:pPr>
-      <w:r>
-        <w:rPr>
-          <w:lang w:val="id_ID" w:bidi="id_ID"/>
-        </w:rPr>
-        <w:t>Definisi:</w:t>
-      </w:r>
-    </w:p>
-    <w:p>
-      <w:pPr/>
-      <w:r>
-        <w:rPr>
-          <w:lang w:val="id_ID" w:bidi="id_ID"/>
-        </w:rPr>
-      </w:r>
-      <w:r>
-        <w:rPr>
-          <w:lang w:val="id_ID" w:bidi="id_ID"/>
-        </w:rPr>
-        <w:t>Selain digunakan untuk merujuk pada kapan atau berapa lama sesuatu berlangsung, istilah "jam" juga digunakan dalam beberapa cara kiasan:</w:t>
-      </w:r>
-    </w:p>
-    <w:p>
-      <w:pPr>
-        <w:pStyle w:val="ListBullet"/>
-        <w:spacing w:line="240" w:lineRule="auto"/>
-        <w:ind w:left="720"/>
-      </w:pPr>
-      <w:r>
-        <w:rPr>
-          <w:lang w:val="id_ID" w:bidi="id_ID"/>
-        </w:rPr>
-      </w:r>
-      <w:r>
-        <w:rPr>
-          <w:lang w:val="id_ID" w:bidi="id_ID"/>
-        </w:rPr>
-        <w:t>Kadang-kadang "jam" mengacu pada waktu yang teratur dan terjadwal untuk melakukan sesuatu, seperti "jam doa."</w:t>
-      </w:r>
-    </w:p>
-    <w:p>
-      <w:pPr>
-        <w:pStyle w:val="ListBullet"/>
-        <w:spacing w:line="240" w:lineRule="auto"/>
-        <w:ind w:left="720"/>
-      </w:pPr>
-      <w:r>
-        <w:rPr>
-          <w:lang w:val="id_ID" w:bidi="id_ID"/>
-        </w:rPr>
-      </w:r>
-      <w:r>
-        <w:rPr>
-          <w:lang w:val="id_ID" w:bidi="id_ID"/>
-        </w:rPr>
-        <w:t>Ketika ayat ini mengatakan bahwa "waktunya telah tiba" bagi Yesus untuk menderita dan dihukum mati, ini berarti bahwa itu adalah waktu yang telah ditentukan untuk hal itu terjadi-waktu yang telah dipilih Allah sejak lama.</w:t>
-      </w:r>
-    </w:p>
-    <w:p>
-      <w:pPr>
-        <w:pStyle w:val="ListBullet"/>
-        <w:spacing w:line="240" w:lineRule="auto"/>
-        <w:ind w:left="720"/>
-      </w:pPr>
-      <w:r>
-        <w:rPr>
-          <w:lang w:val="id_ID" w:bidi="id_ID"/>
-        </w:rPr>
-      </w:r>
-      <w:r>
-        <w:rPr>
-          <w:lang w:val="id_ID" w:bidi="id_ID"/>
-        </w:rPr>
-        <w:t>Istilah "saat" juga digunakan untuk mengartikan "pada saat itu" atau "saat itu juga".</w:t>
-      </w:r>
-    </w:p>
-    <w:p>
-      <w:pPr>
-        <w:pStyle w:val="ListBullet"/>
-        <w:spacing w:line="240" w:lineRule="auto"/>
-        <w:ind w:left="720"/>
-      </w:pPr>
-      <w:r>
-        <w:rPr>
-          <w:lang w:val="id_ID" w:bidi="id_ID"/>
-        </w:rPr>
-      </w:r>
-      <w:r>
-        <w:rPr>
-          <w:lang w:val="id_ID" w:bidi="id_ID"/>
-        </w:rPr>
-        <w:t>Ketika ayat ini berbicara tentang "jam" yang terlambat, ini berarti bahwa saat itu adalah sore hari, ketika matahari akan segera terbenam.</w:t>
-      </w:r>
-    </w:p>
-    <w:p>
-      <w:pPr>
-        <w:pStyle w:val="Heading3"/>
-      </w:pPr>
-      <w:r>
-        <w:rPr>
-          <w:lang w:val="id_ID" w:bidi="id_ID"/>
-        </w:rPr>
-        <w:t>Saran Penerjemahan:</w:t>
-      </w:r>
-    </w:p>
-    <w:p>
-      <w:pPr>
-        <w:pStyle w:val="ListBullet"/>
-        <w:spacing w:line="240" w:lineRule="auto"/>
-        <w:ind w:left="720"/>
-      </w:pPr>
-      <w:r>
-        <w:rPr>
-          <w:lang w:val="id_ID" w:bidi="id_ID"/>
-        </w:rPr>
-      </w:r>
-      <w:r>
-        <w:rPr>
-          <w:lang w:val="id_ID" w:bidi="id_ID"/>
-        </w:rPr>
-        <w:t>Ketika digunakan secara kiasan, istilah "jam" dapat diterjemahkan sebagai "waktu" atau "saat" atau "waktu yang ditentukan."</w:t>
-      </w:r>
-    </w:p>
-    <w:p>
-      <w:pPr>
-        <w:pStyle w:val="ListBullet"/>
-        <w:spacing w:line="240" w:lineRule="auto"/>
-        <w:ind w:left="720"/>
-      </w:pPr>
-      <w:r>
-        <w:rPr>
-          <w:lang w:val="id_ID" w:bidi="id_ID"/>
-        </w:rPr>
-      </w:r>
-      <w:r>
-        <w:rPr>
-          <w:lang w:val="id_ID" w:bidi="id_ID"/>
-        </w:rPr>
-        <w:t>Ungkapan "pada saat itu juga" atau "jam yang sama" dapat diterjemahkan sebagai "pada saat itu" atau "pada waktu itu" atau "segera" atau "saat itu juga".</w:t>
-      </w:r>
-    </w:p>
-    <w:p>
-      <w:pPr>
-        <w:pStyle w:val="ListBullet"/>
-        <w:spacing w:line="240" w:lineRule="auto"/>
-        <w:ind w:left="720"/>
-      </w:pPr>
-      <w:r>
-        <w:rPr>
-          <w:lang w:val="id_ID" w:bidi="id_ID"/>
-        </w:rPr>
-      </w:r>
-      <w:r>
-        <w:rPr>
-          <w:lang w:val="id_ID" w:bidi="id_ID"/>
-        </w:rPr>
-        <w:t>Ungkapan "jam sudah larut" dapat diterjemahkan sebagai "hari sudah larut" atau "hari akan segera gelap" atau "hari sudah sore".</w:t>
-      </w:r>
-    </w:p>
-    <w:p>
-      <w:pPr/>
-      <w:r>
-        <w:rPr>
-          <w:lang w:val="id_ID" w:bidi="id_ID"/>
-        </w:rPr>
-      </w:r>
-      <w:r>
-        <w:rPr>
-          <w:lang w:val="id_ID" w:bidi="id_ID"/>
-        </w:rPr>
-        <w:t xml:space="preserve">(Lihat juga: </w:t>
-      </w:r>
-      <w:r>
-        <w:rPr>
-          <w:lang w:val="id_ID" w:bidi="id_ID"/>
-        </w:rPr>
-        <w:t>jam</w:t>
-      </w:r>
-      <w:r>
-        <w:rPr>
-          <w:lang w:val="id_ID" w:bidi="id_ID"/>
-        </w:rPr>
-        <w:t>)</w:t>
-      </w:r>
-    </w:p>
-    <w:p>
-      <w:pPr>
-        <w:pStyle w:val="Heading3"/>
-      </w:pPr>
-      <w:r>
-        <w:rPr>
-          <w:lang w:val="id_ID" w:bidi="id_ID"/>
-        </w:rPr>
-        <w:t>Referensi Alkitab:</w:t>
-      </w:r>
-    </w:p>
-    <w:p>
-      <w:pPr>
-        <w:pStyle w:val="ListBullet"/>
-        <w:spacing w:line="240" w:lineRule="auto"/>
-        <w:ind w:left="720"/>
-      </w:pPr>
-      <w:r>
-        <w:rPr>
-          <w:lang w:val="id_ID" w:bidi="id_ID"/>
-        </w:rPr>
-      </w:r>
-      <w:r>
-        <w:rPr>
-          <w:lang w:val="id_ID" w:bidi="id_ID"/>
-        </w:rPr>
-        <w:t>1 Korintus 15:30</w:t>
-      </w:r>
-    </w:p>
-    <w:p>
-      <w:pPr>
-        <w:pStyle w:val="ListBullet"/>
-        <w:spacing w:line="240" w:lineRule="auto"/>
-        <w:ind w:left="720"/>
-      </w:pPr>
-      <w:r>
-        <w:rPr>
-          <w:lang w:val="id_ID" w:bidi="id_ID"/>
-        </w:rPr>
-      </w:r>
-      <w:r>
-        <w:rPr>
-          <w:lang w:val="id_ID" w:bidi="id_ID"/>
-        </w:rPr>
-        <w:t>Kisah Para Rasul 10:30</w:t>
-      </w:r>
-    </w:p>
-    <w:p>
-      <w:pPr>
-        <w:pStyle w:val="ListBullet"/>
-        <w:spacing w:line="240" w:lineRule="auto"/>
-        <w:ind w:left="720"/>
-      </w:pPr>
-      <w:r>
-        <w:rPr>
-          <w:lang w:val="id_ID" w:bidi="id_ID"/>
-        </w:rPr>
-      </w:r>
-      <w:r>
-        <w:rPr>
-          <w:lang w:val="id_ID" w:bidi="id_ID"/>
-        </w:rPr>
-        <w:t>Markus 14:35</w:t>
-      </w:r>
-    </w:p>
-    <w:p>
-      <w:pPr>
-        <w:pStyle w:val="Heading3"/>
-      </w:pPr>
-      <w:r>
-        <w:rPr>
-          <w:lang w:val="id_ID" w:bidi="id_ID"/>
-        </w:rPr>
-        <w:t>Data Kata:</w:t>
-      </w:r>
-    </w:p>
-    <w:p>
-      <w:pPr>
-        <w:pStyle w:val="ListBullet"/>
-        <w:spacing w:line="240" w:lineRule="auto"/>
-        <w:ind w:left="720"/>
-      </w:pPr>
-      <w:r>
-        <w:rPr>
-          <w:lang w:val="id_ID" w:bidi="id_ID"/>
-        </w:rPr>
-      </w:r>
-      <w:r>
-        <w:rPr>
-          <w:lang w:val="id_ID" w:bidi="id_ID"/>
-        </w:rPr>
-        <w:t>Strong’s: G56100</w:t>
-      </w:r>
-      <w:r>
-        <w:rPr>
-          <w:lang w:val="id_ID" w:bidi="id_ID"/>
-        </w:rPr>
-      </w:r>
-      <w:r>
-        <w:rPr>
-          <w:lang w:val="id_ID" w:bidi="id_ID"/>
-        </w:rPr>
-      </w:r>
-    </w:p>
-    <w:p>
-      <w:pPr/>
-      <w:r>
-        <w:rPr>
-          <w:lang w:val="id_ID" w:bidi="id_ID"/>
-        </w:rPr>
-      </w:r>
-    </w:p>
-    <w:p>
-      <w:pPr>
-        <w:pStyle w:val="Heading2"/>
-      </w:pPr>
-      <w:r>
-        <w:rPr>
-          <w:lang w:val="id_ID" w:bidi="id_ID"/>
-        </w:rPr>
-        <w:t>Janji</w:t>
-      </w:r>
-      <w:r>
-        <w:rPr>
-          <w:lang w:val="id_ID" w:bidi="id_ID"/>
-        </w:rPr>
-      </w:r>
-    </w:p>
-    <w:p>
-      <w:pPr>
-        <w:pStyle w:val="Heading3"/>
-      </w:pPr>
-      <w:r>
-        <w:rPr>
-          <w:lang w:val="id_ID" w:bidi="id_ID"/>
-        </w:rPr>
-        <w:t>Definisi:</w:t>
-      </w:r>
-    </w:p>
-    <w:p>
-      <w:pPr/>
-      <w:r>
-        <w:rPr>
-          <w:lang w:val="id_ID" w:bidi="id_ID"/>
-        </w:rPr>
-      </w:r>
-      <w:r>
-        <w:rPr>
-          <w:lang w:val="id_ID" w:bidi="id_ID"/>
-        </w:rPr>
-        <w:t>Ketika digunakan sebagai kata kerja, istilah "janji" mengacu pada tindakan seseorang yang mengatakan bahwa dia akan melakukan sesuatu sedemikian rupa sehingga dia mewajibkan dirinya sendiri untuk memenuhi apa yang dia katakan. Ketika digunakan sebagai kata benda, istilah "janji" mengacu pada hal yang diwajibkan oleh seseorang untuk dilakukan.</w:t>
-      </w:r>
-    </w:p>
-    <w:p>
-      <w:pPr>
-        <w:pStyle w:val="ListBullet"/>
-        <w:spacing w:line="240" w:lineRule="auto"/>
-        <w:ind w:left="720"/>
-      </w:pPr>
-      <w:r>
-        <w:rPr>
-          <w:lang w:val="id_ID" w:bidi="id_ID"/>
-        </w:rPr>
-      </w:r>
-      <w:r>
-        <w:rPr>
-          <w:lang w:val="id_ID" w:bidi="id_ID"/>
-        </w:rPr>
-        <w:t>Alkitab mencatat banyak janji yang telah Allah buat untuk umat-Nya.</w:t>
-      </w:r>
-    </w:p>
-    <w:p>
-      <w:pPr>
-        <w:pStyle w:val="ListBullet"/>
-        <w:spacing w:line="240" w:lineRule="auto"/>
-        <w:ind w:left="720"/>
-      </w:pPr>
-      <w:r>
-        <w:rPr>
-          <w:lang w:val="id_ID" w:bidi="id_ID"/>
-        </w:rPr>
-      </w:r>
-      <w:r>
-        <w:rPr>
-          <w:lang w:val="id_ID" w:bidi="id_ID"/>
-        </w:rPr>
-        <w:t>Janji adalah bagian penting dari perjanjian formal seperti kovenan/perjanjian.</w:t>
-      </w:r>
-    </w:p>
-    <w:p>
-      <w:pPr>
-        <w:pStyle w:val="Heading3"/>
-      </w:pPr>
-      <w:r>
-        <w:rPr>
-          <w:lang w:val="id_ID" w:bidi="id_ID"/>
-        </w:rPr>
-        <w:t>Saran Penerjemahan:</w:t>
-      </w:r>
-    </w:p>
-    <w:p>
-      <w:pPr>
-        <w:pStyle w:val="ListBullet"/>
-        <w:spacing w:line="240" w:lineRule="auto"/>
-        <w:ind w:left="720"/>
-      </w:pPr>
-      <w:r>
-        <w:rPr>
-          <w:lang w:val="id_ID" w:bidi="id_ID"/>
-        </w:rPr>
-      </w:r>
-      <w:r>
-        <w:rPr>
-          <w:lang w:val="id_ID" w:bidi="id_ID"/>
-        </w:rPr>
-        <w:t>Istilah "janji" dapat diterjemahkan sebagai "komitmen" atau "jaminan" atau "garansi."</w:t>
-      </w:r>
-    </w:p>
-    <w:p>
-      <w:pPr>
-        <w:pStyle w:val="ListBullet"/>
-        <w:spacing w:line="240" w:lineRule="auto"/>
-        <w:ind w:left="720"/>
-      </w:pPr>
-      <w:r>
-        <w:rPr>
-          <w:lang w:val="id_ID" w:bidi="id_ID"/>
-        </w:rPr>
-      </w:r>
-      <w:r>
-        <w:rPr>
-          <w:lang w:val="id_ID" w:bidi="id_ID"/>
-        </w:rPr>
-        <w:t>Untuk "berjanji melakukan sesuatu" dapat diterjemahkan sebagai "meyakinkan seseorang bahwa Anda akan melakukan sesuatu" atau "berkomitmen untuk melakukan sesuatu."</w:t>
-      </w:r>
-    </w:p>
-    <w:p>
-      <w:pPr/>
-      <w:r>
-        <w:rPr>
-          <w:lang w:val="id_ID" w:bidi="id_ID"/>
-        </w:rPr>
-      </w:r>
-      <w:r>
-        <w:rPr>
-          <w:lang w:val="id_ID" w:bidi="id_ID"/>
-        </w:rPr>
-        <w:t xml:space="preserve">(Lihat juga: </w:t>
-      </w:r>
-      <w:r>
-        <w:rPr>
-          <w:lang w:val="id_ID" w:bidi="id_ID"/>
-        </w:rPr>
-        <w:t>perjanjian</w:t>
+        <w:t>Ephraim</w:t>
       </w:r>
       <w:r>
         <w:rPr>
@@ -2189,1146 +3262,13 @@
         <w:rPr>
           <w:lang w:val="id_ID" w:bidi="id_ID"/>
         </w:rPr>
-        <w:t>sumpah</w:t>
-      </w:r>
-      <w:r>
-        <w:rPr>
-          <w:lang w:val="id_ID" w:bidi="id_ID"/>
-        </w:rPr>
-        <w:t xml:space="preserve">, </w:t>
-      </w:r>
-      <w:r>
-        <w:rPr>
-          <w:lang w:val="id_ID" w:bidi="id_ID"/>
-        </w:rPr>
-        <w:t>nazar</w:t>
-      </w:r>
-      <w:r>
-        <w:rPr>
-          <w:lang w:val="id_ID" w:bidi="id_ID"/>
-        </w:rPr>
-        <w:t>)</w:t>
-      </w:r>
-    </w:p>
-    <w:p>
-      <w:pPr>
-        <w:pStyle w:val="Heading3"/>
-      </w:pPr>
-      <w:r>
-        <w:rPr>
-          <w:lang w:val="id_ID" w:bidi="id_ID"/>
-        </w:rPr>
-        <w:t>Referensi Alkitab:</w:t>
-      </w:r>
-    </w:p>
-    <w:p>
-      <w:pPr>
-        <w:pStyle w:val="ListBullet"/>
-        <w:spacing w:line="240" w:lineRule="auto"/>
-        <w:ind w:left="720"/>
-      </w:pPr>
-      <w:r>
-        <w:rPr>
-          <w:lang w:val="id_ID" w:bidi="id_ID"/>
-        </w:rPr>
-      </w:r>
-      <w:r>
-        <w:rPr>
-          <w:lang w:val="id_ID" w:bidi="id_ID"/>
-        </w:rPr>
-        <w:t>Galatia 3:15–16</w:t>
-      </w:r>
-    </w:p>
-    <w:p>
-      <w:pPr>
-        <w:pStyle w:val="ListBullet"/>
-        <w:spacing w:line="240" w:lineRule="auto"/>
-        <w:ind w:left="720"/>
-      </w:pPr>
-      <w:r>
-        <w:rPr>
-          <w:lang w:val="id_ID" w:bidi="id_ID"/>
-        </w:rPr>
-      </w:r>
-      <w:r>
-        <w:rPr>
-          <w:lang w:val="id_ID" w:bidi="id_ID"/>
-        </w:rPr>
-        <w:t>Kejadian 25:31–34</w:t>
-      </w:r>
-    </w:p>
-    <w:p>
-      <w:pPr>
-        <w:pStyle w:val="ListBullet"/>
-        <w:spacing w:line="240" w:lineRule="auto"/>
-        <w:ind w:left="720"/>
-      </w:pPr>
-      <w:r>
-        <w:rPr>
-          <w:lang w:val="id_ID" w:bidi="id_ID"/>
-        </w:rPr>
-      </w:r>
-      <w:r>
-        <w:rPr>
-          <w:lang w:val="id_ID" w:bidi="id_ID"/>
-        </w:rPr>
-        <w:t>Ibrani 11:9</w:t>
-      </w:r>
-    </w:p>
-    <w:p>
-      <w:pPr>
-        <w:pStyle w:val="ListBullet"/>
-        <w:spacing w:line="240" w:lineRule="auto"/>
-        <w:ind w:left="720"/>
-      </w:pPr>
-      <w:r>
-        <w:rPr>
-          <w:lang w:val="id_ID" w:bidi="id_ID"/>
-        </w:rPr>
-      </w:r>
-      <w:r>
-        <w:rPr>
-          <w:lang w:val="id_ID" w:bidi="id_ID"/>
-        </w:rPr>
-        <w:t>Yakobus 1:12</w:t>
-      </w:r>
-    </w:p>
-    <w:p>
-      <w:pPr>
-        <w:pStyle w:val="ListBullet"/>
-        <w:spacing w:line="240" w:lineRule="auto"/>
-        <w:ind w:left="720"/>
-      </w:pPr>
-      <w:r>
-        <w:rPr>
-          <w:lang w:val="id_ID" w:bidi="id_ID"/>
-        </w:rPr>
-      </w:r>
-      <w:r>
-        <w:rPr>
-          <w:lang w:val="id_ID" w:bidi="id_ID"/>
-        </w:rPr>
-        <w:t>Bilangan 30:2</w:t>
-      </w:r>
-    </w:p>
-    <w:p>
-      <w:pPr>
-        <w:pStyle w:val="Heading3"/>
-      </w:pPr>
-      <w:r>
-        <w:rPr>
-          <w:lang w:val="id_ID" w:bidi="id_ID"/>
-        </w:rPr>
-        <w:t>Contoh dari KIsah-kisah Alkitab:</w:t>
-      </w:r>
-    </w:p>
-    <w:p>
-      <w:pPr>
-        <w:pStyle w:val="ListBullet"/>
-        <w:spacing w:line="240" w:lineRule="auto"/>
-        <w:ind w:left="720"/>
-      </w:pPr>
-      <w:r>
-        <w:rPr>
-          <w:lang w:val="id_ID" w:bidi="id_ID"/>
-        </w:rPr>
-      </w:r>
-      <w:r>
-        <w:rPr>
-          <w:b/>
-          <w:lang w:val="id_ID" w:bidi="id_ID"/>
-        </w:rPr>
-        <w:t>3:15</w:t>
-      </w:r>
-      <w:r>
-        <w:rPr>
-          <w:lang w:val="id_ID" w:bidi="id_ID"/>
-        </w:rPr>
-        <w:t xml:space="preserve"> Allah berkata, "Aku </w:t>
-      </w:r>
-      <w:r>
-        <w:rPr>
-          <w:b/>
-          <w:lang w:val="id_ID" w:bidi="id_ID"/>
-        </w:rPr>
-        <w:t>berjanji</w:t>
-      </w:r>
-      <w:r>
-        <w:rPr>
-          <w:lang w:val="id_ID" w:bidi="id_ID"/>
-        </w:rPr>
-        <w:t xml:space="preserve"> Aku tidak akan pernah lagi mengutuk tanah karena kejahatan yang dilakukan manusia, atau membinasakan dunia ini dengan mendatangkan air bah, meskipun manusia berdosa sejak mereka masih kecil."</w:t>
-      </w:r>
-    </w:p>
-    <w:p>
-      <w:pPr>
-        <w:pStyle w:val="ListBullet"/>
-        <w:spacing w:line="240" w:lineRule="auto"/>
-        <w:ind w:left="720"/>
-      </w:pPr>
-      <w:r>
-        <w:rPr>
-          <w:lang w:val="id_ID" w:bidi="id_ID"/>
-        </w:rPr>
-      </w:r>
-      <w:r>
-        <w:rPr>
-          <w:b/>
-          <w:lang w:val="id_ID" w:bidi="id_ID"/>
-        </w:rPr>
-        <w:t>3:16</w:t>
-      </w:r>
-      <w:r>
-        <w:rPr>
-          <w:lang w:val="id_ID" w:bidi="id_ID"/>
-        </w:rPr>
-        <w:t xml:space="preserve"> Allah kemudian membuat pelangi pertama sebagai tanda dari </w:t>
-      </w:r>
-      <w:r>
-        <w:rPr>
-          <w:b/>
-          <w:lang w:val="id_ID" w:bidi="id_ID"/>
-        </w:rPr>
-        <w:t>janji</w:t>
-      </w:r>
-      <w:r>
-        <w:rPr>
-          <w:lang w:val="id_ID" w:bidi="id_ID"/>
-        </w:rPr>
-        <w:t>-Nya. Setiap kali pelangi muncul di langit, Allah akan mengingat apa yang telah dijanjikan-Nya, demikian pula umat-Nya.</w:t>
-      </w:r>
-    </w:p>
-    <w:p>
-      <w:pPr>
-        <w:pStyle w:val="ListBullet"/>
-        <w:spacing w:line="240" w:lineRule="auto"/>
-        <w:ind w:left="720"/>
-      </w:pPr>
-      <w:r>
-        <w:rPr>
-          <w:lang w:val="id_ID" w:bidi="id_ID"/>
-        </w:rPr>
-      </w:r>
-      <w:r>
-        <w:rPr>
-          <w:b/>
-          <w:lang w:val="id_ID" w:bidi="id_ID"/>
-        </w:rPr>
-        <w:t>4:8</w:t>
-      </w:r>
-      <w:r>
-        <w:rPr>
-          <w:lang w:val="id_ID" w:bidi="id_ID"/>
-        </w:rPr>
-        <w:t xml:space="preserve"> Allah berbicara kepada Abram dan </w:t>
-      </w:r>
-      <w:r>
-        <w:rPr>
-          <w:b/>
-          <w:lang w:val="id_ID" w:bidi="id_ID"/>
-        </w:rPr>
-        <w:t>berjanji</w:t>
-      </w:r>
-      <w:r>
-        <w:rPr>
-          <w:lang w:val="id_ID" w:bidi="id_ID"/>
-        </w:rPr>
-        <w:t xml:space="preserve"> sekali lagi bahwa ia akan memiliki seorang anak laki-laki dan keturunan sebanyak bintang di langit. Abram percaya akan janji Allah.</w:t>
-      </w:r>
-    </w:p>
-    <w:p>
-      <w:pPr>
-        <w:pStyle w:val="ListBullet"/>
-        <w:spacing w:line="240" w:lineRule="auto"/>
-        <w:ind w:left="720"/>
-      </w:pPr>
-      <w:r>
-        <w:rPr>
-          <w:lang w:val="id_ID" w:bidi="id_ID"/>
-        </w:rPr>
-      </w:r>
-      <w:r>
-        <w:rPr>
-          <w:b/>
-          <w:lang w:val="id_ID" w:bidi="id_ID"/>
-        </w:rPr>
-        <w:t>5:4</w:t>
-      </w:r>
-      <w:r>
-        <w:rPr>
-          <w:lang w:val="id_ID" w:bidi="id_ID"/>
-        </w:rPr>
-        <w:t xml:space="preserve"> "Istrimu, Sarai, akan mempunyai seorang anak laki-laki; ia akan menjadi anak yang </w:t>
-      </w:r>
-      <w:r>
-        <w:rPr>
-          <w:b/>
-          <w:lang w:val="id_ID" w:bidi="id_ID"/>
-        </w:rPr>
-        <w:t>dijanjikan</w:t>
-      </w:r>
-      <w:r>
-        <w:rPr>
-          <w:lang w:val="id_ID" w:bidi="id_ID"/>
-        </w:rPr>
-        <w:t xml:space="preserve"> itu."</w:t>
-      </w:r>
-    </w:p>
-    <w:p>
-      <w:pPr>
-        <w:pStyle w:val="ListBullet"/>
-        <w:spacing w:line="240" w:lineRule="auto"/>
-        <w:ind w:left="720"/>
-      </w:pPr>
-      <w:r>
-        <w:rPr>
-          <w:lang w:val="id_ID" w:bidi="id_ID"/>
-        </w:rPr>
-      </w:r>
-      <w:r>
-        <w:rPr>
-          <w:b/>
-          <w:lang w:val="id_ID" w:bidi="id_ID"/>
-        </w:rPr>
-        <w:t>8:15</w:t>
-      </w:r>
-      <w:r>
-        <w:rPr>
-          <w:lang w:val="id_ID" w:bidi="id_ID"/>
-        </w:rPr>
-        <w:t xml:space="preserve"> Kovenan </w:t>
-      </w:r>
-      <w:r>
-        <w:rPr>
-          <w:b/>
-          <w:lang w:val="id_ID" w:bidi="id_ID"/>
-        </w:rPr>
-        <w:t>janji</w:t>
-      </w:r>
-      <w:r>
-        <w:rPr>
-          <w:lang w:val="id_ID" w:bidi="id_ID"/>
-        </w:rPr>
-        <w:t xml:space="preserve"> yang Allah berikan kepada Abraham diteruskan kepada Ishak, kemudian kepada Yakub, dan kemudian kepada kedua belas putra Yakub dan keluarga mereka.</w:t>
-      </w:r>
-    </w:p>
-    <w:p>
-      <w:pPr>
-        <w:pStyle w:val="ListBullet"/>
-        <w:spacing w:line="240" w:lineRule="auto"/>
-        <w:ind w:left="720"/>
-      </w:pPr>
-      <w:r>
-        <w:rPr>
-          <w:lang w:val="id_ID" w:bidi="id_ID"/>
-        </w:rPr>
-      </w:r>
-      <w:r>
-        <w:rPr>
-          <w:b/>
-          <w:lang w:val="id_ID" w:bidi="id_ID"/>
-        </w:rPr>
-        <w:t>17:14</w:t>
-      </w:r>
-      <w:r>
-        <w:rPr>
-          <w:lang w:val="id_ID" w:bidi="id_ID"/>
-        </w:rPr>
-        <w:t xml:space="preserve"> Meskipun Daud tidak setia kepada Allah, Allah tetap setia kepada </w:t>
-      </w:r>
-      <w:r>
-        <w:rPr>
-          <w:b/>
-          <w:lang w:val="id_ID" w:bidi="id_ID"/>
-        </w:rPr>
-        <w:t>janji-janji</w:t>
-      </w:r>
-      <w:r>
-        <w:rPr>
-          <w:lang w:val="id_ID" w:bidi="id_ID"/>
-        </w:rPr>
-        <w:t>-Nya.</w:t>
-      </w:r>
-    </w:p>
-    <w:p>
-      <w:pPr>
-        <w:pStyle w:val="ListBullet"/>
-        <w:spacing w:line="240" w:lineRule="auto"/>
-        <w:ind w:left="720"/>
-      </w:pPr>
-      <w:r>
-        <w:rPr>
-          <w:lang w:val="id_ID" w:bidi="id_ID"/>
-        </w:rPr>
-      </w:r>
-      <w:r>
-        <w:rPr>
-          <w:b/>
-          <w:lang w:val="id_ID" w:bidi="id_ID"/>
-        </w:rPr>
-        <w:t>50:1</w:t>
-      </w:r>
-      <w:r>
-        <w:rPr>
-          <w:lang w:val="id_ID" w:bidi="id_ID"/>
-        </w:rPr>
-        <w:t xml:space="preserve"> Yesus </w:t>
-      </w:r>
-      <w:r>
-        <w:rPr>
-          <w:b/>
-          <w:lang w:val="id_ID" w:bidi="id_ID"/>
-        </w:rPr>
-        <w:t>berjanji</w:t>
-      </w:r>
-      <w:r>
-        <w:rPr>
-          <w:lang w:val="id_ID" w:bidi="id_ID"/>
-        </w:rPr>
-        <w:t xml:space="preserve"> bahwa Ia akan datang kembali pada akhir zaman. Meskipun Ia belum datang kembali, Ia akan menepati </w:t>
-      </w:r>
-      <w:r>
-        <w:rPr>
-          <w:b/>
-          <w:lang w:val="id_ID" w:bidi="id_ID"/>
-        </w:rPr>
-        <w:t>janji</w:t>
-      </w:r>
-      <w:r>
-        <w:rPr>
-          <w:lang w:val="id_ID" w:bidi="id_ID"/>
-        </w:rPr>
-        <w:t>-Nya.</w:t>
-      </w:r>
-    </w:p>
-    <w:p>
-      <w:pPr>
-        <w:pStyle w:val="Heading3"/>
-      </w:pPr>
-      <w:r>
-        <w:rPr>
-          <w:lang w:val="id_ID" w:bidi="id_ID"/>
-        </w:rPr>
-        <w:t>Data Kata:</w:t>
-      </w:r>
-    </w:p>
-    <w:p>
-      <w:pPr>
-        <w:pStyle w:val="ListBullet"/>
-        <w:spacing w:line="240" w:lineRule="auto"/>
-        <w:ind w:left="720"/>
-      </w:pPr>
-      <w:r>
-        <w:rPr>
-          <w:lang w:val="id_ID" w:bidi="id_ID"/>
-        </w:rPr>
-      </w:r>
-      <w:r>
-        <w:rPr>
-          <w:lang w:val="id_ID" w:bidi="id_ID"/>
-        </w:rPr>
-        <w:t>Strong’s: H0559, H0562, H1696, H8569, G18430, G18600, G18610, G18620, G36700, G42790</w:t>
-      </w:r>
-      <w:r>
-        <w:rPr>
-          <w:lang w:val="id_ID" w:bidi="id_ID"/>
-        </w:rPr>
-      </w:r>
-      <w:r>
-        <w:rPr>
-          <w:lang w:val="id_ID" w:bidi="id_ID"/>
-        </w:rPr>
-      </w:r>
-    </w:p>
-    <w:p>
-      <w:pPr/>
-      <w:r>
-        <w:rPr>
-          <w:lang w:val="id_ID" w:bidi="id_ID"/>
-        </w:rPr>
-      </w:r>
-    </w:p>
-    <w:p>
-      <w:pPr>
-        <w:pStyle w:val="Heading2"/>
-      </w:pPr>
-      <w:r>
-        <w:rPr>
-          <w:lang w:val="id_ID" w:bidi="id_ID"/>
-        </w:rPr>
-        <w:t>Janji</w:t>
-      </w:r>
-      <w:r>
-        <w:rPr>
-          <w:lang w:val="id_ID" w:bidi="id_ID"/>
-        </w:rPr>
-      </w:r>
-    </w:p>
-    <w:p>
-      <w:pPr>
-        <w:pStyle w:val="Heading3"/>
-      </w:pPr>
-      <w:r>
-        <w:rPr>
-          <w:lang w:val="id_ID" w:bidi="id_ID"/>
-        </w:rPr>
-        <w:t>Pengertian:</w:t>
-      </w:r>
-    </w:p>
-    <w:p>
-      <w:pPr/>
-      <w:r>
-        <w:rPr>
-          <w:lang w:val="id_ID" w:bidi="id_ID"/>
-        </w:rPr>
-      </w:r>
-      <w:r>
-        <w:rPr>
-          <w:lang w:val="id_ID" w:bidi="id_ID"/>
-        </w:rPr>
-        <w:t>Istilah "janji" merujuk pada komitmen resmi dan serius untuk melakukan atau memberikan sesuatu.</w:t>
-      </w:r>
-    </w:p>
-    <w:p>
-      <w:pPr>
-        <w:pStyle w:val="ListBullet"/>
-        <w:spacing w:line="240" w:lineRule="auto"/>
-        <w:ind w:left="720"/>
-      </w:pPr>
-      <w:r>
-        <w:rPr>
-          <w:lang w:val="id_ID" w:bidi="id_ID"/>
-        </w:rPr>
-      </w:r>
-      <w:r>
-        <w:rPr>
-          <w:lang w:val="id_ID" w:bidi="id_ID"/>
-        </w:rPr>
-        <w:t>Dalam Perjanjian Lama, para pejabat Israel berjanji setia kepada Raja Daud.</w:t>
-      </w:r>
-    </w:p>
-    <w:p>
-      <w:pPr>
-        <w:pStyle w:val="ListBullet"/>
-        <w:spacing w:line="240" w:lineRule="auto"/>
-        <w:ind w:left="720"/>
-      </w:pPr>
-      <w:r>
-        <w:rPr>
-          <w:lang w:val="id_ID" w:bidi="id_ID"/>
-        </w:rPr>
-      </w:r>
-      <w:r>
-        <w:rPr>
-          <w:lang w:val="id_ID" w:bidi="id_ID"/>
-        </w:rPr>
-        <w:t>“Janji” atau perjanjian dapat diterjemahkan sebagai “berkomitmen secara resmi” atau “bersumpah dengan tegas.”</w:t>
-      </w:r>
-    </w:p>
-    <w:p>
-      <w:pPr>
-        <w:pStyle w:val="ListBullet"/>
-        <w:spacing w:line="240" w:lineRule="auto"/>
-        <w:ind w:left="720"/>
-      </w:pPr>
-      <w:r>
-        <w:rPr>
-          <w:lang w:val="id_ID" w:bidi="id_ID"/>
-        </w:rPr>
-      </w:r>
-      <w:r>
-        <w:rPr>
-          <w:lang w:val="id_ID" w:bidi="id_ID"/>
-        </w:rPr>
-        <w:t>Istilah "jaminan" juga dapat merujuk pada objek yang diberikan sebagai penjamin bahwa utang akan dibayar.</w:t>
-      </w:r>
-    </w:p>
-    <w:p>
-      <w:pPr>
-        <w:pStyle w:val="ListBullet"/>
-        <w:spacing w:line="240" w:lineRule="auto"/>
-        <w:ind w:left="720"/>
-      </w:pPr>
-      <w:r>
-        <w:rPr>
-          <w:lang w:val="id_ID" w:bidi="id_ID"/>
-        </w:rPr>
-      </w:r>
-      <w:r>
-        <w:rPr>
-          <w:lang w:val="id_ID" w:bidi="id_ID"/>
-        </w:rPr>
-        <w:t>Barang yang dijadikan jaminan akan dikembalikan kepada pemiliknya setelah janji dipenuhi.</w:t>
-      </w:r>
-    </w:p>
-    <w:p>
-      <w:pPr>
-        <w:pStyle w:val="ListBullet"/>
-        <w:spacing w:line="240" w:lineRule="auto"/>
-        <w:ind w:left="720"/>
-      </w:pPr>
-      <w:r>
-        <w:rPr>
-          <w:lang w:val="id_ID" w:bidi="id_ID"/>
-        </w:rPr>
-      </w:r>
-      <w:r>
-        <w:rPr>
-          <w:lang w:val="id_ID" w:bidi="id_ID"/>
-        </w:rPr>
-        <w:t>Cara menerjemahkan "sebuah janji" dapat mencakup "janji yang sungguh-sungguh," "komitmen formal," "jaminan," atau "kepastian formal," tergantung pada konteksnya.</w:t>
-      </w:r>
-    </w:p>
-    <w:p>
-      <w:pPr/>
-      <w:r>
-        <w:rPr>
-          <w:lang w:val="id_ID" w:bidi="id_ID"/>
-        </w:rPr>
-      </w:r>
-      <w:r>
-        <w:rPr>
-          <w:lang w:val="id_ID" w:bidi="id_ID"/>
-        </w:rPr>
-        <w:t xml:space="preserve">(Lihat juga: </w:t>
-      </w:r>
-      <w:r>
-        <w:rPr>
-          <w:lang w:val="id_ID" w:bidi="id_ID"/>
-        </w:rPr>
-        <w:t>janji</w:t>
-      </w:r>
-      <w:r>
-        <w:rPr>
-          <w:lang w:val="id_ID" w:bidi="id_ID"/>
-        </w:rPr>
-        <w:t xml:space="preserve">, </w:t>
-      </w:r>
-      <w:r>
-        <w:rPr>
-          <w:lang w:val="id_ID" w:bidi="id_ID"/>
-        </w:rPr>
-        <w:t>sumpah</w:t>
-      </w:r>
-      <w:r>
-        <w:rPr>
-          <w:lang w:val="id_ID" w:bidi="id_ID"/>
-        </w:rPr>
-        <w:t xml:space="preserve">, </w:t>
-      </w:r>
-      <w:r>
-        <w:rPr>
-          <w:lang w:val="id_ID" w:bidi="id_ID"/>
-        </w:rPr>
-        <w:t>nazar</w:t>
-      </w:r>
-      <w:r>
-        <w:rPr>
-          <w:lang w:val="id_ID" w:bidi="id_ID"/>
-        </w:rPr>
-        <w:t>)</w:t>
-      </w:r>
-    </w:p>
-    <w:p>
-      <w:pPr>
-        <w:pStyle w:val="Heading3"/>
-      </w:pPr>
-      <w:r>
-        <w:rPr>
-          <w:lang w:val="id_ID" w:bidi="id_ID"/>
-        </w:rPr>
-        <w:t>Referensi Alkitab:</w:t>
-      </w:r>
-    </w:p>
-    <w:p>
-      <w:pPr>
-        <w:pStyle w:val="ListBullet"/>
-        <w:spacing w:line="240" w:lineRule="auto"/>
-        <w:ind w:left="720"/>
-      </w:pPr>
-      <w:r>
-        <w:rPr>
-          <w:lang w:val="id_ID" w:bidi="id_ID"/>
-        </w:rPr>
-      </w:r>
-      <w:r>
-        <w:rPr>
-          <w:lang w:val="id_ID" w:bidi="id_ID"/>
-        </w:rPr>
-        <w:t>2 Korintus 5:4–5</w:t>
-      </w:r>
-    </w:p>
-    <w:p>
-      <w:pPr>
-        <w:pStyle w:val="ListBullet"/>
-        <w:spacing w:line="240" w:lineRule="auto"/>
-        <w:ind w:left="720"/>
-      </w:pPr>
-      <w:r>
-        <w:rPr>
-          <w:lang w:val="id_ID" w:bidi="id_ID"/>
-        </w:rPr>
-      </w:r>
-      <w:r>
-        <w:rPr>
-          <w:lang w:val="id_ID" w:bidi="id_ID"/>
-        </w:rPr>
-        <w:t>Keluaran 22:26</w:t>
-      </w:r>
-    </w:p>
-    <w:p>
-      <w:pPr>
-        <w:pStyle w:val="ListBullet"/>
-        <w:spacing w:line="240" w:lineRule="auto"/>
-        <w:ind w:left="720"/>
-      </w:pPr>
-      <w:r>
-        <w:rPr>
-          <w:lang w:val="id_ID" w:bidi="id_ID"/>
-        </w:rPr>
-      </w:r>
-      <w:r>
-        <w:rPr>
-          <w:lang w:val="id_ID" w:bidi="id_ID"/>
-        </w:rPr>
-        <w:t>Kejadian 38:17–18</w:t>
-      </w:r>
-    </w:p>
-    <w:p>
-      <w:pPr>
-        <w:pStyle w:val="ListBullet"/>
-        <w:spacing w:line="240" w:lineRule="auto"/>
-        <w:ind w:left="720"/>
-      </w:pPr>
-      <w:r>
-        <w:rPr>
-          <w:lang w:val="id_ID" w:bidi="id_ID"/>
-        </w:rPr>
-      </w:r>
-      <w:r>
-        <w:rPr>
-          <w:lang w:val="id_ID" w:bidi="id_ID"/>
-        </w:rPr>
-        <w:t>Nehemia 10:28–29</w:t>
-      </w:r>
-    </w:p>
-    <w:p>
-      <w:pPr>
-        <w:pStyle w:val="Heading3"/>
-      </w:pPr>
-      <w:r>
-        <w:rPr>
-          <w:lang w:val="id_ID" w:bidi="id_ID"/>
-        </w:rPr>
-        <w:t>Data Kata:</w:t>
-      </w:r>
-    </w:p>
-    <w:p>
-      <w:pPr>
-        <w:pStyle w:val="ListBullet"/>
-        <w:spacing w:line="240" w:lineRule="auto"/>
-        <w:ind w:left="720"/>
-      </w:pPr>
-      <w:r>
-        <w:rPr>
-          <w:lang w:val="id_ID" w:bidi="id_ID"/>
-        </w:rPr>
-      </w:r>
-      <w:r>
-        <w:rPr>
-          <w:lang w:val="id_ID" w:bidi="id_ID"/>
-        </w:rPr>
-        <w:t>Strong: H0781, H2254, H2258, H5667, H5671, H6148, H6161, H6162</w:t>
-      </w:r>
-      <w:r>
-        <w:rPr>
-          <w:lang w:val="id_ID" w:bidi="id_ID"/>
-        </w:rPr>
-      </w:r>
-      <w:r>
-        <w:rPr>
-          <w:lang w:val="id_ID" w:bidi="id_ID"/>
-        </w:rPr>
-      </w:r>
-    </w:p>
-    <w:p>
-      <w:pPr/>
-      <w:r>
-        <w:rPr>
-          <w:lang w:val="id_ID" w:bidi="id_ID"/>
-        </w:rPr>
-      </w:r>
-    </w:p>
-    <w:p>
-      <w:pPr>
-        <w:pStyle w:val="Heading2"/>
-      </w:pPr>
-      <w:r>
-        <w:rPr>
-          <w:lang w:val="id_ID" w:bidi="id_ID"/>
-        </w:rPr>
-        <w:t>Jarah</w:t>
-      </w:r>
-      <w:r>
-        <w:rPr>
-          <w:lang w:val="id_ID" w:bidi="id_ID"/>
-        </w:rPr>
-      </w:r>
-    </w:p>
-    <w:p>
-      <w:pPr>
-        <w:pStyle w:val="Heading3"/>
-      </w:pPr>
-      <w:r>
-        <w:rPr>
-          <w:lang w:val="id_ID" w:bidi="id_ID"/>
-        </w:rPr>
-        <w:t>Fakta:</w:t>
-      </w:r>
-    </w:p>
-    <w:p>
-      <w:pPr/>
-      <w:r>
-        <w:rPr>
-          <w:lang w:val="id_ID" w:bidi="id_ID"/>
-        </w:rPr>
-      </w:r>
-      <w:r>
-        <w:rPr>
-          <w:lang w:val="id_ID" w:bidi="id_ID"/>
-        </w:rPr>
-        <w:t>Istilah "rampasan" dan "jarahan," ketika digunakan sebagai kata benda, merujuk pada barang-barang yang diambil secara paksa dari seseorang atau tempat, biasanya selama masa perang. Kata kerja "menjarah" berarti mengambil barang dari seseorang atau tempat, biasanya dengan paksa dan selama masa perang.</w:t>
-      </w:r>
-    </w:p>
-    <w:p>
-      <w:pPr>
-        <w:pStyle w:val="ListBullet"/>
-        <w:spacing w:line="240" w:lineRule="auto"/>
-        <w:ind w:left="720"/>
-      </w:pPr>
-      <w:r>
-        <w:rPr>
-          <w:lang w:val="id_ID" w:bidi="id_ID"/>
-        </w:rPr>
-      </w:r>
-      <w:r>
-        <w:rPr>
-          <w:lang w:val="id_ID" w:bidi="id_ID"/>
-        </w:rPr>
-        <w:t>Ketika menerjemahkan kata kerja "rampasan" dalam konteks perang, sebaiknya Anda menggunakan kata yang berbeda dari "mencuri" karena "mencuri" biasanya menyiratkan tindakan yang salah atau berdosa, sedangkan "menjarah" dalam perang tidak selalu dianggap sebagai dosa.</w:t>
-      </w:r>
-    </w:p>
-    <w:p>
-      <w:pPr>
-        <w:pStyle w:val="ListBullet"/>
-        <w:spacing w:line="240" w:lineRule="auto"/>
-        <w:ind w:left="720"/>
-      </w:pPr>
-      <w:r>
-        <w:rPr>
-          <w:lang w:val="id_ID" w:bidi="id_ID"/>
-        </w:rPr>
-      </w:r>
-      <w:r>
-        <w:rPr>
-          <w:lang w:val="id_ID" w:bidi="id_ID"/>
-        </w:rPr>
-        <w:t>Anda dapat menerjemahkan kata kerja "rampasan" dengan kata seperti "menjarah" atau dengan frasa deskriptif "mengambil barang-barang dari."</w:t>
-      </w:r>
-    </w:p>
-    <w:p>
-      <w:pPr>
-        <w:pStyle w:val="ListBullet"/>
-        <w:spacing w:line="240" w:lineRule="auto"/>
-        <w:ind w:left="720"/>
-      </w:pPr>
-      <w:r>
-        <w:rPr>
-          <w:lang w:val="id_ID" w:bidi="id_ID"/>
-        </w:rPr>
-      </w:r>
-      <w:r>
-        <w:rPr>
-          <w:lang w:val="id_ID" w:bidi="id_ID"/>
-        </w:rPr>
-        <w:t>Anda dapat menerjemahkan istilah "jarahan" dengan frasa deskriptif seperti "barang rampasan" atau "benda hasil jarahan."</w:t>
-      </w:r>
-    </w:p>
-    <w:p>
-      <w:pPr>
-        <w:pStyle w:val="ListBullet"/>
-        <w:spacing w:line="240" w:lineRule="auto"/>
-        <w:ind w:left="720"/>
-      </w:pPr>
-      <w:r>
-        <w:rPr>
-          <w:lang w:val="id_ID" w:bidi="id_ID"/>
-        </w:rPr>
-      </w:r>
-      <w:r>
-        <w:rPr>
-          <w:lang w:val="id_ID" w:bidi="id_ID"/>
-        </w:rPr>
-        <w:t>Tergantung pada konteksnya, Anda dapat menerjemahkan istilah "rampasan" dengan frasa deskriptif seperti "barang yang diambil" atau dengan istilah lain seperti "rampasan" atau "harta rampasan."</w:t>
-      </w:r>
-    </w:p>
-    <w:p>
-      <w:pPr>
-        <w:pStyle w:val="ListBullet"/>
-        <w:spacing w:line="240" w:lineRule="auto"/>
-        <w:ind w:left="720"/>
-      </w:pPr>
-      <w:r>
-        <w:rPr>
-          <w:lang w:val="id_ID" w:bidi="id_ID"/>
-        </w:rPr>
-      </w:r>
-      <w:r>
-        <w:rPr>
-          <w:lang w:val="id_ID" w:bidi="id_ID"/>
-        </w:rPr>
-        <w:t>Bahasa Anda mungkin memiliki kata untuk benda-benda yang diambil secara paksa dan/atau selama masa perang.</w:t>
-      </w:r>
-    </w:p>
-    <w:p>
-      <w:pPr>
-        <w:pStyle w:val="Heading3"/>
-      </w:pPr>
-      <w:r>
-        <w:rPr>
-          <w:lang w:val="id_ID" w:bidi="id_ID"/>
-        </w:rPr>
-        <w:t>Referensi dari Alkitab:</w:t>
-      </w:r>
-    </w:p>
-    <w:p>
-      <w:pPr>
-        <w:pStyle w:val="Heading3"/>
-      </w:pPr>
-      <w:r>
-        <w:rPr>
-          <w:lang w:val="id_ID" w:bidi="id_ID"/>
-        </w:rPr>
-        <w:t>Data Kata:</w:t>
-      </w:r>
-    </w:p>
-    <w:p>
-      <w:pPr>
-        <w:pStyle w:val="ListBullet"/>
-        <w:spacing w:line="240" w:lineRule="auto"/>
-        <w:ind w:left="720"/>
-      </w:pPr>
-      <w:r>
-        <w:rPr>
-          <w:lang w:val="id_ID" w:bidi="id_ID"/>
-        </w:rPr>
-      </w:r>
-      <w:r>
-        <w:rPr>
-          <w:lang w:val="id_ID" w:bidi="id_ID"/>
-        </w:rPr>
-        <w:t>Strong:</w:t>
-      </w:r>
-      <w:r>
-        <w:rPr>
-          <w:lang w:val="id_ID" w:bidi="id_ID"/>
-        </w:rPr>
-      </w:r>
-      <w:r>
-        <w:rPr>
-          <w:lang w:val="id_ID" w:bidi="id_ID"/>
-        </w:rPr>
-      </w:r>
-    </w:p>
-    <w:p>
-      <w:pPr/>
-      <w:r>
-        <w:rPr>
-          <w:lang w:val="id_ID" w:bidi="id_ID"/>
-        </w:rPr>
-      </w:r>
-    </w:p>
-    <w:p>
-      <w:pPr>
-        <w:pStyle w:val="Heading2"/>
-      </w:pPr>
-      <w:r>
-        <w:rPr>
-          <w:lang w:val="id_ID" w:bidi="id_ID"/>
-        </w:rPr>
-        <w:t>Jefta</w:t>
-      </w:r>
-      <w:r>
-        <w:rPr>
-          <w:lang w:val="id_ID" w:bidi="id_ID"/>
-        </w:rPr>
-      </w:r>
-    </w:p>
-    <w:p>
-      <w:pPr>
-        <w:pStyle w:val="Heading3"/>
-      </w:pPr>
-      <w:r>
-        <w:rPr>
-          <w:lang w:val="id_ID" w:bidi="id_ID"/>
-        </w:rPr>
-        <w:t>Fakta-fakta</w:t>
-      </w:r>
-    </w:p>
-    <w:p>
-      <w:pPr/>
-      <w:r>
-        <w:rPr>
-          <w:lang w:val="id_ID" w:bidi="id_ID"/>
-        </w:rPr>
-      </w:r>
-      <w:r>
-        <w:rPr>
-          <w:lang w:val="id_ID" w:bidi="id_ID"/>
-        </w:rPr>
-        <w:t>Jefta adalah seorang pejuang dari Gilead yang menjabat sebagai hakim atas Israel.</w:t>
-      </w:r>
-    </w:p>
-    <w:p>
-      <w:pPr>
-        <w:pStyle w:val="ListBullet"/>
-        <w:spacing w:line="240" w:lineRule="auto"/>
-        <w:ind w:left="720"/>
-      </w:pPr>
-      <w:r>
-        <w:rPr>
-          <w:lang w:val="id_ID" w:bidi="id_ID"/>
-        </w:rPr>
-      </w:r>
-      <w:r>
-        <w:rPr>
-          <w:lang w:val="id_ID" w:bidi="id_ID"/>
-        </w:rPr>
-        <w:t>Dalam Ibrani 11:32, Yefta dipuji sebagai pemimpin penting yang menyelamatkan umatnya dari musuh.</w:t>
-      </w:r>
-    </w:p>
-    <w:p>
-      <w:pPr>
-        <w:pStyle w:val="ListBullet"/>
-        <w:spacing w:line="240" w:lineRule="auto"/>
-        <w:ind w:left="720"/>
-      </w:pPr>
-      <w:r>
-        <w:rPr>
-          <w:lang w:val="id_ID" w:bidi="id_ID"/>
-        </w:rPr>
-      </w:r>
-      <w:r>
-        <w:rPr>
-          <w:lang w:val="id_ID" w:bidi="id_ID"/>
-        </w:rPr>
-        <w:t>Dia menyelamatkan bangsa Israel dari bangsa Amon dan memimpin umatnya untuk mengalahkan bangsa Efraim.</w:t>
-      </w:r>
-    </w:p>
-    <w:p>
-      <w:pPr>
-        <w:pStyle w:val="ListBullet"/>
-        <w:spacing w:line="240" w:lineRule="auto"/>
-        <w:ind w:left="720"/>
-      </w:pPr>
-      <w:r>
-        <w:rPr>
-          <w:lang w:val="id_ID" w:bidi="id_ID"/>
-        </w:rPr>
-      </w:r>
-      <w:r>
-        <w:rPr>
-          <w:lang w:val="id_ID" w:bidi="id_ID"/>
-        </w:rPr>
-        <w:t>Namun Jefta membuat sumpah yang bodoh dan tergesa-gesa kepada Tuhan yang mengakibatkan putrinya dikorbankan.</w:t>
-      </w:r>
-    </w:p>
-    <w:p>
-      <w:pPr/>
-      <w:r>
-        <w:rPr>
-          <w:lang w:val="id_ID" w:bidi="id_ID"/>
-        </w:rPr>
-      </w:r>
-      <w:r>
-        <w:rPr>
-          <w:lang w:val="id_ID" w:bidi="id_ID"/>
-        </w:rPr>
-        <w:t>(Saran Penerjemahan: How to Translate Names)</w:t>
-      </w:r>
-    </w:p>
-    <w:p>
-      <w:pPr/>
-      <w:r>
-        <w:rPr>
-          <w:lang w:val="id_ID" w:bidi="id_ID"/>
-        </w:rPr>
-      </w:r>
-      <w:r>
-        <w:rPr>
-          <w:lang w:val="id_ID" w:bidi="id_ID"/>
-        </w:rPr>
-        <w:t xml:space="preserve">(Lihat juga: </w:t>
-      </w:r>
-      <w:r>
-        <w:rPr>
-          <w:lang w:val="id_ID" w:bidi="id_ID"/>
-        </w:rPr>
-        <w:t>Ammon</w:t>
-      </w:r>
-      <w:r>
-        <w:rPr>
-          <w:lang w:val="id_ID" w:bidi="id_ID"/>
-        </w:rPr>
-        <w:t xml:space="preserve">, </w:t>
-      </w:r>
-      <w:r>
-        <w:rPr>
-          <w:lang w:val="id_ID" w:bidi="id_ID"/>
-        </w:rPr>
-        <w:t>deliver</w:t>
-      </w:r>
-      <w:r>
-        <w:rPr>
-          <w:lang w:val="id_ID" w:bidi="id_ID"/>
-        </w:rPr>
-        <w:t xml:space="preserve">, </w:t>
-      </w:r>
-      <w:r>
-        <w:rPr>
-          <w:lang w:val="id_ID" w:bidi="id_ID"/>
-        </w:rPr>
-        <w:t>Ephraim</w:t>
-      </w:r>
-      <w:r>
-        <w:rPr>
-          <w:lang w:val="id_ID" w:bidi="id_ID"/>
-        </w:rPr>
-        <w:t xml:space="preserve">, </w:t>
-      </w:r>
-      <w:r>
-        <w:rPr>
-          <w:lang w:val="id_ID" w:bidi="id_ID"/>
-        </w:rPr>
         <w:t>judge</w:t>
       </w:r>
       <w:r>
         <w:rPr>
           <w:lang w:val="id_ID" w:bidi="id_ID"/>
         </w:rPr>
-        <w:t xml:space="preserve">, </w:t>
-      </w:r>
-      <w:r>
-        <w:rPr>
-          <w:lang w:val="id_ID" w:bidi="id_ID"/>
-        </w:rPr>
-        <w:t>vow</w:t>
-      </w:r>
-      <w:r>
-        <w:rPr>
-          <w:lang w:val="id_ID" w:bidi="id_ID"/>
-        </w:rPr>
-        <w:t>)</w:t>
+        <w:t>, vow)</w:t>
       </w:r>
     </w:p>
     <w:p>
